--- a/deutsch/lebenslauf.docx
+++ b/deutsch/lebenslauf.docx
@@ -7,40 +7,7 @@
         <w:pBdr/>
         <w:spacing/>
         <w:ind/>
-        <w:jc w:val="center"/>
-        <w:rPr>
-          <w:b/>
-          <w:bCs/>
-          <w:sz w:val="32"/>
-          <w:szCs w:val="32"/>
-        </w:rPr>
-      </w:pPr>
-      <w:r>
-        <w:rPr>
-          <w:b/>
-          <w:bCs/>
-          <w:sz w:val="32"/>
-          <w:szCs w:val="32"/>
-          <w:lang w:val="de-DE"/>
-        </w:rPr>
-        <w:t xml:space="preserve">LEBENSLAUF – DAVID KATRINKA</w:t>
-      </w:r>
-      <w:r>
-        <w:rPr>
-          <w:b/>
-          <w:bCs/>
-          <w:sz w:val="32"/>
-          <w:szCs w:val="32"/>
-          <w:highlight w:val="none"/>
-        </w:rPr>
-      </w:r>
-    </w:p>
-    <w:p>
-      <w:pPr>
-        <w:pBdr/>
-        <w:spacing/>
-        <w:ind/>
-        <w:jc w:val="center"/>
+        <w:jc w:val="left"/>
         <w:rPr>
           <w:b/>
           <w:bCs/>
@@ -66,7 +33,6 @@
           <w:szCs w:val="36"/>
           <w:lang w:val="de-DE"/>
         </w:rPr>
-        <w:t xml:space="preserve"> </w:t>
         <mc:AlternateContent>
           <mc:Choice Requires="wpg">
             <w:drawing>
@@ -76,7 +42,7 @@
                   <wp:posOffset>4469073</wp:posOffset>
                 </wp:positionH>
                 <wp:positionV relativeFrom="paragraph">
-                  <wp:posOffset>323850</wp:posOffset>
+                  <wp:posOffset>0</wp:posOffset>
                 </wp:positionV>
                 <wp:extent cx="1474527" cy="1474527"/>
                 <wp:effectExtent l="0" t="0" r="0" b="0"/>
@@ -97,9 +63,9 @@
                     <wp:lineTo x="2634" y="21498"/>
                     <wp:lineTo x="467" y="19825"/>
                     <wp:lineTo x="0" y="18000"/>
-                    <wp:lineTo x="101" y="2634"/>
-                    <wp:lineTo x="101" y="2634"/>
-                    <wp:lineTo x="1774" y="467"/>
+                    <wp:lineTo x="100" y="2634"/>
+                    <wp:lineTo x="100" y="2634"/>
+                    <wp:lineTo x="1773" y="467"/>
                     <wp:lineTo x="3599" y="0"/>
                   </wp:wrapPolygon>
                 </wp:wrapThrough>
@@ -153,7 +119,7 @@
                 <v:path o:extrusionok="f" gradientshapeok="t" o:connecttype="rect"/>
                 <o:lock v:ext="edit" aspectratio="t"/>
               </v:shapetype>
-              <v:shape id="_x0000_i0" o:spid="_x0000_s0" type="#_x0000_t75" style="position:absolute;z-index:3072;o:allowoverlap:true;o:allowincell:true;mso-position-horizontal-relative:text;margin-left:351.90pt;mso-position-horizontal:absolute;mso-position-vertical-relative:text;margin-top:25.50pt;mso-position-vertical:absolute;width:116.10pt;height:116.10pt;mso-wrap-distance-left:9.07pt;mso-wrap-distance-top:0.00pt;mso-wrap-distance-right:9.07pt;mso-wrap-distance-bottom:0.00pt;z-index:1;" wrapcoords="11782 0 21546 0 83333 0 91782 2162 91782 2162 99528 12194 99528 12194 100000 83333 97833 91782 87801 99528 83333 100000 16667 100000 12194 99528 2162 91782 0 83333 468 12194 468 12194 8213 2162 16662 0" stroked="false">
+              <v:shape id="_x0000_i0" o:spid="_x0000_s0" type="#_x0000_t75" style="position:absolute;z-index:3072;o:allowoverlap:true;o:allowincell:true;mso-position-horizontal-relative:text;margin-left:351.90pt;mso-position-horizontal:absolute;mso-position-vertical-relative:text;margin-top:0.00pt;mso-position-vertical:absolute;width:116.10pt;height:116.10pt;mso-wrap-distance-left:9.07pt;mso-wrap-distance-top:0.00pt;mso-wrap-distance-right:9.07pt;mso-wrap-distance-bottom:0.00pt;z-index:1;" wrapcoords="11782 0 21546 0 83333 0 91782 2162 91782 2162 99528 12194 99528 12194 100000 83333 97833 91782 87801 99528 83333 100000 16667 100000 12194 99528 2162 91782 0 83333 463 12194 463 12194 8208 2162 16662 0" stroked="false">
                 <w10:wrap type="through"/>
                 <v:imagedata r:id="rId11" o:title=""/>
                 <o:lock v:ext="edit" rotation="t"/>
@@ -162,72 +128,6 @@
           </mc:Fallback>
         </mc:AlternateContent>
       </w:r>
-      <w:r>
-        <w:rPr>
-          <w:b/>
-          <w:bCs/>
-          <w:sz w:val="36"/>
-          <w:szCs w:val="36"/>
-          <w:highlight w:val="none"/>
-          <w:lang w:val="de-DE"/>
-        </w:rPr>
-      </w:r>
-      <w:r/>
-      <w:r>
-        <w:rPr>
-          <w:b/>
-          <w:bCs/>
-          <w:sz w:val="36"/>
-          <w:szCs w:val="36"/>
-          <w:highlight w:val="none"/>
-          <w:lang w:val="de-DE" w:bidi="de-DE"/>
-        </w:rPr>
-      </w:r>
-      <w:r>
-        <w:rPr>
-          <w:b/>
-          <w:bCs/>
-          <w:sz w:val="36"/>
-          <w:szCs w:val="36"/>
-          <w:highlight w:val="none"/>
-          <w:lang w:val="de-DE" w:bidi="de-DE"/>
-        </w:rPr>
-      </w:r>
-      <w:r>
-        <w:rPr>
-          <w:b/>
-          <w:bCs/>
-          <w:sz w:val="36"/>
-          <w:szCs w:val="36"/>
-          <w:highlight w:val="none"/>
-          <w:lang w:val="de-DE"/>
-        </w:rPr>
-      </w:r>
-      <w:r>
-        <w:rPr>
-          <w:b/>
-          <w:bCs/>
-          <w:sz w:val="36"/>
-          <w:szCs w:val="36"/>
-          <w:highlight w:val="none"/>
-        </w:rPr>
-      </w:r>
-    </w:p>
-    <w:p>
-      <w:pPr>
-        <w:pBdr/>
-        <w:spacing/>
-        <w:ind/>
-        <w:jc w:val="left"/>
-        <w:rPr>
-          <w:b/>
-          <w:bCs/>
-          <w:sz w:val="28"/>
-          <w:szCs w:val="28"/>
-          <w:highlight w:val="none"/>
-          <w:lang w:val="de-DE"/>
-        </w:rPr>
-      </w:pPr>
       <w:r>
         <w:rPr>
           <w:b/>
@@ -243,8 +143,18 @@
         <w:rPr>
           <w:b/>
           <w:bCs/>
-          <w:sz w:val="28"/>
-          <w:szCs w:val="28"/>
+          <w:sz w:val="36"/>
+          <w:szCs w:val="36"/>
+          <w:highlight w:val="none"/>
+        </w:rPr>
+      </w:r>
+      <w:r>
+        <w:rPr>
+          <w:b/>
+          <w:bCs/>
+          <w:sz w:val="36"/>
+          <w:szCs w:val="36"/>
+          <w:highlight w:val="none"/>
         </w:rPr>
       </w:r>
     </w:p>
@@ -279,6 +189,16 @@
           <w:bCs w:val="0"/>
           <w:sz w:val="22"/>
           <w:szCs w:val="22"/>
+          <w:highlight w:val="none"/>
+        </w:rPr>
+      </w:r>
+      <w:r>
+        <w:rPr>
+          <w:b w:val="0"/>
+          <w:bCs w:val="0"/>
+          <w:sz w:val="22"/>
+          <w:szCs w:val="22"/>
+          <w:highlight w:val="none"/>
         </w:rPr>
       </w:r>
     </w:p>
@@ -342,16 +262,14 @@
         <w:rPr>
           <w:sz w:val="22"/>
           <w:szCs w:val="22"/>
+          <w:highlight w:val="none"/>
         </w:rPr>
       </w:r>
       <w:r>
         <w:rPr>
-          <w:b w:val="0"/>
-          <w:bCs w:val="0"/>
           <w:sz w:val="22"/>
           <w:szCs w:val="22"/>
           <w:highlight w:val="none"/>
-          <w:lang w:val="de-DE"/>
         </w:rPr>
       </w:r>
     </w:p>
@@ -378,12 +296,16 @@
       </w:r>
       <w:r>
         <w:rPr>
-          <w:b w:val="0"/>
-          <w:bCs w:val="0"/>
           <w:sz w:val="22"/>
           <w:szCs w:val="22"/>
           <w:highlight w:val="none"/>
-          <w:lang w:val="de-DE"/>
+        </w:rPr>
+      </w:r>
+      <w:r>
+        <w:rPr>
+          <w:sz w:val="22"/>
+          <w:szCs w:val="22"/>
+          <w:highlight w:val="none"/>
         </w:rPr>
       </w:r>
     </w:p>
@@ -406,12 +328,48 @@
           <w:highlight w:val="none"/>
           <w:lang w:val="de-DE" w:bidi="de-DE"/>
         </w:rPr>
-        <w:t xml:space="preserve">E-mail-adrese: </w:t>
+        <w:t xml:space="preserve">E-</w:t>
+      </w:r>
+      <w:r>
+        <w:rPr>
+          <w:sz w:val="22"/>
+          <w:szCs w:val="22"/>
+          <w:highlight w:val="none"/>
+          <w:lang w:val="en-US"/>
+        </w:rPr>
+        <w:t xml:space="preserve">M</w:t>
+      </w:r>
+      <w:r>
+        <w:rPr>
+          <w:sz w:val="22"/>
+          <w:szCs w:val="22"/>
+          <w:highlight w:val="none"/>
+          <w:lang w:val="de-DE" w:bidi="de-DE"/>
+        </w:rPr>
+        <w:t xml:space="preserve">ail-</w:t>
+      </w:r>
+      <w:r>
+        <w:rPr>
+          <w:sz w:val="22"/>
+          <w:szCs w:val="22"/>
+          <w:highlight w:val="none"/>
+          <w:lang w:val="en-US"/>
+        </w:rPr>
+        <w:t xml:space="preserve">A</w:t>
+      </w:r>
+      <w:r>
+        <w:rPr>
+          <w:sz w:val="22"/>
+          <w:szCs w:val="22"/>
+          <w:highlight w:val="none"/>
+          <w:lang w:val="de-DE" w:bidi="de-DE"/>
+        </w:rPr>
+        <w:t xml:space="preserve">drese: </w:t>
       </w:r>
       <w:hyperlink r:id="rId12" w:tooltip="http://davidkatrinka1995@gmail.com" w:history="1">
         <w:r>
           <w:rPr>
-            <w:rStyle w:val="187"/>
+            <w:rStyle w:val="910"/>
             <w:sz w:val="22"/>
             <w:szCs w:val="22"/>
             <w:highlight w:val="none"/>
@@ -421,7 +379,7 @@
         </w:r>
         <w:r>
           <w:rPr>
-            <w:rStyle w:val="187"/>
+            <w:rStyle w:val="910"/>
             <w:b w:val="0"/>
             <w:bCs w:val="0"/>
             <w:sz w:val="22"/>
@@ -435,16 +393,14 @@
         <w:rPr>
           <w:sz w:val="22"/>
           <w:szCs w:val="22"/>
+          <w:highlight w:val="none"/>
         </w:rPr>
       </w:r>
       <w:r>
         <w:rPr>
-          <w:b w:val="0"/>
-          <w:bCs w:val="0"/>
           <w:sz w:val="22"/>
           <w:szCs w:val="22"/>
           <w:highlight w:val="none"/>
-          <w:lang w:val="de-DE"/>
         </w:rPr>
       </w:r>
     </w:p>
@@ -467,16 +423,38 @@
           <w:highlight w:val="none"/>
           <w:lang w:val="de-DE" w:bidi="de-DE"/>
         </w:rPr>
-        <w:t xml:space="preserve">Geburtsdatum: 24.10.2004</w:t>
+        <w:t xml:space="preserve">Geburtsdatum: 24.10.</w:t>
       </w:r>
       <w:r>
         <w:rPr>
-          <w:b w:val="0"/>
-          <w:bCs w:val="0"/>
           <w:sz w:val="22"/>
           <w:szCs w:val="22"/>
           <w:highlight w:val="none"/>
-          <w:lang w:val="de-DE"/>
+          <w:lang w:val="en-US"/>
+        </w:rPr>
+        <w:t xml:space="preserve"> </w:t>
+      </w:r>
+      <w:r>
+        <w:rPr>
+          <w:sz w:val="22"/>
+          <w:szCs w:val="22"/>
+          <w:highlight w:val="none"/>
+          <w:lang w:val="de-DE" w:bidi="de-DE"/>
+        </w:rPr>
+        <w:t xml:space="preserve">2004</w:t>
+      </w:r>
+      <w:r>
+        <w:rPr>
+          <w:sz w:val="22"/>
+          <w:szCs w:val="22"/>
+          <w:highlight w:val="none"/>
+        </w:rPr>
+      </w:r>
+      <w:r>
+        <w:rPr>
+          <w:sz w:val="22"/>
+          <w:szCs w:val="22"/>
+          <w:highlight w:val="none"/>
         </w:rPr>
       </w:r>
     </w:p>
@@ -503,12 +481,24 @@
       </w:r>
       <w:r>
         <w:rPr>
-          <w:b w:val="0"/>
-          <w:bCs w:val="0"/>
           <w:sz w:val="22"/>
           <w:szCs w:val="22"/>
           <w:highlight w:val="none"/>
-          <w:lang w:val="de-DE"/>
+        </w:rPr>
+        <w:t xml:space="preserve">, Serbien</w:t>
+      </w:r>
+      <w:r>
+        <w:rPr>
+          <w:sz w:val="22"/>
+          <w:szCs w:val="22"/>
+          <w:highlight w:val="none"/>
+        </w:rPr>
+      </w:r>
+      <w:r>
+        <w:rPr>
+          <w:sz w:val="22"/>
+          <w:szCs w:val="22"/>
+          <w:highlight w:val="none"/>
         </w:rPr>
       </w:r>
     </w:p>
@@ -548,6 +538,16 @@
           <w:lang w:val="de-DE"/>
         </w:rPr>
       </w:r>
+      <w:r>
+        <w:rPr>
+          <w:b/>
+          <w:bCs/>
+          <w:sz w:val="28"/>
+          <w:szCs w:val="28"/>
+          <w:highlight w:val="none"/>
+          <w:lang w:val="de-DE"/>
+        </w:rPr>
+      </w:r>
     </w:p>
     <w:p>
       <w:pPr>
@@ -582,16 +582,57 @@
           <w:highlight w:val="none"/>
           <w:lang w:val="de-DE"/>
         </w:rPr>
-        <w:t xml:space="preserve">09/2011 - 06/2019: Grundschule Matija Gubec</w:t>
+        <w:t xml:space="preserve">09/2011 - 06/2019: </w:t>
       </w:r>
       <w:r>
         <w:rPr>
-          <w:b/>
-          <w:bCs/>
+          <w:b w:val="0"/>
+          <w:bCs w:val="0"/>
           <w:sz w:val="22"/>
           <w:szCs w:val="22"/>
           <w:highlight w:val="none"/>
           <w:lang w:val="de-DE"/>
+        </w:rPr>
+        <w:t xml:space="preserve">Matija Gubec-Grundschule,</w:t>
+      </w:r>
+      <w:r>
+        <w:rPr>
+          <w:b w:val="0"/>
+          <w:bCs w:val="0"/>
+          <w:sz w:val="22"/>
+          <w:szCs w:val="22"/>
+          <w:highlight w:val="none"/>
+          <w:lang w:val="en-US"/>
+        </w:rPr>
+        <w:t xml:space="preserve"> Donji</w:t>
+      </w:r>
+      <w:r>
+        <w:rPr>
+          <w:b w:val="0"/>
+          <w:bCs w:val="0"/>
+          <w:sz w:val="22"/>
+          <w:szCs w:val="22"/>
+          <w:highlight w:val="none"/>
+          <w:lang w:val="de-DE"/>
+        </w:rPr>
+        <w:t xml:space="preserve"> Tavankut, Serbien</w:t>
+      </w:r>
+      <w:r>
+        <w:rPr>
+          <w:b w:val="0"/>
+          <w:bCs w:val="0"/>
+          <w:sz w:val="22"/>
+          <w:szCs w:val="22"/>
+          <w:highlight w:val="none"/>
+        </w:rPr>
+      </w:r>
+      <w:r>
+        <w:rPr>
+          <w:b w:val="0"/>
+          <w:bCs w:val="0"/>
+          <w:sz w:val="22"/>
+          <w:szCs w:val="22"/>
+          <w:highlight w:val="none"/>
         </w:rPr>
       </w:r>
     </w:p>
@@ -629,7 +670,7 @@
           <w:highlight w:val="none"/>
           <w:lang w:val="de-DE"/>
         </w:rPr>
-        <w:t xml:space="preserve">Gymnasium Svetozar Markovi</w:t>
+        <w:t xml:space="preserve">Svetozar Markovi</w:t>
       </w:r>
       <w:r>
         <w:rPr>
@@ -644,12 +685,31 @@
       </w:r>
       <w:r>
         <w:rPr>
-          <w:b/>
-          <w:bCs/>
+          <w:b w:val="0"/>
+          <w:bCs w:val="0"/>
           <w:sz w:val="22"/>
           <w:szCs w:val="22"/>
           <w:highlight w:val="none"/>
           <w:lang w:val="de-DE"/>
+        </w:rPr>
+        <w:t xml:space="preserve">-Gymnasium, Subotica, Serbien</w:t>
+      </w:r>
+      <w:r>
+        <w:rPr>
+          <w:b w:val="0"/>
+          <w:bCs w:val="0"/>
+          <w:sz w:val="22"/>
+          <w:szCs w:val="22"/>
+          <w:highlight w:val="none"/>
+        </w:rPr>
+      </w:r>
+      <w:r>
+        <w:rPr>
+          <w:b w:val="0"/>
+          <w:bCs w:val="0"/>
+          <w:sz w:val="22"/>
+          <w:szCs w:val="22"/>
+          <w:highlight w:val="none"/>
         </w:rPr>
       </w:r>
     </w:p>
@@ -698,12 +758,30 @@
       </w:r>
       <w:r>
         <w:rPr>
-          <w:b/>
-          <w:bCs/>
+          <w:b w:val="0"/>
+          <w:bCs w:val="0"/>
           <w:sz w:val="22"/>
           <w:szCs w:val="22"/>
           <w:highlight w:val="none"/>
-          <w:lang w:val="de-DE"/>
+        </w:rPr>
+        <w:t xml:space="preserve">, Serbien</w:t>
+      </w:r>
+      <w:r>
+        <w:rPr>
+          <w:b w:val="0"/>
+          <w:bCs w:val="0"/>
+          <w:sz w:val="22"/>
+          <w:szCs w:val="22"/>
+          <w:highlight w:val="none"/>
+        </w:rPr>
+      </w:r>
+      <w:r>
+        <w:rPr>
+          <w:b w:val="0"/>
+          <w:bCs w:val="0"/>
+          <w:sz w:val="22"/>
+          <w:szCs w:val="22"/>
+          <w:highlight w:val="none"/>
         </w:rPr>
       </w:r>
     </w:p>
@@ -730,7 +808,28 @@
           <w:highlight w:val="none"/>
           <w:lang w:val="de-DE" w:bidi="de-DE"/>
         </w:rPr>
-        <w:t xml:space="preserve">Abschluss:  </w:t>
+      </w:r>
+      <w:r>
+        <w:rPr>
+          <w:b w:val="0"/>
+          <w:bCs w:val="0"/>
+          <w:sz w:val="22"/>
+          <w:szCs w:val="22"/>
+          <w:highlight w:val="none"/>
+          <w:lang w:val="de-DE" w:bidi="de-DE"/>
+        </w:rPr>
+        <w:t xml:space="preserve">B.Eng. - Abschluss</w:t>
+      </w:r>
+      <w:r>
+        <w:rPr>
+          <w:b w:val="0"/>
+          <w:bCs w:val="0"/>
+          <w:sz w:val="22"/>
+          <w:szCs w:val="22"/>
+          <w:highlight w:val="none"/>
+          <w:lang w:val="de-DE" w:bidi="de-DE"/>
+        </w:rPr>
+        <w:t xml:space="preserve">:  </w:t>
       </w:r>
       <w:r>
         <w:rPr>
@@ -745,8 +844,20 @@
       </w:r>
       <w:r>
         <w:rPr>
+          <w:b/>
+          <w:bCs/>
           <w:sz w:val="22"/>
           <w:szCs w:val="22"/>
+          <w:highlight w:val="none"/>
+        </w:rPr>
+      </w:r>
+      <w:r>
+        <w:rPr>
+          <w:b/>
+          <w:bCs/>
+          <w:sz w:val="22"/>
+          <w:szCs w:val="22"/>
+          <w:highlight w:val="none"/>
         </w:rPr>
       </w:r>
     </w:p>
@@ -776,6 +887,16 @@
         </w:rPr>
         <w:t xml:space="preserve">PRAKTISCHE ERFAHRUNGEN
 </w:t>
+      </w:r>
+      <w:r>
+        <w:rPr>
+          <w:b/>
+          <w:bCs/>
+          <w:sz w:val="28"/>
+          <w:szCs w:val="28"/>
+          <w:highlight w:val="none"/>
+          <w:lang w:val="de-DE"/>
+        </w:rPr>
       </w:r>
       <w:r>
         <w:rPr>
@@ -831,17 +952,13 @@
           <w:sz w:val="22"/>
           <w:szCs w:val="22"/>
           <w:highlight w:val="none"/>
-          <w:lang w:val="de-DE" w:bidi="de-DE"/>
         </w:rPr>
       </w:r>
       <w:r>
         <w:rPr>
-          <w:b w:val="0"/>
-          <w:bCs w:val="0"/>
           <w:sz w:val="22"/>
           <w:szCs w:val="22"/>
           <w:highlight w:val="none"/>
-          <w:lang w:val="de-DE"/>
         </w:rPr>
       </w:r>
     </w:p>
@@ -881,6 +998,16 @@
           <w:lang w:val="de-DE"/>
         </w:rPr>
       </w:r>
+      <w:r>
+        <w:rPr>
+          <w:b/>
+          <w:bCs/>
+          <w:sz w:val="28"/>
+          <w:szCs w:val="28"/>
+          <w:highlight w:val="none"/>
+          <w:lang w:val="de-DE"/>
+        </w:rPr>
+      </w:r>
     </w:p>
     <w:p>
       <w:pPr>
@@ -914,13 +1041,21 @@
           <w:sz w:val="22"/>
           <w:szCs w:val="22"/>
           <w:highlight w:val="none"/>
-          <w:lang w:val="de-DE" w:bidi="de-DE"/>
+        </w:rPr>
+      </w:r>
+      <w:r>
+        <w:rPr>
+          <w:b w:val="0"/>
+          <w:bCs w:val="0"/>
+          <w:sz w:val="22"/>
+          <w:szCs w:val="22"/>
+          <w:highlight w:val="none"/>
         </w:rPr>
       </w:r>
     </w:p>
     <w:p>
       <w:pPr>
-        <w:pStyle w:val="668"/>
+        <w:pStyle w:val="928"/>
         <w:numPr>
           <w:ilvl w:val="0"/>
           <w:numId w:val="2"/>
@@ -950,18 +1085,20 @@
       </w:r>
       <w:r>
         <w:rPr>
-          <w:b/>
-          <w:bCs/>
+          <w:b w:val="0"/>
+          <w:bCs w:val="0"/>
           <w:sz w:val="22"/>
           <w:szCs w:val="22"/>
           <w:highlight w:val="none"/>
-          <w:lang w:val="de-DE"/>
         </w:rPr>
       </w:r>
       <w:r>
         <w:rPr>
+          <w:b w:val="0"/>
+          <w:bCs w:val="0"/>
           <w:sz w:val="22"/>
           <w:szCs w:val="22"/>
+          <w:highlight w:val="none"/>
         </w:rPr>
       </w:r>
     </w:p>
@@ -997,23 +1134,21 @@
           <w:sz w:val="22"/>
           <w:szCs w:val="22"/>
           <w:highlight w:val="none"/>
-          <w:lang w:val="de-DE" w:bidi="de-DE"/>
         </w:rPr>
       </w:r>
       <w:r>
         <w:rPr>
-          <w:b/>
-          <w:bCs/>
+          <w:b w:val="0"/>
+          <w:bCs w:val="0"/>
           <w:sz w:val="22"/>
           <w:szCs w:val="22"/>
           <w:highlight w:val="none"/>
-          <w:lang w:val="de-DE"/>
         </w:rPr>
       </w:r>
     </w:p>
     <w:p>
       <w:pPr>
-        <w:pStyle w:val="668"/>
+        <w:pStyle w:val="928"/>
         <w:numPr>
           <w:ilvl w:val="0"/>
           <w:numId w:val="1"/>
@@ -1044,10 +1179,16 @@
           <w:szCs w:val="22"/>
         </w:rPr>
       </w:r>
+      <w:r>
+        <w:rPr>
+          <w:sz w:val="22"/>
+          <w:szCs w:val="22"/>
+        </w:rPr>
+      </w:r>
     </w:p>
     <w:p>
       <w:pPr>
-        <w:pStyle w:val="668"/>
+        <w:pStyle w:val="928"/>
         <w:numPr>
           <w:ilvl w:val="0"/>
           <w:numId w:val="1"/>
@@ -1078,10 +1219,16 @@
           <w:szCs w:val="22"/>
         </w:rPr>
       </w:r>
+      <w:r>
+        <w:rPr>
+          <w:sz w:val="22"/>
+          <w:szCs w:val="22"/>
+        </w:rPr>
+      </w:r>
     </w:p>
     <w:p>
       <w:pPr>
-        <w:pStyle w:val="668"/>
+        <w:pStyle w:val="928"/>
         <w:numPr>
           <w:ilvl w:val="0"/>
           <w:numId w:val="1"/>
@@ -1108,20 +1255,53 @@
       </w:r>
       <w:r>
         <w:rPr>
-          <w:b w:val="0"/>
-          <w:bCs w:val="0"/>
           <w:sz w:val="22"/>
           <w:szCs w:val="22"/>
-          <w:highlight w:val="none"/>
-          <w:lang w:val="de-DE" w:bidi="de-DE"/>
         </w:rPr>
       </w:r>
       <w:r>
         <w:rPr>
-          <w:rFonts w:ascii="Times New Roman" w:hAnsi="Times New Roman" w:eastAsia="Times New Roman" w:cs="Times New Roman"/>
           <w:sz w:val="22"/>
           <w:szCs w:val="22"/>
         </w:rPr>
+      </w:r>
+    </w:p>
+    <w:p>
+      <w:pPr>
+        <w:pBdr/>
+        <w:spacing/>
+        <w:ind/>
+        <w:jc w:val="left"/>
+        <w:rPr>
+          <w:b/>
+          <w:bCs/>
+          <w:sz w:val="28"/>
+          <w:szCs w:val="28"/>
+          <w:highlight w:val="none"/>
+          <w:lang w:val="de-DE"/>
+        </w:rPr>
+      </w:pPr>
+      <w:r>
+        <w:rPr>
+          <w:b/>
+          <w:bCs/>
+          <w:sz w:val="28"/>
+          <w:szCs w:val="28"/>
+          <w:highlight w:val="none"/>
+          <w:lang w:val="de-DE"/>
+        </w:rPr>
+        <w:t xml:space="preserve">INTERESSEN</w:t>
+      </w:r>
+      <w:r>
+        <w:rPr>
+          <w:b/>
+          <w:bCs/>
+          <w:sz w:val="28"/>
+          <w:szCs w:val="28"/>
+          <w:highlight w:val="none"/>
+          <w:lang w:val="en-US"/>
+        </w:rPr>
+        <w:t xml:space="preserve"> UND</w:t>
       </w:r>
       <w:r>
         <w:rPr>
@@ -1132,31 +1312,8 @@
           <w:highlight w:val="none"/>
           <w:lang w:val="de-DE"/>
         </w:rPr>
+        <w:t xml:space="preserve"> HOBBYS</w:t>
       </w:r>
-      <w:r/>
-      <w:r>
-        <w:rPr>
-          <w:rFonts w:ascii="Times New Roman" w:hAnsi="Times New Roman" w:eastAsia="Times New Roman" w:cs="Times New Roman"/>
-          <w:sz w:val="22"/>
-          <w:szCs w:val="22"/>
-        </w:rPr>
-      </w:r>
-    </w:p>
-    <w:p>
-      <w:pPr>
-        <w:pBdr/>
-        <w:spacing/>
-        <w:ind/>
-        <w:jc w:val="left"/>
-        <w:rPr>
-          <w:b/>
-          <w:bCs/>
-          <w:sz w:val="28"/>
-          <w:szCs w:val="28"/>
-          <w:highlight w:val="none"/>
-          <w:lang w:val="de-DE"/>
-        </w:rPr>
-      </w:pPr>
       <w:r>
         <w:rPr>
           <w:b/>
@@ -1166,7 +1323,6 @@
           <w:highlight w:val="none"/>
           <w:lang w:val="de-DE"/>
         </w:rPr>
-        <w:t xml:space="preserve">INTERESSEN, HOBBYS UND SONSTIGES</w:t>
       </w:r>
       <w:r>
         <w:rPr>
@@ -1202,24 +1358,6 @@
           <w:highlight w:val="none"/>
           <w:lang w:val="de-DE"/>
         </w:rPr>
-      </w:r>
-      <w:r>
-        <w:rPr>
-          <w:sz w:val="22"/>
-          <w:szCs w:val="22"/>
-        </w:rPr>
-        <w:t xml:space="preserve">Hobbys</w:t>
-      </w:r>
-      <w:r>
-        <w:rPr>
-          <w:b w:val="0"/>
-          <w:bCs w:val="0"/>
-          <w:sz w:val="22"/>
-          <w:szCs w:val="22"/>
-          <w:highlight w:val="none"/>
-          <w:lang w:val="de-DE"/>
-        </w:rPr>
-        <w:t xml:space="preserve">: </w:t>
       </w:r>
       <w:r>
         <w:rPr>
@@ -1239,7 +1377,6 @@
           <w:sz w:val="22"/>
           <w:szCs w:val="22"/>
           <w:highlight w:val="none"/>
-          <w:lang w:val="de-DE"/>
         </w:rPr>
       </w:r>
       <w:r>
@@ -1263,6 +1400,49 @@
         <w:spacing/>
         <w:ind w:right="0" w:firstLine="0" w:left="0"/>
         <w:rPr>
+          <w:b/>
+          <w:bCs/>
+          <w:sz w:val="28"/>
+          <w:szCs w:val="28"/>
+        </w:rPr>
+      </w:pPr>
+      <w:r>
+        <w:rPr>
+          <w:b/>
+          <w:bCs/>
+          <w:sz w:val="28"/>
+          <w:szCs w:val="28"/>
+        </w:rPr>
+        <w:t xml:space="preserve">SONSTIGES </w:t>
+      </w:r>
+      <w:r>
+        <w:rPr>
+          <w:b/>
+          <w:bCs/>
+          <w:sz w:val="28"/>
+          <w:szCs w:val="28"/>
+        </w:rPr>
+      </w:r>
+      <w:r>
+        <w:rPr>
+          <w:b/>
+          <w:bCs/>
+          <w:sz w:val="28"/>
+          <w:szCs w:val="28"/>
+        </w:rPr>
+      </w:r>
+    </w:p>
+    <w:p>
+      <w:pPr>
+        <w:pBdr>
+          <w:top w:val="none" w:color="000000" w:sz="4" w:space="0"/>
+          <w:left w:val="none" w:color="000000" w:sz="4" w:space="0"/>
+          <w:bottom w:val="none" w:color="000000" w:sz="4" w:space="0"/>
+          <w:right w:val="none" w:color="000000" w:sz="4" w:space="0"/>
+        </w:pBdr>
+        <w:spacing/>
+        <w:ind w:right="0" w:firstLine="0" w:left="0"/>
+        <w:rPr>
           <w:sz w:val="22"/>
           <w:szCs w:val="22"/>
         </w:rPr>
@@ -1272,7 +1452,28 @@
           <w:sz w:val="22"/>
           <w:szCs w:val="22"/>
         </w:rPr>
-        <w:t xml:space="preserve">Sonstiges: </w:t>
+      </w:r>
+      <w:r>
+        <w:rPr>
+          <w:sz w:val="22"/>
+          <w:szCs w:val="22"/>
+        </w:rPr>
+        <w:t xml:space="preserve">Fähigkeiten</w:t>
+      </w:r>
+      <w:r>
+        <w:rPr>
+          <w:sz w:val="22"/>
+          <w:szCs w:val="22"/>
+        </w:rPr>
+        <w:t xml:space="preserve">: </w:t>
+      </w:r>
+      <w:r>
+        <w:rPr>
+          <w:sz w:val="22"/>
+          <w:szCs w:val="22"/>
+          <w:lang w:val="en-US"/>
+        </w:rPr>
+        <w:t xml:space="preserve">d</w:t>
       </w:r>
       <w:r>
         <w:rPr>
@@ -1280,7 +1481,7 @@
           <w:szCs w:val="22"/>
           <w:lang w:val="de-DE"/>
         </w:rPr>
-        <w:t xml:space="preserve">durchsetzungsfähig</w:t>
+        <w:t xml:space="preserve">urchsetzungsfähig</w:t>
       </w:r>
       <w:r>
         <w:rPr>
@@ -1305,25 +1506,6 @@
       </w:r>
       <w:r>
         <w:rPr>
-          <w:highlight w:val="none"/>
-          <w:lang w:val="de-DE" w:bidi="de-DE"/>
-        </w:rPr>
-      </w:r>
-      <w:r>
-        <w:rPr>
-          <w:highlight w:val="none"/>
-          <w:lang w:val="de-DE" w:bidi="de-DE"/>
-        </w:rPr>
-      </w:r>
-      <w:r>
-        <w:rPr>
-          <w:highlight w:val="none"/>
-          <w:lang w:val="de-DE" w:bidi="de-DE"/>
-        </w:rPr>
-      </w:r>
-      <w:r>
-        <w:rPr>
-          <w:rFonts w:ascii="Times New Roman" w:hAnsi="Times New Roman" w:eastAsia="Times New Roman" w:cs="Times New Roman"/>
           <w:sz w:val="22"/>
           <w:szCs w:val="22"/>
         </w:rPr>
@@ -1353,7 +1535,6 @@
         <w:ind/>
         <w:rPr/>
       </w:pPr>
-      <w:r/>
       <w:r>
         <w:separator/>
       </w:r>
@@ -1368,7 +1549,6 @@
         <w:ind/>
         <w:rPr/>
       </w:pPr>
-      <w:r/>
       <w:r>
         <w:continuationSeparator/>
       </w:r>
@@ -1382,7 +1562,7 @@
 <w:ftr xmlns:wpc="http://schemas.microsoft.com/office/word/2010/wordprocessingCanvas" xmlns:mc="http://schemas.openxmlformats.org/markup-compatibility/2006" xmlns:o="urn:schemas-microsoft-com:office:office" xmlns:r="http://schemas.openxmlformats.org/officeDocument/2006/relationships" xmlns:m="http://schemas.openxmlformats.org/officeDocument/2006/math" xmlns:v="urn:schemas-microsoft-com:vml" xmlns:wp14="http://schemas.microsoft.com/office/word/2010/wordprocessingDrawing" xmlns:wp="http://schemas.openxmlformats.org/drawingml/2006/wordprocessingDrawing" xmlns:w10="urn:schemas-microsoft-com:office:word" xmlns:w="http://schemas.openxmlformats.org/wordprocessingml/2006/main" xmlns:w14="http://schemas.microsoft.com/office/word/2010/wordml" xmlns:w15="http://schemas.microsoft.com/office/word/2012/wordml" xmlns:wpg="http://schemas.microsoft.com/office/word/2010/wordprocessingGroup" xmlns:wpi="http://schemas.microsoft.com/office/word/2010/wordprocessingInk" xmlns:wne="http://schemas.microsoft.com/office/word/2006/wordml" xmlns:a="http://schemas.openxmlformats.org/drawingml/2006/main" xmlns:wps="http://schemas.microsoft.com/office/word/2010/wordprocessingShape" mc:Ignorable="w14 w15 wp14">
   <w:p>
     <w:pPr>
-      <w:pStyle w:val="178"/>
+      <w:pStyle w:val="901"/>
       <w:pBdr/>
       <w:spacing/>
       <w:ind/>
@@ -1397,11 +1577,22 @@
       </w:rPr>
       <w:t xml:space="preserve">Subotica, 21. 3. 2026</w:t>
     </w:r>
-    <w:r/>
+    <w:r>
+      <w:rPr>
+        <w:highlight w:val="none"/>
+        <w:lang w:val="de-DE"/>
+      </w:rPr>
+    </w:r>
+    <w:r>
+      <w:rPr>
+        <w:highlight w:val="none"/>
+        <w:lang w:val="de-DE"/>
+      </w:rPr>
+    </w:r>
   </w:p>
   <w:p>
     <w:pPr>
-      <w:pStyle w:val="178"/>
+      <w:pStyle w:val="901"/>
       <w:pBdr/>
       <w:spacing/>
       <w:ind/>
@@ -1416,19 +1607,6 @@
         <w:lang w:val="de-DE"/>
       </w:rPr>
       <w:t xml:space="preserve">David Katrinka</w:t>
-    </w:r>
-    <w:r/>
-    <w:r>
-      <w:rPr>
-        <w:highlight w:val="none"/>
-        <w:lang w:val="de-DE"/>
-      </w:rPr>
-    </w:r>
-    <w:r>
-      <w:rPr>
-        <w:highlight w:val="none"/>
-        <w:lang w:val="de-DE"/>
-      </w:rPr>
     </w:r>
     <w:r>
       <w:rPr>
@@ -1456,7 +1634,6 @@
         <w:ind/>
         <w:rPr/>
       </w:pPr>
-      <w:r/>
       <w:r>
         <w:separator/>
       </w:r>
@@ -1471,7 +1648,6 @@
         <w:ind/>
         <w:rPr/>
       </w:pPr>
-      <w:r/>
       <w:r>
         <w:continuationSeparator/>
       </w:r>
@@ -1485,8 +1661,56 @@
 <w:hdr xmlns:wpc="http://schemas.microsoft.com/office/word/2010/wordprocessingCanvas" xmlns:mc="http://schemas.openxmlformats.org/markup-compatibility/2006" xmlns:o="urn:schemas-microsoft-com:office:office" xmlns:r="http://schemas.openxmlformats.org/officeDocument/2006/relationships" xmlns:m="http://schemas.openxmlformats.org/officeDocument/2006/math" xmlns:v="urn:schemas-microsoft-com:vml" xmlns:wp14="http://schemas.microsoft.com/office/word/2010/wordprocessingDrawing" xmlns:wp="http://schemas.openxmlformats.org/drawingml/2006/wordprocessingDrawing" xmlns:w10="urn:schemas-microsoft-com:office:word" xmlns:w="http://schemas.openxmlformats.org/wordprocessingml/2006/main" xmlns:w14="http://schemas.microsoft.com/office/word/2010/wordml" xmlns:w15="http://schemas.microsoft.com/office/word/2012/wordml" xmlns:wpg="http://schemas.microsoft.com/office/word/2010/wordprocessingGroup" xmlns:wpi="http://schemas.microsoft.com/office/word/2010/wordprocessingInk" xmlns:wne="http://schemas.microsoft.com/office/word/2006/wordml" xmlns:a="http://schemas.openxmlformats.org/drawingml/2006/main" xmlns:wps="http://schemas.microsoft.com/office/word/2010/wordprocessingShape" mc:Ignorable="w14 w15 wp14">
   <w:p>
     <w:pPr>
-      <w:pStyle w:val="176"/>
       <w:pBdr/>
+      <w:spacing/>
+      <w:ind/>
+      <w:jc w:val="center"/>
+      <w:rPr>
+        <w:b/>
+        <w:bCs/>
+        <w:sz w:val="32"/>
+        <w:szCs w:val="32"/>
+      </w:rPr>
+    </w:pPr>
+    <w:r>
+      <w:tab/>
+    </w:r>
+    <w:r>
+      <w:rPr>
+        <w:b/>
+        <w:bCs/>
+        <w:sz w:val="32"/>
+        <w:szCs w:val="32"/>
+        <w:lang w:val="de-DE"/>
+      </w:rPr>
+      <w:t xml:space="preserve">LEBENSLAUF </w:t>
+    </w:r>
+    <w:r>
+      <w:rPr>
+        <w:b/>
+        <w:bCs/>
+        <w:sz w:val="32"/>
+        <w:szCs w:val="32"/>
+      </w:rPr>
+    </w:r>
+    <w:r>
+      <w:rPr>
+        <w:b/>
+        <w:bCs/>
+        <w:sz w:val="32"/>
+        <w:szCs w:val="32"/>
+      </w:rPr>
+    </w:r>
+  </w:p>
+  <w:p>
+    <w:pPr>
+      <w:pStyle w:val="899"/>
+      <w:pBdr/>
+      <w:tabs>
+        <w:tab w:val="left" w:leader="none" w:pos="3242"/>
+        <w:tab w:val="clear" w:leader="none" w:pos="4844"/>
+        <w:tab w:val="clear" w:leader="none" w:pos="9689"/>
+      </w:tabs>
       <w:spacing/>
       <w:ind/>
       <w:rPr/>
@@ -1960,9 +2184,9 @@
     <w:lsdException w:name="Bibliography" w:uiPriority="37"/>
     <w:lsdException w:name="TOC Heading" w:uiPriority="39" w:qFormat="1"/>
   </w:latentStyles>
-  <w:style w:type="table" w:styleId="12">
+  <w:style w:type="table" w:styleId="739">
     <w:name w:val="Table Grid"/>
-    <w:basedOn w:val="665"/>
+    <w:basedOn w:val="925"/>
     <w:uiPriority w:val="59"/>
     <w:pPr>
       <w:pBdr/>
@@ -2159,9 +2383,9 @@
       </w:tcPr>
     </w:tblStylePr>
   </w:style>
-  <w:style w:type="table" w:styleId="13">
+  <w:style w:type="table" w:styleId="740">
     <w:name w:val="Table Grid Light"/>
-    <w:basedOn w:val="665"/>
+    <w:basedOn w:val="925"/>
     <w:uiPriority w:val="59"/>
     <w:pPr>
       <w:pBdr/>
@@ -2358,9 +2582,9 @@
       </w:tcPr>
     </w:tblStylePr>
   </w:style>
-  <w:style w:type="table" w:styleId="14">
+  <w:style w:type="table" w:styleId="741">
     <w:name w:val="Plain Table 1"/>
-    <w:basedOn w:val="665"/>
+    <w:basedOn w:val="925"/>
     <w:uiPriority w:val="59"/>
     <w:pPr>
       <w:pBdr/>
@@ -2583,9 +2807,9 @@
       </w:tcPr>
     </w:tblStylePr>
   </w:style>
-  <w:style w:type="table" w:styleId="15">
+  <w:style w:type="table" w:styleId="742">
     <w:name w:val="Plain Table 2"/>
-    <w:basedOn w:val="665"/>
+    <w:basedOn w:val="925"/>
     <w:uiPriority w:val="59"/>
     <w:pPr>
       <w:pBdr/>
@@ -2816,9 +3040,9 @@
       </w:tcPr>
     </w:tblStylePr>
   </w:style>
-  <w:style w:type="table" w:styleId="16">
+  <w:style w:type="table" w:styleId="743">
     <w:name w:val="Plain Table 3"/>
-    <w:basedOn w:val="665"/>
+    <w:basedOn w:val="925"/>
     <w:uiPriority w:val="99"/>
     <w:pPr>
       <w:pBdr/>
@@ -3046,9 +3270,9 @@
       </w:tcPr>
     </w:tblStylePr>
   </w:style>
-  <w:style w:type="table" w:styleId="17">
+  <w:style w:type="table" w:styleId="744">
     <w:name w:val="Plain Table 4"/>
-    <w:basedOn w:val="665"/>
+    <w:basedOn w:val="925"/>
     <w:uiPriority w:val="99"/>
     <w:pPr>
       <w:pBdr/>
@@ -3262,9 +3486,9 @@
       </w:tcPr>
     </w:tblStylePr>
   </w:style>
-  <w:style w:type="table" w:styleId="18">
+  <w:style w:type="table" w:styleId="745">
     <w:name w:val="Plain Table 5"/>
-    <w:basedOn w:val="665"/>
+    <w:basedOn w:val="925"/>
     <w:uiPriority w:val="99"/>
     <w:pPr>
       <w:pBdr/>
@@ -3495,9 +3719,9 @@
       </w:tcPr>
     </w:tblStylePr>
   </w:style>
-  <w:style w:type="table" w:styleId="19">
+  <w:style w:type="table" w:styleId="746">
     <w:name w:val="Grid Table 1 Light"/>
-    <w:basedOn w:val="665"/>
+    <w:basedOn w:val="925"/>
     <w:uiPriority w:val="99"/>
     <w:pPr>
       <w:pBdr/>
@@ -3718,9 +3942,9 @@
       </w:tcPr>
     </w:tblStylePr>
   </w:style>
-  <w:style w:type="table" w:styleId="20">
+  <w:style w:type="table" w:styleId="747">
     <w:name w:val="Grid Table 1 Light - Accent 1"/>
-    <w:basedOn w:val="665"/>
+    <w:basedOn w:val="925"/>
     <w:uiPriority w:val="99"/>
     <w:pPr>
       <w:pBdr/>
@@ -3941,9 +4165,9 @@
       </w:tcPr>
     </w:tblStylePr>
   </w:style>
-  <w:style w:type="table" w:styleId="21">
+  <w:style w:type="table" w:styleId="748">
     <w:name w:val="Grid Table 1 Light - Accent 2"/>
-    <w:basedOn w:val="665"/>
+    <w:basedOn w:val="925"/>
     <w:uiPriority w:val="99"/>
     <w:pPr>
       <w:pBdr/>
@@ -4164,9 +4388,9 @@
       </w:tcPr>
     </w:tblStylePr>
   </w:style>
-  <w:style w:type="table" w:styleId="22">
+  <w:style w:type="table" w:styleId="749">
     <w:name w:val="Grid Table 1 Light - Accent 3"/>
-    <w:basedOn w:val="665"/>
+    <w:basedOn w:val="925"/>
     <w:uiPriority w:val="99"/>
     <w:pPr>
       <w:pBdr/>
@@ -4387,9 +4611,9 @@
       </w:tcPr>
     </w:tblStylePr>
   </w:style>
-  <w:style w:type="table" w:styleId="23">
+  <w:style w:type="table" w:styleId="750">
     <w:name w:val="Grid Table 1 Light - Accent 4"/>
-    <w:basedOn w:val="665"/>
+    <w:basedOn w:val="925"/>
     <w:uiPriority w:val="99"/>
     <w:pPr>
       <w:pBdr/>
@@ -4610,9 +4834,9 @@
       </w:tcPr>
     </w:tblStylePr>
   </w:style>
-  <w:style w:type="table" w:styleId="24">
+  <w:style w:type="table" w:styleId="751">
     <w:name w:val="Grid Table 1 Light - Accent 5"/>
-    <w:basedOn w:val="665"/>
+    <w:basedOn w:val="925"/>
     <w:uiPriority w:val="99"/>
     <w:pPr>
       <w:pBdr/>
@@ -4833,9 +5057,9 @@
       </w:tcPr>
     </w:tblStylePr>
   </w:style>
-  <w:style w:type="table" w:styleId="25">
+  <w:style w:type="table" w:styleId="752">
     <w:name w:val="Grid Table 1 Light - Accent 6"/>
-    <w:basedOn w:val="665"/>
+    <w:basedOn w:val="925"/>
     <w:uiPriority w:val="99"/>
     <w:pPr>
       <w:pBdr/>
@@ -5056,9 +5280,9 @@
       </w:tcPr>
     </w:tblStylePr>
   </w:style>
-  <w:style w:type="table" w:styleId="26">
+  <w:style w:type="table" w:styleId="753">
     <w:name w:val="Grid Table 2"/>
-    <w:basedOn w:val="665"/>
+    <w:basedOn w:val="925"/>
     <w:uiPriority w:val="99"/>
     <w:pPr>
       <w:pBdr/>
@@ -5288,9 +5512,9 @@
       </w:tcPr>
     </w:tblStylePr>
   </w:style>
-  <w:style w:type="table" w:styleId="27">
+  <w:style w:type="table" w:styleId="754">
     <w:name w:val="Grid Table 2 - Accent 1"/>
-    <w:basedOn w:val="665"/>
+    <w:basedOn w:val="925"/>
     <w:uiPriority w:val="99"/>
     <w:pPr>
       <w:pBdr/>
@@ -5520,9 +5744,9 @@
       </w:tcPr>
     </w:tblStylePr>
   </w:style>
-  <w:style w:type="table" w:styleId="28">
+  <w:style w:type="table" w:styleId="755">
     <w:name w:val="Grid Table 2 - Accent 2"/>
-    <w:basedOn w:val="665"/>
+    <w:basedOn w:val="925"/>
     <w:uiPriority w:val="99"/>
     <w:pPr>
       <w:pBdr/>
@@ -5752,9 +5976,9 @@
       </w:tcPr>
     </w:tblStylePr>
   </w:style>
-  <w:style w:type="table" w:styleId="29">
+  <w:style w:type="table" w:styleId="756">
     <w:name w:val="Grid Table 2 - Accent 3"/>
-    <w:basedOn w:val="665"/>
+    <w:basedOn w:val="925"/>
     <w:uiPriority w:val="99"/>
     <w:pPr>
       <w:pBdr/>
@@ -5984,9 +6208,9 @@
       </w:tcPr>
     </w:tblStylePr>
   </w:style>
-  <w:style w:type="table" w:styleId="30">
+  <w:style w:type="table" w:styleId="757">
     <w:name w:val="Grid Table 2 - Accent 4"/>
-    <w:basedOn w:val="665"/>
+    <w:basedOn w:val="925"/>
     <w:uiPriority w:val="99"/>
     <w:pPr>
       <w:pBdr/>
@@ -6216,9 +6440,9 @@
       </w:tcPr>
     </w:tblStylePr>
   </w:style>
-  <w:style w:type="table" w:styleId="31">
+  <w:style w:type="table" w:styleId="758">
     <w:name w:val="Grid Table 2 - Accent 5"/>
-    <w:basedOn w:val="665"/>
+    <w:basedOn w:val="925"/>
     <w:uiPriority w:val="99"/>
     <w:pPr>
       <w:pBdr/>
@@ -6448,9 +6672,9 @@
       </w:tcPr>
     </w:tblStylePr>
   </w:style>
-  <w:style w:type="table" w:styleId="32">
+  <w:style w:type="table" w:styleId="759">
     <w:name w:val="Grid Table 2 - Accent 6"/>
-    <w:basedOn w:val="665"/>
+    <w:basedOn w:val="925"/>
     <w:uiPriority w:val="99"/>
     <w:pPr>
       <w:pBdr/>
@@ -6680,9 +6904,9 @@
       </w:tcPr>
     </w:tblStylePr>
   </w:style>
-  <w:style w:type="table" w:styleId="33">
+  <w:style w:type="table" w:styleId="760">
     <w:name w:val="Grid Table 3"/>
-    <w:basedOn w:val="665"/>
+    <w:basedOn w:val="925"/>
     <w:uiPriority w:val="99"/>
     <w:pPr>
       <w:pBdr/>
@@ -6781,29 +7005,6 @@
         <w:tblBorders/>
       </w:tblPr>
       <w:tcPr>
-        <w:shd w:color="ffffff"/>
-        <w:tcBorders>
-          <w:top w:val="none" w:color="000000" w:sz="4" w:space="0"/>
-          <w:left w:val="none" w:color="000000" w:sz="4" w:space="0"/>
-          <w:bottom w:val="none" w:color="000000" w:sz="4" w:space="0"/>
-          <w:right w:val="none" w:color="000000" w:sz="4" w:space="0"/>
-        </w:tcBorders>
-      </w:tcPr>
-    </w:tblStylePr>
-    <w:tblStylePr w:type="firstRow">
-      <w:rPr>
-        <w:b/>
-        <w:color w:val="404040"/>
-      </w:rPr>
-      <w:pPr>
-        <w:pBdr/>
-        <w:spacing/>
-        <w:ind/>
-      </w:pPr>
-      <w:tblPr>
-        <w:tblBorders/>
-      </w:tblPr>
-      <w:tcPr>
         <w:shd w:val="clear" w:color="ffffff"/>
         <w:tcBorders>
           <w:top w:val="none" w:color="000000" w:sz="4" w:space="0"/>
@@ -6813,30 +7014,7 @@
         </w:tcBorders>
       </w:tcPr>
     </w:tblStylePr>
-    <w:tblStylePr w:type="lastCol">
-      <w:rPr>
-        <w:i/>
-        <w:color w:val="404040"/>
-      </w:rPr>
-      <w:pPr>
-        <w:pBdr/>
-        <w:spacing/>
-        <w:ind/>
-      </w:pPr>
-      <w:tblPr>
-        <w:tblBorders/>
-      </w:tblPr>
-      <w:tcPr>
-        <w:shd w:color="ffffff"/>
-        <w:tcBorders>
-          <w:top w:val="none" w:color="000000" w:sz="4" w:space="0"/>
-          <w:left w:val="none" w:color="000000" w:sz="4" w:space="0"/>
-          <w:bottom w:val="none" w:color="000000" w:sz="4" w:space="0"/>
-          <w:right w:val="none" w:color="000000" w:sz="4" w:space="0"/>
-        </w:tcBorders>
-      </w:tcPr>
-    </w:tblStylePr>
-    <w:tblStylePr w:type="lastRow">
+    <w:tblStylePr w:type="firstRow">
       <w:rPr>
         <w:b/>
         <w:color w:val="404040"/>
@@ -6859,6 +7037,52 @@
         </w:tcBorders>
       </w:tcPr>
     </w:tblStylePr>
+    <w:tblStylePr w:type="lastCol">
+      <w:rPr>
+        <w:i/>
+        <w:color w:val="404040"/>
+      </w:rPr>
+      <w:pPr>
+        <w:pBdr/>
+        <w:spacing/>
+        <w:ind/>
+      </w:pPr>
+      <w:tblPr>
+        <w:tblBorders/>
+      </w:tblPr>
+      <w:tcPr>
+        <w:shd w:val="clear" w:color="ffffff"/>
+        <w:tcBorders>
+          <w:top w:val="none" w:color="000000" w:sz="4" w:space="0"/>
+          <w:left w:val="none" w:color="000000" w:sz="4" w:space="0"/>
+          <w:bottom w:val="none" w:color="000000" w:sz="4" w:space="0"/>
+          <w:right w:val="none" w:color="000000" w:sz="4" w:space="0"/>
+        </w:tcBorders>
+      </w:tcPr>
+    </w:tblStylePr>
+    <w:tblStylePr w:type="lastRow">
+      <w:rPr>
+        <w:b/>
+        <w:color w:val="404040"/>
+      </w:rPr>
+      <w:pPr>
+        <w:pBdr/>
+        <w:spacing/>
+        <w:ind/>
+      </w:pPr>
+      <w:tblPr>
+        <w:tblBorders/>
+      </w:tblPr>
+      <w:tcPr>
+        <w:shd w:val="clear" w:color="ffffff"/>
+        <w:tcBorders>
+          <w:top w:val="none" w:color="000000" w:sz="4" w:space="0"/>
+          <w:left w:val="none" w:color="000000" w:sz="4" w:space="0"/>
+          <w:bottom w:val="none" w:color="000000" w:sz="4" w:space="0"/>
+          <w:right w:val="none" w:color="000000" w:sz="4" w:space="0"/>
+        </w:tcBorders>
+      </w:tcPr>
+    </w:tblStylePr>
     <w:tblStylePr w:type="nwCell">
       <w:pPr>
         <w:pBdr/>
@@ -6925,9 +7149,9 @@
       </w:tcPr>
     </w:tblStylePr>
   </w:style>
-  <w:style w:type="table" w:styleId="34">
+  <w:style w:type="table" w:styleId="761">
     <w:name w:val="Grid Table 3 - Accent 1"/>
-    <w:basedOn w:val="665"/>
+    <w:basedOn w:val="925"/>
     <w:uiPriority w:val="99"/>
     <w:pPr>
       <w:pBdr/>
@@ -7026,29 +7250,6 @@
         <w:tblBorders/>
       </w:tblPr>
       <w:tcPr>
-        <w:shd w:color="ffffff"/>
-        <w:tcBorders>
-          <w:top w:val="none" w:color="000000" w:sz="4" w:space="0"/>
-          <w:left w:val="none" w:color="000000" w:sz="4" w:space="0"/>
-          <w:bottom w:val="none" w:color="000000" w:sz="4" w:space="0"/>
-          <w:right w:val="none" w:color="000000" w:sz="4" w:space="0"/>
-        </w:tcBorders>
-      </w:tcPr>
-    </w:tblStylePr>
-    <w:tblStylePr w:type="firstRow">
-      <w:rPr>
-        <w:b/>
-        <w:color w:val="404040"/>
-      </w:rPr>
-      <w:pPr>
-        <w:pBdr/>
-        <w:spacing/>
-        <w:ind/>
-      </w:pPr>
-      <w:tblPr>
-        <w:tblBorders/>
-      </w:tblPr>
-      <w:tcPr>
         <w:shd w:val="clear" w:color="ffffff"/>
         <w:tcBorders>
           <w:top w:val="none" w:color="000000" w:sz="4" w:space="0"/>
@@ -7058,30 +7259,7 @@
         </w:tcBorders>
       </w:tcPr>
     </w:tblStylePr>
-    <w:tblStylePr w:type="lastCol">
-      <w:rPr>
-        <w:i/>
-        <w:color w:val="404040"/>
-      </w:rPr>
-      <w:pPr>
-        <w:pBdr/>
-        <w:spacing/>
-        <w:ind/>
-      </w:pPr>
-      <w:tblPr>
-        <w:tblBorders/>
-      </w:tblPr>
-      <w:tcPr>
-        <w:shd w:color="ffffff"/>
-        <w:tcBorders>
-          <w:top w:val="none" w:color="000000" w:sz="4" w:space="0"/>
-          <w:left w:val="none" w:color="000000" w:sz="4" w:space="0"/>
-          <w:bottom w:val="none" w:color="000000" w:sz="4" w:space="0"/>
-          <w:right w:val="none" w:color="000000" w:sz="4" w:space="0"/>
-        </w:tcBorders>
-      </w:tcPr>
-    </w:tblStylePr>
-    <w:tblStylePr w:type="lastRow">
+    <w:tblStylePr w:type="firstRow">
       <w:rPr>
         <w:b/>
         <w:color w:val="404040"/>
@@ -7104,6 +7282,52 @@
         </w:tcBorders>
       </w:tcPr>
     </w:tblStylePr>
+    <w:tblStylePr w:type="lastCol">
+      <w:rPr>
+        <w:i/>
+        <w:color w:val="404040"/>
+      </w:rPr>
+      <w:pPr>
+        <w:pBdr/>
+        <w:spacing/>
+        <w:ind/>
+      </w:pPr>
+      <w:tblPr>
+        <w:tblBorders/>
+      </w:tblPr>
+      <w:tcPr>
+        <w:shd w:val="clear" w:color="ffffff"/>
+        <w:tcBorders>
+          <w:top w:val="none" w:color="000000" w:sz="4" w:space="0"/>
+          <w:left w:val="none" w:color="000000" w:sz="4" w:space="0"/>
+          <w:bottom w:val="none" w:color="000000" w:sz="4" w:space="0"/>
+          <w:right w:val="none" w:color="000000" w:sz="4" w:space="0"/>
+        </w:tcBorders>
+      </w:tcPr>
+    </w:tblStylePr>
+    <w:tblStylePr w:type="lastRow">
+      <w:rPr>
+        <w:b/>
+        <w:color w:val="404040"/>
+      </w:rPr>
+      <w:pPr>
+        <w:pBdr/>
+        <w:spacing/>
+        <w:ind/>
+      </w:pPr>
+      <w:tblPr>
+        <w:tblBorders/>
+      </w:tblPr>
+      <w:tcPr>
+        <w:shd w:val="clear" w:color="ffffff"/>
+        <w:tcBorders>
+          <w:top w:val="none" w:color="000000" w:sz="4" w:space="0"/>
+          <w:left w:val="none" w:color="000000" w:sz="4" w:space="0"/>
+          <w:bottom w:val="none" w:color="000000" w:sz="4" w:space="0"/>
+          <w:right w:val="none" w:color="000000" w:sz="4" w:space="0"/>
+        </w:tcBorders>
+      </w:tcPr>
+    </w:tblStylePr>
     <w:tblStylePr w:type="nwCell">
       <w:pPr>
         <w:pBdr/>
@@ -7170,9 +7394,9 @@
       </w:tcPr>
     </w:tblStylePr>
   </w:style>
-  <w:style w:type="table" w:styleId="35">
+  <w:style w:type="table" w:styleId="762">
     <w:name w:val="Grid Table 3 - Accent 2"/>
-    <w:basedOn w:val="665"/>
+    <w:basedOn w:val="925"/>
     <w:uiPriority w:val="99"/>
     <w:pPr>
       <w:pBdr/>
@@ -7271,29 +7495,6 @@
         <w:tblBorders/>
       </w:tblPr>
       <w:tcPr>
-        <w:shd w:color="ffffff"/>
-        <w:tcBorders>
-          <w:top w:val="none" w:color="000000" w:sz="4" w:space="0"/>
-          <w:left w:val="none" w:color="000000" w:sz="4" w:space="0"/>
-          <w:bottom w:val="none" w:color="000000" w:sz="4" w:space="0"/>
-          <w:right w:val="none" w:color="000000" w:sz="4" w:space="0"/>
-        </w:tcBorders>
-      </w:tcPr>
-    </w:tblStylePr>
-    <w:tblStylePr w:type="firstRow">
-      <w:rPr>
-        <w:b/>
-        <w:color w:val="404040"/>
-      </w:rPr>
-      <w:pPr>
-        <w:pBdr/>
-        <w:spacing/>
-        <w:ind/>
-      </w:pPr>
-      <w:tblPr>
-        <w:tblBorders/>
-      </w:tblPr>
-      <w:tcPr>
         <w:shd w:val="clear" w:color="ffffff"/>
         <w:tcBorders>
           <w:top w:val="none" w:color="000000" w:sz="4" w:space="0"/>
@@ -7303,30 +7504,7 @@
         </w:tcBorders>
       </w:tcPr>
     </w:tblStylePr>
-    <w:tblStylePr w:type="lastCol">
-      <w:rPr>
-        <w:i/>
-        <w:color w:val="404040"/>
-      </w:rPr>
-      <w:pPr>
-        <w:pBdr/>
-        <w:spacing/>
-        <w:ind/>
-      </w:pPr>
-      <w:tblPr>
-        <w:tblBorders/>
-      </w:tblPr>
-      <w:tcPr>
-        <w:shd w:color="ffffff"/>
-        <w:tcBorders>
-          <w:top w:val="none" w:color="000000" w:sz="4" w:space="0"/>
-          <w:left w:val="none" w:color="000000" w:sz="4" w:space="0"/>
-          <w:bottom w:val="none" w:color="000000" w:sz="4" w:space="0"/>
-          <w:right w:val="none" w:color="000000" w:sz="4" w:space="0"/>
-        </w:tcBorders>
-      </w:tcPr>
-    </w:tblStylePr>
-    <w:tblStylePr w:type="lastRow">
+    <w:tblStylePr w:type="firstRow">
       <w:rPr>
         <w:b/>
         <w:color w:val="404040"/>
@@ -7349,6 +7527,52 @@
         </w:tcBorders>
       </w:tcPr>
     </w:tblStylePr>
+    <w:tblStylePr w:type="lastCol">
+      <w:rPr>
+        <w:i/>
+        <w:color w:val="404040"/>
+      </w:rPr>
+      <w:pPr>
+        <w:pBdr/>
+        <w:spacing/>
+        <w:ind/>
+      </w:pPr>
+      <w:tblPr>
+        <w:tblBorders/>
+      </w:tblPr>
+      <w:tcPr>
+        <w:shd w:val="clear" w:color="ffffff"/>
+        <w:tcBorders>
+          <w:top w:val="none" w:color="000000" w:sz="4" w:space="0"/>
+          <w:left w:val="none" w:color="000000" w:sz="4" w:space="0"/>
+          <w:bottom w:val="none" w:color="000000" w:sz="4" w:space="0"/>
+          <w:right w:val="none" w:color="000000" w:sz="4" w:space="0"/>
+        </w:tcBorders>
+      </w:tcPr>
+    </w:tblStylePr>
+    <w:tblStylePr w:type="lastRow">
+      <w:rPr>
+        <w:b/>
+        <w:color w:val="404040"/>
+      </w:rPr>
+      <w:pPr>
+        <w:pBdr/>
+        <w:spacing/>
+        <w:ind/>
+      </w:pPr>
+      <w:tblPr>
+        <w:tblBorders/>
+      </w:tblPr>
+      <w:tcPr>
+        <w:shd w:val="clear" w:color="ffffff"/>
+        <w:tcBorders>
+          <w:top w:val="none" w:color="000000" w:sz="4" w:space="0"/>
+          <w:left w:val="none" w:color="000000" w:sz="4" w:space="0"/>
+          <w:bottom w:val="none" w:color="000000" w:sz="4" w:space="0"/>
+          <w:right w:val="none" w:color="000000" w:sz="4" w:space="0"/>
+        </w:tcBorders>
+      </w:tcPr>
+    </w:tblStylePr>
     <w:tblStylePr w:type="nwCell">
       <w:pPr>
         <w:pBdr/>
@@ -7415,9 +7639,9 @@
       </w:tcPr>
     </w:tblStylePr>
   </w:style>
-  <w:style w:type="table" w:styleId="36">
+  <w:style w:type="table" w:styleId="763">
     <w:name w:val="Grid Table 3 - Accent 3"/>
-    <w:basedOn w:val="665"/>
+    <w:basedOn w:val="925"/>
     <w:uiPriority w:val="99"/>
     <w:pPr>
       <w:pBdr/>
@@ -7516,29 +7740,6 @@
         <w:tblBorders/>
       </w:tblPr>
       <w:tcPr>
-        <w:shd w:color="ffffff"/>
-        <w:tcBorders>
-          <w:top w:val="none" w:color="000000" w:sz="4" w:space="0"/>
-          <w:left w:val="none" w:color="000000" w:sz="4" w:space="0"/>
-          <w:bottom w:val="none" w:color="000000" w:sz="4" w:space="0"/>
-          <w:right w:val="none" w:color="000000" w:sz="4" w:space="0"/>
-        </w:tcBorders>
-      </w:tcPr>
-    </w:tblStylePr>
-    <w:tblStylePr w:type="firstRow">
-      <w:rPr>
-        <w:b/>
-        <w:color w:val="404040"/>
-      </w:rPr>
-      <w:pPr>
-        <w:pBdr/>
-        <w:spacing/>
-        <w:ind/>
-      </w:pPr>
-      <w:tblPr>
-        <w:tblBorders/>
-      </w:tblPr>
-      <w:tcPr>
         <w:shd w:val="clear" w:color="ffffff"/>
         <w:tcBorders>
           <w:top w:val="none" w:color="000000" w:sz="4" w:space="0"/>
@@ -7548,30 +7749,7 @@
         </w:tcBorders>
       </w:tcPr>
     </w:tblStylePr>
-    <w:tblStylePr w:type="lastCol">
-      <w:rPr>
-        <w:i/>
-        <w:color w:val="404040"/>
-      </w:rPr>
-      <w:pPr>
-        <w:pBdr/>
-        <w:spacing/>
-        <w:ind/>
-      </w:pPr>
-      <w:tblPr>
-        <w:tblBorders/>
-      </w:tblPr>
-      <w:tcPr>
-        <w:shd w:color="ffffff"/>
-        <w:tcBorders>
-          <w:top w:val="none" w:color="000000" w:sz="4" w:space="0"/>
-          <w:left w:val="none" w:color="000000" w:sz="4" w:space="0"/>
-          <w:bottom w:val="none" w:color="000000" w:sz="4" w:space="0"/>
-          <w:right w:val="none" w:color="000000" w:sz="4" w:space="0"/>
-        </w:tcBorders>
-      </w:tcPr>
-    </w:tblStylePr>
-    <w:tblStylePr w:type="lastRow">
+    <w:tblStylePr w:type="firstRow">
       <w:rPr>
         <w:b/>
         <w:color w:val="404040"/>
@@ -7594,6 +7772,52 @@
         </w:tcBorders>
       </w:tcPr>
     </w:tblStylePr>
+    <w:tblStylePr w:type="lastCol">
+      <w:rPr>
+        <w:i/>
+        <w:color w:val="404040"/>
+      </w:rPr>
+      <w:pPr>
+        <w:pBdr/>
+        <w:spacing/>
+        <w:ind/>
+      </w:pPr>
+      <w:tblPr>
+        <w:tblBorders/>
+      </w:tblPr>
+      <w:tcPr>
+        <w:shd w:val="clear" w:color="ffffff"/>
+        <w:tcBorders>
+          <w:top w:val="none" w:color="000000" w:sz="4" w:space="0"/>
+          <w:left w:val="none" w:color="000000" w:sz="4" w:space="0"/>
+          <w:bottom w:val="none" w:color="000000" w:sz="4" w:space="0"/>
+          <w:right w:val="none" w:color="000000" w:sz="4" w:space="0"/>
+        </w:tcBorders>
+      </w:tcPr>
+    </w:tblStylePr>
+    <w:tblStylePr w:type="lastRow">
+      <w:rPr>
+        <w:b/>
+        <w:color w:val="404040"/>
+      </w:rPr>
+      <w:pPr>
+        <w:pBdr/>
+        <w:spacing/>
+        <w:ind/>
+      </w:pPr>
+      <w:tblPr>
+        <w:tblBorders/>
+      </w:tblPr>
+      <w:tcPr>
+        <w:shd w:val="clear" w:color="ffffff"/>
+        <w:tcBorders>
+          <w:top w:val="none" w:color="000000" w:sz="4" w:space="0"/>
+          <w:left w:val="none" w:color="000000" w:sz="4" w:space="0"/>
+          <w:bottom w:val="none" w:color="000000" w:sz="4" w:space="0"/>
+          <w:right w:val="none" w:color="000000" w:sz="4" w:space="0"/>
+        </w:tcBorders>
+      </w:tcPr>
+    </w:tblStylePr>
     <w:tblStylePr w:type="nwCell">
       <w:pPr>
         <w:pBdr/>
@@ -7660,9 +7884,9 @@
       </w:tcPr>
     </w:tblStylePr>
   </w:style>
-  <w:style w:type="table" w:styleId="37">
+  <w:style w:type="table" w:styleId="764">
     <w:name w:val="Grid Table 3 - Accent 4"/>
-    <w:basedOn w:val="665"/>
+    <w:basedOn w:val="925"/>
     <w:uiPriority w:val="99"/>
     <w:pPr>
       <w:pBdr/>
@@ -7761,29 +7985,6 @@
         <w:tblBorders/>
       </w:tblPr>
       <w:tcPr>
-        <w:shd w:color="ffffff"/>
-        <w:tcBorders>
-          <w:top w:val="none" w:color="000000" w:sz="4" w:space="0"/>
-          <w:left w:val="none" w:color="000000" w:sz="4" w:space="0"/>
-          <w:bottom w:val="none" w:color="000000" w:sz="4" w:space="0"/>
-          <w:right w:val="none" w:color="000000" w:sz="4" w:space="0"/>
-        </w:tcBorders>
-      </w:tcPr>
-    </w:tblStylePr>
-    <w:tblStylePr w:type="firstRow">
-      <w:rPr>
-        <w:b/>
-        <w:color w:val="404040"/>
-      </w:rPr>
-      <w:pPr>
-        <w:pBdr/>
-        <w:spacing/>
-        <w:ind/>
-      </w:pPr>
-      <w:tblPr>
-        <w:tblBorders/>
-      </w:tblPr>
-      <w:tcPr>
         <w:shd w:val="clear" w:color="ffffff"/>
         <w:tcBorders>
           <w:top w:val="none" w:color="000000" w:sz="4" w:space="0"/>
@@ -7793,30 +7994,7 @@
         </w:tcBorders>
       </w:tcPr>
     </w:tblStylePr>
-    <w:tblStylePr w:type="lastCol">
-      <w:rPr>
-        <w:i/>
-        <w:color w:val="404040"/>
-      </w:rPr>
-      <w:pPr>
-        <w:pBdr/>
-        <w:spacing/>
-        <w:ind/>
-      </w:pPr>
-      <w:tblPr>
-        <w:tblBorders/>
-      </w:tblPr>
-      <w:tcPr>
-        <w:shd w:color="ffffff"/>
-        <w:tcBorders>
-          <w:top w:val="none" w:color="000000" w:sz="4" w:space="0"/>
-          <w:left w:val="none" w:color="000000" w:sz="4" w:space="0"/>
-          <w:bottom w:val="none" w:color="000000" w:sz="4" w:space="0"/>
-          <w:right w:val="none" w:color="000000" w:sz="4" w:space="0"/>
-        </w:tcBorders>
-      </w:tcPr>
-    </w:tblStylePr>
-    <w:tblStylePr w:type="lastRow">
+    <w:tblStylePr w:type="firstRow">
       <w:rPr>
         <w:b/>
         <w:color w:val="404040"/>
@@ -7839,6 +8017,52 @@
         </w:tcBorders>
       </w:tcPr>
     </w:tblStylePr>
+    <w:tblStylePr w:type="lastCol">
+      <w:rPr>
+        <w:i/>
+        <w:color w:val="404040"/>
+      </w:rPr>
+      <w:pPr>
+        <w:pBdr/>
+        <w:spacing/>
+        <w:ind/>
+      </w:pPr>
+      <w:tblPr>
+        <w:tblBorders/>
+      </w:tblPr>
+      <w:tcPr>
+        <w:shd w:val="clear" w:color="ffffff"/>
+        <w:tcBorders>
+          <w:top w:val="none" w:color="000000" w:sz="4" w:space="0"/>
+          <w:left w:val="none" w:color="000000" w:sz="4" w:space="0"/>
+          <w:bottom w:val="none" w:color="000000" w:sz="4" w:space="0"/>
+          <w:right w:val="none" w:color="000000" w:sz="4" w:space="0"/>
+        </w:tcBorders>
+      </w:tcPr>
+    </w:tblStylePr>
+    <w:tblStylePr w:type="lastRow">
+      <w:rPr>
+        <w:b/>
+        <w:color w:val="404040"/>
+      </w:rPr>
+      <w:pPr>
+        <w:pBdr/>
+        <w:spacing/>
+        <w:ind/>
+      </w:pPr>
+      <w:tblPr>
+        <w:tblBorders/>
+      </w:tblPr>
+      <w:tcPr>
+        <w:shd w:val="clear" w:color="ffffff"/>
+        <w:tcBorders>
+          <w:top w:val="none" w:color="000000" w:sz="4" w:space="0"/>
+          <w:left w:val="none" w:color="000000" w:sz="4" w:space="0"/>
+          <w:bottom w:val="none" w:color="000000" w:sz="4" w:space="0"/>
+          <w:right w:val="none" w:color="000000" w:sz="4" w:space="0"/>
+        </w:tcBorders>
+      </w:tcPr>
+    </w:tblStylePr>
     <w:tblStylePr w:type="nwCell">
       <w:pPr>
         <w:pBdr/>
@@ -7905,9 +8129,9 @@
       </w:tcPr>
     </w:tblStylePr>
   </w:style>
-  <w:style w:type="table" w:styleId="38">
+  <w:style w:type="table" w:styleId="765">
     <w:name w:val="Grid Table 3 - Accent 5"/>
-    <w:basedOn w:val="665"/>
+    <w:basedOn w:val="925"/>
     <w:uiPriority w:val="99"/>
     <w:pPr>
       <w:pBdr/>
@@ -8006,29 +8230,6 @@
         <w:tblBorders/>
       </w:tblPr>
       <w:tcPr>
-        <w:shd w:color="ffffff"/>
-        <w:tcBorders>
-          <w:top w:val="none" w:color="000000" w:sz="4" w:space="0"/>
-          <w:left w:val="none" w:color="000000" w:sz="4" w:space="0"/>
-          <w:bottom w:val="none" w:color="000000" w:sz="4" w:space="0"/>
-          <w:right w:val="none" w:color="000000" w:sz="4" w:space="0"/>
-        </w:tcBorders>
-      </w:tcPr>
-    </w:tblStylePr>
-    <w:tblStylePr w:type="firstRow">
-      <w:rPr>
-        <w:b/>
-        <w:color w:val="404040"/>
-      </w:rPr>
-      <w:pPr>
-        <w:pBdr/>
-        <w:spacing/>
-        <w:ind/>
-      </w:pPr>
-      <w:tblPr>
-        <w:tblBorders/>
-      </w:tblPr>
-      <w:tcPr>
         <w:shd w:val="clear" w:color="ffffff"/>
         <w:tcBorders>
           <w:top w:val="none" w:color="000000" w:sz="4" w:space="0"/>
@@ -8038,30 +8239,7 @@
         </w:tcBorders>
       </w:tcPr>
     </w:tblStylePr>
-    <w:tblStylePr w:type="lastCol">
-      <w:rPr>
-        <w:i/>
-        <w:color w:val="404040"/>
-      </w:rPr>
-      <w:pPr>
-        <w:pBdr/>
-        <w:spacing/>
-        <w:ind/>
-      </w:pPr>
-      <w:tblPr>
-        <w:tblBorders/>
-      </w:tblPr>
-      <w:tcPr>
-        <w:shd w:color="ffffff"/>
-        <w:tcBorders>
-          <w:top w:val="none" w:color="000000" w:sz="4" w:space="0"/>
-          <w:left w:val="none" w:color="000000" w:sz="4" w:space="0"/>
-          <w:bottom w:val="none" w:color="000000" w:sz="4" w:space="0"/>
-          <w:right w:val="none" w:color="000000" w:sz="4" w:space="0"/>
-        </w:tcBorders>
-      </w:tcPr>
-    </w:tblStylePr>
-    <w:tblStylePr w:type="lastRow">
+    <w:tblStylePr w:type="firstRow">
       <w:rPr>
         <w:b/>
         <w:color w:val="404040"/>
@@ -8084,6 +8262,52 @@
         </w:tcBorders>
       </w:tcPr>
     </w:tblStylePr>
+    <w:tblStylePr w:type="lastCol">
+      <w:rPr>
+        <w:i/>
+        <w:color w:val="404040"/>
+      </w:rPr>
+      <w:pPr>
+        <w:pBdr/>
+        <w:spacing/>
+        <w:ind/>
+      </w:pPr>
+      <w:tblPr>
+        <w:tblBorders/>
+      </w:tblPr>
+      <w:tcPr>
+        <w:shd w:val="clear" w:color="ffffff"/>
+        <w:tcBorders>
+          <w:top w:val="none" w:color="000000" w:sz="4" w:space="0"/>
+          <w:left w:val="none" w:color="000000" w:sz="4" w:space="0"/>
+          <w:bottom w:val="none" w:color="000000" w:sz="4" w:space="0"/>
+          <w:right w:val="none" w:color="000000" w:sz="4" w:space="0"/>
+        </w:tcBorders>
+      </w:tcPr>
+    </w:tblStylePr>
+    <w:tblStylePr w:type="lastRow">
+      <w:rPr>
+        <w:b/>
+        <w:color w:val="404040"/>
+      </w:rPr>
+      <w:pPr>
+        <w:pBdr/>
+        <w:spacing/>
+        <w:ind/>
+      </w:pPr>
+      <w:tblPr>
+        <w:tblBorders/>
+      </w:tblPr>
+      <w:tcPr>
+        <w:shd w:val="clear" w:color="ffffff"/>
+        <w:tcBorders>
+          <w:top w:val="none" w:color="000000" w:sz="4" w:space="0"/>
+          <w:left w:val="none" w:color="000000" w:sz="4" w:space="0"/>
+          <w:bottom w:val="none" w:color="000000" w:sz="4" w:space="0"/>
+          <w:right w:val="none" w:color="000000" w:sz="4" w:space="0"/>
+        </w:tcBorders>
+      </w:tcPr>
+    </w:tblStylePr>
     <w:tblStylePr w:type="nwCell">
       <w:pPr>
         <w:pBdr/>
@@ -8150,9 +8374,9 @@
       </w:tcPr>
     </w:tblStylePr>
   </w:style>
-  <w:style w:type="table" w:styleId="39">
+  <w:style w:type="table" w:styleId="766">
     <w:name w:val="Grid Table 3 - Accent 6"/>
-    <w:basedOn w:val="665"/>
+    <w:basedOn w:val="925"/>
     <w:uiPriority w:val="99"/>
     <w:pPr>
       <w:pBdr/>
@@ -8251,29 +8475,6 @@
         <w:tblBorders/>
       </w:tblPr>
       <w:tcPr>
-        <w:shd w:color="ffffff"/>
-        <w:tcBorders>
-          <w:top w:val="none" w:color="000000" w:sz="4" w:space="0"/>
-          <w:left w:val="none" w:color="000000" w:sz="4" w:space="0"/>
-          <w:bottom w:val="none" w:color="000000" w:sz="4" w:space="0"/>
-          <w:right w:val="none" w:color="000000" w:sz="4" w:space="0"/>
-        </w:tcBorders>
-      </w:tcPr>
-    </w:tblStylePr>
-    <w:tblStylePr w:type="firstRow">
-      <w:rPr>
-        <w:b/>
-        <w:color w:val="404040"/>
-      </w:rPr>
-      <w:pPr>
-        <w:pBdr/>
-        <w:spacing/>
-        <w:ind/>
-      </w:pPr>
-      <w:tblPr>
-        <w:tblBorders/>
-      </w:tblPr>
-      <w:tcPr>
         <w:shd w:val="clear" w:color="ffffff"/>
         <w:tcBorders>
           <w:top w:val="none" w:color="000000" w:sz="4" w:space="0"/>
@@ -8283,30 +8484,7 @@
         </w:tcBorders>
       </w:tcPr>
     </w:tblStylePr>
-    <w:tblStylePr w:type="lastCol">
-      <w:rPr>
-        <w:i/>
-        <w:color w:val="404040"/>
-      </w:rPr>
-      <w:pPr>
-        <w:pBdr/>
-        <w:spacing/>
-        <w:ind/>
-      </w:pPr>
-      <w:tblPr>
-        <w:tblBorders/>
-      </w:tblPr>
-      <w:tcPr>
-        <w:shd w:color="ffffff"/>
-        <w:tcBorders>
-          <w:top w:val="none" w:color="000000" w:sz="4" w:space="0"/>
-          <w:left w:val="none" w:color="000000" w:sz="4" w:space="0"/>
-          <w:bottom w:val="none" w:color="000000" w:sz="4" w:space="0"/>
-          <w:right w:val="none" w:color="000000" w:sz="4" w:space="0"/>
-        </w:tcBorders>
-      </w:tcPr>
-    </w:tblStylePr>
-    <w:tblStylePr w:type="lastRow">
+    <w:tblStylePr w:type="firstRow">
       <w:rPr>
         <w:b/>
         <w:color w:val="404040"/>
@@ -8329,6 +8507,52 @@
         </w:tcBorders>
       </w:tcPr>
     </w:tblStylePr>
+    <w:tblStylePr w:type="lastCol">
+      <w:rPr>
+        <w:i/>
+        <w:color w:val="404040"/>
+      </w:rPr>
+      <w:pPr>
+        <w:pBdr/>
+        <w:spacing/>
+        <w:ind/>
+      </w:pPr>
+      <w:tblPr>
+        <w:tblBorders/>
+      </w:tblPr>
+      <w:tcPr>
+        <w:shd w:val="clear" w:color="ffffff"/>
+        <w:tcBorders>
+          <w:top w:val="none" w:color="000000" w:sz="4" w:space="0"/>
+          <w:left w:val="none" w:color="000000" w:sz="4" w:space="0"/>
+          <w:bottom w:val="none" w:color="000000" w:sz="4" w:space="0"/>
+          <w:right w:val="none" w:color="000000" w:sz="4" w:space="0"/>
+        </w:tcBorders>
+      </w:tcPr>
+    </w:tblStylePr>
+    <w:tblStylePr w:type="lastRow">
+      <w:rPr>
+        <w:b/>
+        <w:color w:val="404040"/>
+      </w:rPr>
+      <w:pPr>
+        <w:pBdr/>
+        <w:spacing/>
+        <w:ind/>
+      </w:pPr>
+      <w:tblPr>
+        <w:tblBorders/>
+      </w:tblPr>
+      <w:tcPr>
+        <w:shd w:val="clear" w:color="ffffff"/>
+        <w:tcBorders>
+          <w:top w:val="none" w:color="000000" w:sz="4" w:space="0"/>
+          <w:left w:val="none" w:color="000000" w:sz="4" w:space="0"/>
+          <w:bottom w:val="none" w:color="000000" w:sz="4" w:space="0"/>
+          <w:right w:val="none" w:color="000000" w:sz="4" w:space="0"/>
+        </w:tcBorders>
+      </w:tcPr>
+    </w:tblStylePr>
     <w:tblStylePr w:type="nwCell">
       <w:pPr>
         <w:pBdr/>
@@ -8395,9 +8619,9 @@
       </w:tcPr>
     </w:tblStylePr>
   </w:style>
-  <w:style w:type="table" w:styleId="40">
+  <w:style w:type="table" w:styleId="767">
     <w:name w:val="Grid Table 4"/>
-    <w:basedOn w:val="665"/>
+    <w:basedOn w:val="925"/>
     <w:uiPriority w:val="59"/>
     <w:pPr>
       <w:pBdr/>
@@ -8628,9 +8852,9 @@
       </w:tcPr>
     </w:tblStylePr>
   </w:style>
-  <w:style w:type="table" w:styleId="41">
+  <w:style w:type="table" w:styleId="768">
     <w:name w:val="Grid Table 4 - Accent 1"/>
-    <w:basedOn w:val="665"/>
+    <w:basedOn w:val="925"/>
     <w:uiPriority w:val="59"/>
     <w:pPr>
       <w:pBdr/>
@@ -8861,9 +9085,9 @@
       </w:tcPr>
     </w:tblStylePr>
   </w:style>
-  <w:style w:type="table" w:styleId="42">
+  <w:style w:type="table" w:styleId="769">
     <w:name w:val="Grid Table 4 - Accent 2"/>
-    <w:basedOn w:val="665"/>
+    <w:basedOn w:val="925"/>
     <w:uiPriority w:val="59"/>
     <w:pPr>
       <w:pBdr/>
@@ -9094,9 +9318,9 @@
       </w:tcPr>
     </w:tblStylePr>
   </w:style>
-  <w:style w:type="table" w:styleId="43">
+  <w:style w:type="table" w:styleId="770">
     <w:name w:val="Grid Table 4 - Accent 3"/>
-    <w:basedOn w:val="665"/>
+    <w:basedOn w:val="925"/>
     <w:uiPriority w:val="59"/>
     <w:pPr>
       <w:pBdr/>
@@ -9327,9 +9551,9 @@
       </w:tcPr>
     </w:tblStylePr>
   </w:style>
-  <w:style w:type="table" w:styleId="44">
+  <w:style w:type="table" w:styleId="771">
     <w:name w:val="Grid Table 4 - Accent 4"/>
-    <w:basedOn w:val="665"/>
+    <w:basedOn w:val="925"/>
     <w:uiPriority w:val="59"/>
     <w:pPr>
       <w:pBdr/>
@@ -9560,9 +9784,9 @@
       </w:tcPr>
     </w:tblStylePr>
   </w:style>
-  <w:style w:type="table" w:styleId="45">
+  <w:style w:type="table" w:styleId="772">
     <w:name w:val="Grid Table 4 - Accent 5"/>
-    <w:basedOn w:val="665"/>
+    <w:basedOn w:val="925"/>
     <w:uiPriority w:val="59"/>
     <w:pPr>
       <w:pBdr/>
@@ -9793,9 +10017,9 @@
       </w:tcPr>
     </w:tblStylePr>
   </w:style>
-  <w:style w:type="table" w:styleId="46">
+  <w:style w:type="table" w:styleId="773">
     <w:name w:val="Grid Table 4 - Accent 6"/>
-    <w:basedOn w:val="665"/>
+    <w:basedOn w:val="925"/>
     <w:uiPriority w:val="59"/>
     <w:pPr>
       <w:pBdr/>
@@ -10026,9 +10250,9 @@
       </w:tcPr>
     </w:tblStylePr>
   </w:style>
-  <w:style w:type="table" w:styleId="47">
+  <w:style w:type="table" w:styleId="774">
     <w:name w:val="Grid Table 5 Dark"/>
-    <w:basedOn w:val="665"/>
+    <w:basedOn w:val="925"/>
     <w:uiPriority w:val="99"/>
     <w:pPr>
       <w:pBdr/>
@@ -10254,9 +10478,9 @@
       </w:tcPr>
     </w:tblStylePr>
   </w:style>
-  <w:style w:type="table" w:styleId="48">
+  <w:style w:type="table" w:styleId="775">
     <w:name w:val="Grid Table 5 Dark- Accent 1"/>
-    <w:basedOn w:val="665"/>
+    <w:basedOn w:val="925"/>
     <w:uiPriority w:val="99"/>
     <w:pPr>
       <w:pBdr/>
@@ -10482,9 +10706,9 @@
       </w:tcPr>
     </w:tblStylePr>
   </w:style>
-  <w:style w:type="table" w:styleId="49">
+  <w:style w:type="table" w:styleId="776">
     <w:name w:val="Grid Table 5 Dark - Accent 2"/>
-    <w:basedOn w:val="665"/>
+    <w:basedOn w:val="925"/>
     <w:uiPriority w:val="99"/>
     <w:pPr>
       <w:pBdr/>
@@ -10710,9 +10934,9 @@
       </w:tcPr>
     </w:tblStylePr>
   </w:style>
-  <w:style w:type="table" w:styleId="50">
+  <w:style w:type="table" w:styleId="777">
     <w:name w:val="Grid Table 5 Dark - Accent 3"/>
-    <w:basedOn w:val="665"/>
+    <w:basedOn w:val="925"/>
     <w:uiPriority w:val="99"/>
     <w:pPr>
       <w:pBdr/>
@@ -10938,9 +11162,9 @@
       </w:tcPr>
     </w:tblStylePr>
   </w:style>
-  <w:style w:type="table" w:styleId="51">
+  <w:style w:type="table" w:styleId="778">
     <w:name w:val="Grid Table 5 Dark- Accent 4"/>
-    <w:basedOn w:val="665"/>
+    <w:basedOn w:val="925"/>
     <w:uiPriority w:val="99"/>
     <w:pPr>
       <w:pBdr/>
@@ -11166,9 +11390,9 @@
       </w:tcPr>
     </w:tblStylePr>
   </w:style>
-  <w:style w:type="table" w:styleId="52">
+  <w:style w:type="table" w:styleId="779">
     <w:name w:val="Grid Table 5 Dark - Accent 5"/>
-    <w:basedOn w:val="665"/>
+    <w:basedOn w:val="925"/>
     <w:uiPriority w:val="99"/>
     <w:pPr>
       <w:pBdr/>
@@ -11394,9 +11618,9 @@
       </w:tcPr>
     </w:tblStylePr>
   </w:style>
-  <w:style w:type="table" w:styleId="53">
+  <w:style w:type="table" w:styleId="780">
     <w:name w:val="Grid Table 5 Dark - Accent 6"/>
-    <w:basedOn w:val="665"/>
+    <w:basedOn w:val="925"/>
     <w:uiPriority w:val="99"/>
     <w:pPr>
       <w:pBdr/>
@@ -11622,9 +11846,9 @@
       </w:tcPr>
     </w:tblStylePr>
   </w:style>
-  <w:style w:type="table" w:styleId="54">
+  <w:style w:type="table" w:styleId="781">
     <w:name w:val="Grid Table 6 Colorful"/>
-    <w:basedOn w:val="665"/>
+    <w:basedOn w:val="925"/>
     <w:uiPriority w:val="99"/>
     <w:pPr>
       <w:pBdr/>
@@ -11852,9 +12076,9 @@
       </w:tcPr>
     </w:tblStylePr>
   </w:style>
-  <w:style w:type="table" w:styleId="55">
+  <w:style w:type="table" w:styleId="782">
     <w:name w:val="Grid Table 6 Colorful - Accent 1"/>
-    <w:basedOn w:val="665"/>
+    <w:basedOn w:val="925"/>
     <w:uiPriority w:val="99"/>
     <w:pPr>
       <w:pBdr/>
@@ -12082,9 +12306,9 @@
       </w:tcPr>
     </w:tblStylePr>
   </w:style>
-  <w:style w:type="table" w:styleId="56">
+  <w:style w:type="table" w:styleId="783">
     <w:name w:val="Grid Table 6 Colorful - Accent 2"/>
-    <w:basedOn w:val="665"/>
+    <w:basedOn w:val="925"/>
     <w:uiPriority w:val="99"/>
     <w:pPr>
       <w:pBdr/>
@@ -12312,9 +12536,9 @@
       </w:tcPr>
     </w:tblStylePr>
   </w:style>
-  <w:style w:type="table" w:styleId="57">
+  <w:style w:type="table" w:styleId="784">
     <w:name w:val="Grid Table 6 Colorful - Accent 3"/>
-    <w:basedOn w:val="665"/>
+    <w:basedOn w:val="925"/>
     <w:uiPriority w:val="99"/>
     <w:pPr>
       <w:pBdr/>
@@ -12542,9 +12766,9 @@
       </w:tcPr>
     </w:tblStylePr>
   </w:style>
-  <w:style w:type="table" w:styleId="58">
+  <w:style w:type="table" w:styleId="785">
     <w:name w:val="Grid Table 6 Colorful - Accent 4"/>
-    <w:basedOn w:val="665"/>
+    <w:basedOn w:val="925"/>
     <w:uiPriority w:val="99"/>
     <w:pPr>
       <w:pBdr/>
@@ -12772,9 +12996,9 @@
       </w:tcPr>
     </w:tblStylePr>
   </w:style>
-  <w:style w:type="table" w:styleId="59">
+  <w:style w:type="table" w:styleId="786">
     <w:name w:val="Grid Table 6 Colorful - Accent 5"/>
-    <w:basedOn w:val="665"/>
+    <w:basedOn w:val="925"/>
     <w:uiPriority w:val="99"/>
     <w:pPr>
       <w:pBdr/>
@@ -13002,9 +13226,9 @@
       </w:tcPr>
     </w:tblStylePr>
   </w:style>
-  <w:style w:type="table" w:styleId="60">
+  <w:style w:type="table" w:styleId="787">
     <w:name w:val="Grid Table 6 Colorful - Accent 6"/>
-    <w:basedOn w:val="665"/>
+    <w:basedOn w:val="925"/>
     <w:uiPriority w:val="99"/>
     <w:pPr>
       <w:pBdr/>
@@ -13232,9 +13456,9 @@
       </w:tcPr>
     </w:tblStylePr>
   </w:style>
-  <w:style w:type="table" w:styleId="61">
+  <w:style w:type="table" w:styleId="788">
     <w:name w:val="Grid Table 7 Colorful"/>
-    <w:basedOn w:val="665"/>
+    <w:basedOn w:val="925"/>
     <w:uiPriority w:val="99"/>
     <w:pPr>
       <w:pBdr/>
@@ -13336,11 +13560,11 @@
         <w:tblBorders/>
       </w:tblPr>
       <w:tcPr>
-        <w:shd w:color="ffffff"/>
+        <w:shd w:val="clear" w:color="ffffff"/>
         <w:tcBorders>
-          <w:top w:val="none"/>
-          <w:left w:val="none"/>
-          <w:bottom w:val="none"/>
+          <w:top w:val="none" w:color="000000" w:sz="4" w:space="0"/>
+          <w:left w:val="none" w:color="000000" w:sz="4" w:space="0"/>
+          <w:bottom w:val="none" w:color="000000" w:sz="4" w:space="0"/>
           <w:right w:val="single" w:color="000000" w:themeColor="text1" w:themeTint="80" w:sz="4" w:space="0"/>
         </w:tcBorders>
       </w:tcPr>
@@ -13363,10 +13587,10 @@
       <w:tcPr>
         <w:shd w:val="clear" w:color="ffffff" w:themeColor="light1" w:fill="ffffff" w:themeFill="light1"/>
         <w:tcBorders>
-          <w:top w:val="none"/>
-          <w:left w:val="none"/>
+          <w:top w:val="none" w:color="000000" w:sz="4" w:space="0"/>
+          <w:left w:val="none" w:color="000000" w:sz="4" w:space="0"/>
           <w:bottom w:val="single" w:color="000000" w:themeColor="text1" w:themeTint="80" w:sz="4" w:space="0"/>
-          <w:right w:val="none"/>
+          <w:right w:val="none" w:color="000000" w:sz="4" w:space="0"/>
         </w:tcBorders>
       </w:tcPr>
     </w:tblStylePr>
@@ -13386,12 +13610,12 @@
         <w:tblBorders/>
       </w:tblPr>
       <w:tcPr>
-        <w:shd w:color="ffffff"/>
+        <w:shd w:val="clear" w:color="ffffff"/>
         <w:tcBorders>
-          <w:top w:val="none"/>
+          <w:top w:val="none" w:color="000000" w:sz="4" w:space="0"/>
           <w:left w:val="single" w:color="000000" w:themeColor="text1" w:themeTint="80" w:sz="4" w:space="0"/>
-          <w:bottom w:val="none"/>
-          <w:right w:val="none"/>
+          <w:bottom w:val="none" w:color="000000" w:sz="4" w:space="0"/>
+          <w:right w:val="none" w:color="000000" w:sz="4" w:space="0"/>
         </w:tcBorders>
       </w:tcPr>
     </w:tblStylePr>
@@ -13414,9 +13638,9 @@
         <w:shd w:val="clear" w:color="ffffff" w:themeColor="light1" w:fill="ffffff" w:themeFill="light1"/>
         <w:tcBorders>
           <w:top w:val="single" w:color="000000" w:themeColor="text1" w:themeTint="80" w:sz="4" w:space="0"/>
-          <w:left w:val="none"/>
-          <w:bottom w:val="none"/>
-          <w:right w:val="none"/>
+          <w:left w:val="none" w:color="000000" w:sz="4" w:space="0"/>
+          <w:bottom w:val="none" w:color="000000" w:sz="4" w:space="0"/>
+          <w:right w:val="none" w:color="000000" w:sz="4" w:space="0"/>
         </w:tcBorders>
       </w:tcPr>
     </w:tblStylePr>
@@ -13486,9 +13710,9 @@
       </w:tcPr>
     </w:tblStylePr>
   </w:style>
-  <w:style w:type="table" w:styleId="62">
+  <w:style w:type="table" w:styleId="789">
     <w:name w:val="Grid Table 7 Colorful - Accent 1"/>
-    <w:basedOn w:val="665"/>
+    <w:basedOn w:val="925"/>
     <w:uiPriority w:val="99"/>
     <w:pPr>
       <w:pBdr/>
@@ -13590,11 +13814,11 @@
         <w:tblBorders/>
       </w:tblPr>
       <w:tcPr>
-        <w:shd w:color="ffffff"/>
+        <w:shd w:val="clear" w:color="ffffff"/>
         <w:tcBorders>
-          <w:top w:val="none"/>
-          <w:left w:val="none"/>
-          <w:bottom w:val="none"/>
+          <w:top w:val="none" w:color="000000" w:sz="4" w:space="0"/>
+          <w:left w:val="none" w:color="000000" w:sz="4" w:space="0"/>
+          <w:bottom w:val="none" w:color="000000" w:sz="4" w:space="0"/>
           <w:right w:val="single" w:color="000000" w:themeColor="accent1" w:themeTint="80" w:sz="4" w:space="0"/>
         </w:tcBorders>
       </w:tcPr>
@@ -13617,10 +13841,10 @@
       <w:tcPr>
         <w:shd w:val="clear" w:color="ffffff" w:themeColor="light1" w:fill="ffffff" w:themeFill="light1"/>
         <w:tcBorders>
-          <w:top w:val="none"/>
-          <w:left w:val="none"/>
+          <w:top w:val="none" w:color="000000" w:sz="4" w:space="0"/>
+          <w:left w:val="none" w:color="000000" w:sz="4" w:space="0"/>
           <w:bottom w:val="single" w:color="000000" w:themeColor="accent1" w:themeTint="80" w:sz="4" w:space="0"/>
-          <w:right w:val="none"/>
+          <w:right w:val="none" w:color="000000" w:sz="4" w:space="0"/>
         </w:tcBorders>
       </w:tcPr>
     </w:tblStylePr>
@@ -13640,12 +13864,12 @@
         <w:tblBorders/>
       </w:tblPr>
       <w:tcPr>
-        <w:shd w:color="ffffff"/>
+        <w:shd w:val="clear" w:color="ffffff"/>
         <w:tcBorders>
-          <w:top w:val="none"/>
+          <w:top w:val="none" w:color="000000" w:sz="4" w:space="0"/>
           <w:left w:val="single" w:color="000000" w:themeColor="accent1" w:themeTint="80" w:sz="4" w:space="0"/>
-          <w:bottom w:val="none"/>
-          <w:right w:val="none"/>
+          <w:bottom w:val="none" w:color="000000" w:sz="4" w:space="0"/>
+          <w:right w:val="none" w:color="000000" w:sz="4" w:space="0"/>
         </w:tcBorders>
       </w:tcPr>
     </w:tblStylePr>
@@ -13668,9 +13892,9 @@
         <w:shd w:val="clear" w:color="ffffff" w:themeColor="light1" w:fill="ffffff" w:themeFill="light1"/>
         <w:tcBorders>
           <w:top w:val="single" w:color="000000" w:themeColor="accent1" w:themeTint="80" w:sz="4" w:space="0"/>
-          <w:left w:val="none"/>
-          <w:bottom w:val="none"/>
-          <w:right w:val="none"/>
+          <w:left w:val="none" w:color="000000" w:sz="4" w:space="0"/>
+          <w:bottom w:val="none" w:color="000000" w:sz="4" w:space="0"/>
+          <w:right w:val="none" w:color="000000" w:sz="4" w:space="0"/>
         </w:tcBorders>
       </w:tcPr>
     </w:tblStylePr>
@@ -13740,9 +13964,9 @@
       </w:tcPr>
     </w:tblStylePr>
   </w:style>
-  <w:style w:type="table" w:styleId="63">
+  <w:style w:type="table" w:styleId="790">
     <w:name w:val="Grid Table 7 Colorful - Accent 2"/>
-    <w:basedOn w:val="665"/>
+    <w:basedOn w:val="925"/>
     <w:uiPriority w:val="99"/>
     <w:pPr>
       <w:pBdr/>
@@ -13844,11 +14068,11 @@
         <w:tblBorders/>
       </w:tblPr>
       <w:tcPr>
-        <w:shd w:color="ffffff"/>
+        <w:shd w:val="clear" w:color="ffffff"/>
         <w:tcBorders>
-          <w:top w:val="none"/>
-          <w:left w:val="none"/>
-          <w:bottom w:val="none"/>
+          <w:top w:val="none" w:color="000000" w:sz="4" w:space="0"/>
+          <w:left w:val="none" w:color="000000" w:sz="4" w:space="0"/>
+          <w:bottom w:val="none" w:color="000000" w:sz="4" w:space="0"/>
           <w:right w:val="single" w:color="000000" w:themeColor="accent2" w:themeTint="97" w:sz="4" w:space="0"/>
         </w:tcBorders>
       </w:tcPr>
@@ -13871,10 +14095,10 @@
       <w:tcPr>
         <w:shd w:val="clear" w:color="ffffff" w:themeColor="light1" w:fill="ffffff" w:themeFill="light1"/>
         <w:tcBorders>
-          <w:top w:val="none"/>
-          <w:left w:val="none"/>
+          <w:top w:val="none" w:color="000000" w:sz="4" w:space="0"/>
+          <w:left w:val="none" w:color="000000" w:sz="4" w:space="0"/>
           <w:bottom w:val="single" w:color="000000" w:themeColor="accent2" w:themeTint="97" w:sz="4" w:space="0"/>
-          <w:right w:val="none"/>
+          <w:right w:val="none" w:color="000000" w:sz="4" w:space="0"/>
         </w:tcBorders>
       </w:tcPr>
     </w:tblStylePr>
@@ -13894,12 +14118,12 @@
         <w:tblBorders/>
       </w:tblPr>
       <w:tcPr>
-        <w:shd w:color="ffffff"/>
+        <w:shd w:val="clear" w:color="ffffff"/>
         <w:tcBorders>
-          <w:top w:val="none"/>
+          <w:top w:val="none" w:color="000000" w:sz="4" w:space="0"/>
           <w:left w:val="single" w:color="000000" w:themeColor="accent2" w:themeTint="97" w:sz="4" w:space="0"/>
-          <w:bottom w:val="none"/>
-          <w:right w:val="none"/>
+          <w:bottom w:val="none" w:color="000000" w:sz="4" w:space="0"/>
+          <w:right w:val="none" w:color="000000" w:sz="4" w:space="0"/>
         </w:tcBorders>
       </w:tcPr>
     </w:tblStylePr>
@@ -13922,9 +14146,9 @@
         <w:shd w:val="clear" w:color="ffffff" w:themeColor="light1" w:fill="ffffff" w:themeFill="light1"/>
         <w:tcBorders>
           <w:top w:val="single" w:color="000000" w:themeColor="accent2" w:themeTint="97" w:sz="4" w:space="0"/>
-          <w:left w:val="none"/>
-          <w:bottom w:val="none"/>
-          <w:right w:val="none"/>
+          <w:left w:val="none" w:color="000000" w:sz="4" w:space="0"/>
+          <w:bottom w:val="none" w:color="000000" w:sz="4" w:space="0"/>
+          <w:right w:val="none" w:color="000000" w:sz="4" w:space="0"/>
         </w:tcBorders>
       </w:tcPr>
     </w:tblStylePr>
@@ -13994,9 +14218,9 @@
       </w:tcPr>
     </w:tblStylePr>
   </w:style>
-  <w:style w:type="table" w:styleId="64">
+  <w:style w:type="table" w:styleId="791">
     <w:name w:val="Grid Table 7 Colorful - Accent 3"/>
-    <w:basedOn w:val="665"/>
+    <w:basedOn w:val="925"/>
     <w:uiPriority w:val="99"/>
     <w:pPr>
       <w:pBdr/>
@@ -14098,11 +14322,11 @@
         <w:tblBorders/>
       </w:tblPr>
       <w:tcPr>
-        <w:shd w:color="ffffff"/>
+        <w:shd w:val="clear" w:color="ffffff"/>
         <w:tcBorders>
-          <w:top w:val="none"/>
-          <w:left w:val="none"/>
-          <w:bottom w:val="none"/>
+          <w:top w:val="none" w:color="000000" w:sz="4" w:space="0"/>
+          <w:left w:val="none" w:color="000000" w:sz="4" w:space="0"/>
+          <w:bottom w:val="none" w:color="000000" w:sz="4" w:space="0"/>
           <w:right w:val="single" w:color="000000" w:themeColor="accent3" w:themeTint="FE" w:sz="4" w:space="0"/>
         </w:tcBorders>
       </w:tcPr>
@@ -14125,10 +14349,10 @@
       <w:tcPr>
         <w:shd w:val="clear" w:color="ffffff" w:themeColor="light1" w:fill="ffffff" w:themeFill="light1"/>
         <w:tcBorders>
-          <w:top w:val="none"/>
-          <w:left w:val="none"/>
+          <w:top w:val="none" w:color="000000" w:sz="4" w:space="0"/>
+          <w:left w:val="none" w:color="000000" w:sz="4" w:space="0"/>
           <w:bottom w:val="single" w:color="000000" w:themeColor="accent3" w:themeTint="FE" w:sz="4" w:space="0"/>
-          <w:right w:val="none"/>
+          <w:right w:val="none" w:color="000000" w:sz="4" w:space="0"/>
         </w:tcBorders>
       </w:tcPr>
     </w:tblStylePr>
@@ -14148,12 +14372,12 @@
         <w:tblBorders/>
       </w:tblPr>
       <w:tcPr>
-        <w:shd w:color="ffffff"/>
+        <w:shd w:val="clear" w:color="ffffff"/>
         <w:tcBorders>
-          <w:top w:val="none"/>
+          <w:top w:val="none" w:color="000000" w:sz="4" w:space="0"/>
           <w:left w:val="single" w:color="000000" w:themeColor="accent3" w:themeTint="FE" w:sz="4" w:space="0"/>
-          <w:bottom w:val="none"/>
-          <w:right w:val="none"/>
+          <w:bottom w:val="none" w:color="000000" w:sz="4" w:space="0"/>
+          <w:right w:val="none" w:color="000000" w:sz="4" w:space="0"/>
         </w:tcBorders>
       </w:tcPr>
     </w:tblStylePr>
@@ -14176,9 +14400,9 @@
         <w:shd w:val="clear" w:color="ffffff" w:themeColor="light1" w:fill="ffffff" w:themeFill="light1"/>
         <w:tcBorders>
           <w:top w:val="single" w:color="000000" w:themeColor="accent3" w:themeTint="FE" w:sz="4" w:space="0"/>
-          <w:left w:val="none"/>
-          <w:bottom w:val="none"/>
-          <w:right w:val="none"/>
+          <w:left w:val="none" w:color="000000" w:sz="4" w:space="0"/>
+          <w:bottom w:val="none" w:color="000000" w:sz="4" w:space="0"/>
+          <w:right w:val="none" w:color="000000" w:sz="4" w:space="0"/>
         </w:tcBorders>
       </w:tcPr>
     </w:tblStylePr>
@@ -14248,9 +14472,9 @@
       </w:tcPr>
     </w:tblStylePr>
   </w:style>
-  <w:style w:type="table" w:styleId="65">
+  <w:style w:type="table" w:styleId="792">
     <w:name w:val="Grid Table 7 Colorful - Accent 4"/>
-    <w:basedOn w:val="665"/>
+    <w:basedOn w:val="925"/>
     <w:uiPriority w:val="99"/>
     <w:pPr>
       <w:pBdr/>
@@ -14352,11 +14576,11 @@
         <w:tblBorders/>
       </w:tblPr>
       <w:tcPr>
-        <w:shd w:color="ffffff"/>
+        <w:shd w:val="clear" w:color="ffffff"/>
         <w:tcBorders>
-          <w:top w:val="none"/>
-          <w:left w:val="none"/>
-          <w:bottom w:val="none"/>
+          <w:top w:val="none" w:color="000000" w:sz="4" w:space="0"/>
+          <w:left w:val="none" w:color="000000" w:sz="4" w:space="0"/>
+          <w:bottom w:val="none" w:color="000000" w:sz="4" w:space="0"/>
           <w:right w:val="single" w:color="000000" w:themeColor="accent4" w:themeTint="9A" w:sz="4" w:space="0"/>
         </w:tcBorders>
       </w:tcPr>
@@ -14379,10 +14603,10 @@
       <w:tcPr>
         <w:shd w:val="clear" w:color="ffffff" w:themeColor="light1" w:fill="ffffff" w:themeFill="light1"/>
         <w:tcBorders>
-          <w:top w:val="none"/>
-          <w:left w:val="none"/>
+          <w:top w:val="none" w:color="000000" w:sz="4" w:space="0"/>
+          <w:left w:val="none" w:color="000000" w:sz="4" w:space="0"/>
           <w:bottom w:val="single" w:color="000000" w:themeColor="accent4" w:themeTint="9A" w:sz="4" w:space="0"/>
-          <w:right w:val="none"/>
+          <w:right w:val="none" w:color="000000" w:sz="4" w:space="0"/>
         </w:tcBorders>
       </w:tcPr>
     </w:tblStylePr>
@@ -14402,12 +14626,12 @@
         <w:tblBorders/>
       </w:tblPr>
       <w:tcPr>
-        <w:shd w:color="ffffff"/>
+        <w:shd w:val="clear" w:color="ffffff"/>
         <w:tcBorders>
-          <w:top w:val="none"/>
+          <w:top w:val="none" w:color="000000" w:sz="4" w:space="0"/>
           <w:left w:val="single" w:color="000000" w:themeColor="accent4" w:themeTint="9A" w:sz="4" w:space="0"/>
-          <w:bottom w:val="none"/>
-          <w:right w:val="none"/>
+          <w:bottom w:val="none" w:color="000000" w:sz="4" w:space="0"/>
+          <w:right w:val="none" w:color="000000" w:sz="4" w:space="0"/>
         </w:tcBorders>
       </w:tcPr>
     </w:tblStylePr>
@@ -14430,9 +14654,9 @@
         <w:shd w:val="clear" w:color="ffffff" w:themeColor="light1" w:fill="ffffff" w:themeFill="light1"/>
         <w:tcBorders>
           <w:top w:val="single" w:color="000000" w:themeColor="accent4" w:themeTint="9A" w:sz="4" w:space="0"/>
-          <w:left w:val="none"/>
-          <w:bottom w:val="none"/>
-          <w:right w:val="none"/>
+          <w:left w:val="none" w:color="000000" w:sz="4" w:space="0"/>
+          <w:bottom w:val="none" w:color="000000" w:sz="4" w:space="0"/>
+          <w:right w:val="none" w:color="000000" w:sz="4" w:space="0"/>
         </w:tcBorders>
       </w:tcPr>
     </w:tblStylePr>
@@ -14502,9 +14726,9 @@
       </w:tcPr>
     </w:tblStylePr>
   </w:style>
-  <w:style w:type="table" w:styleId="66">
+  <w:style w:type="table" w:styleId="793">
     <w:name w:val="Grid Table 7 Colorful - Accent 5"/>
-    <w:basedOn w:val="665"/>
+    <w:basedOn w:val="925"/>
     <w:uiPriority w:val="99"/>
     <w:pPr>
       <w:pBdr/>
@@ -14606,11 +14830,11 @@
         <w:tblBorders/>
       </w:tblPr>
       <w:tcPr>
-        <w:shd w:color="ffffff"/>
+        <w:shd w:val="clear" w:color="ffffff"/>
         <w:tcBorders>
-          <w:top w:val="none"/>
-          <w:left w:val="none"/>
-          <w:bottom w:val="none"/>
+          <w:top w:val="none" w:color="000000" w:sz="4" w:space="0"/>
+          <w:left w:val="none" w:color="000000" w:sz="4" w:space="0"/>
+          <w:bottom w:val="none" w:color="000000" w:sz="4" w:space="0"/>
           <w:right w:val="single" w:color="000000" w:themeColor="accent5" w:themeTint="90" w:sz="4" w:space="0"/>
         </w:tcBorders>
       </w:tcPr>
@@ -14633,10 +14857,10 @@
       <w:tcPr>
         <w:shd w:val="clear" w:color="ffffff" w:themeColor="light1" w:fill="ffffff" w:themeFill="light1"/>
         <w:tcBorders>
-          <w:top w:val="none"/>
-          <w:left w:val="none"/>
+          <w:top w:val="none" w:color="000000" w:sz="4" w:space="0"/>
+          <w:left w:val="none" w:color="000000" w:sz="4" w:space="0"/>
           <w:bottom w:val="single" w:color="000000" w:themeColor="accent5" w:themeTint="90" w:sz="4" w:space="0"/>
-          <w:right w:val="none"/>
+          <w:right w:val="none" w:color="000000" w:sz="4" w:space="0"/>
         </w:tcBorders>
       </w:tcPr>
     </w:tblStylePr>
@@ -14656,12 +14880,12 @@
         <w:tblBorders/>
       </w:tblPr>
       <w:tcPr>
-        <w:shd w:color="ffffff"/>
+        <w:shd w:val="clear" w:color="ffffff"/>
         <w:tcBorders>
-          <w:top w:val="none"/>
+          <w:top w:val="none" w:color="000000" w:sz="4" w:space="0"/>
           <w:left w:val="single" w:color="000000" w:themeColor="accent5" w:themeTint="90" w:sz="4" w:space="0"/>
-          <w:bottom w:val="none"/>
-          <w:right w:val="none"/>
+          <w:bottom w:val="none" w:color="000000" w:sz="4" w:space="0"/>
+          <w:right w:val="none" w:color="000000" w:sz="4" w:space="0"/>
         </w:tcBorders>
       </w:tcPr>
     </w:tblStylePr>
@@ -14684,9 +14908,9 @@
         <w:shd w:val="clear" w:color="ffffff" w:themeColor="light1" w:fill="ffffff" w:themeFill="light1"/>
         <w:tcBorders>
           <w:top w:val="single" w:color="000000" w:themeColor="accent5" w:themeTint="90" w:sz="4" w:space="0"/>
-          <w:left w:val="none"/>
-          <w:bottom w:val="none"/>
-          <w:right w:val="none"/>
+          <w:left w:val="none" w:color="000000" w:sz="4" w:space="0"/>
+          <w:bottom w:val="none" w:color="000000" w:sz="4" w:space="0"/>
+          <w:right w:val="none" w:color="000000" w:sz="4" w:space="0"/>
         </w:tcBorders>
       </w:tcPr>
     </w:tblStylePr>
@@ -14756,9 +14980,9 @@
       </w:tcPr>
     </w:tblStylePr>
   </w:style>
-  <w:style w:type="table" w:styleId="67">
+  <w:style w:type="table" w:styleId="794">
     <w:name w:val="Grid Table 7 Colorful - Accent 6"/>
-    <w:basedOn w:val="665"/>
+    <w:basedOn w:val="925"/>
     <w:uiPriority w:val="99"/>
     <w:pPr>
       <w:pBdr/>
@@ -14860,11 +15084,11 @@
         <w:tblBorders/>
       </w:tblPr>
       <w:tcPr>
-        <w:shd w:color="ffffff"/>
+        <w:shd w:val="clear" w:color="ffffff"/>
         <w:tcBorders>
-          <w:top w:val="none"/>
-          <w:left w:val="none"/>
-          <w:bottom w:val="none"/>
+          <w:top w:val="none" w:color="000000" w:sz="4" w:space="0"/>
+          <w:left w:val="none" w:color="000000" w:sz="4" w:space="0"/>
+          <w:bottom w:val="none" w:color="000000" w:sz="4" w:space="0"/>
           <w:right w:val="single" w:color="000000" w:themeColor="accent6" w:themeTint="90" w:sz="4" w:space="0"/>
         </w:tcBorders>
       </w:tcPr>
@@ -14887,10 +15111,10 @@
       <w:tcPr>
         <w:shd w:val="clear" w:color="ffffff" w:themeColor="light1" w:fill="ffffff" w:themeFill="light1"/>
         <w:tcBorders>
-          <w:top w:val="none"/>
-          <w:left w:val="none"/>
+          <w:top w:val="none" w:color="000000" w:sz="4" w:space="0"/>
+          <w:left w:val="none" w:color="000000" w:sz="4" w:space="0"/>
           <w:bottom w:val="single" w:color="000000" w:themeColor="accent6" w:themeTint="90" w:sz="4" w:space="0"/>
-          <w:right w:val="none"/>
+          <w:right w:val="none" w:color="000000" w:sz="4" w:space="0"/>
         </w:tcBorders>
       </w:tcPr>
     </w:tblStylePr>
@@ -14910,12 +15134,12 @@
         <w:tblBorders/>
       </w:tblPr>
       <w:tcPr>
-        <w:shd w:color="ffffff"/>
+        <w:shd w:val="clear" w:color="ffffff"/>
         <w:tcBorders>
-          <w:top w:val="none"/>
+          <w:top w:val="none" w:color="000000" w:sz="4" w:space="0"/>
           <w:left w:val="single" w:color="000000" w:themeColor="accent6" w:themeTint="90" w:sz="4" w:space="0"/>
-          <w:bottom w:val="none"/>
-          <w:right w:val="none"/>
+          <w:bottom w:val="none" w:color="000000" w:sz="4" w:space="0"/>
+          <w:right w:val="none" w:color="000000" w:sz="4" w:space="0"/>
         </w:tcBorders>
       </w:tcPr>
     </w:tblStylePr>
@@ -14938,9 +15162,9 @@
         <w:shd w:val="clear" w:color="ffffff" w:themeColor="light1" w:fill="ffffff" w:themeFill="light1"/>
         <w:tcBorders>
           <w:top w:val="single" w:color="000000" w:themeColor="accent6" w:themeTint="90" w:sz="4" w:space="0"/>
-          <w:left w:val="none"/>
-          <w:bottom w:val="none"/>
-          <w:right w:val="none"/>
+          <w:left w:val="none" w:color="000000" w:sz="4" w:space="0"/>
+          <w:bottom w:val="none" w:color="000000" w:sz="4" w:space="0"/>
+          <w:right w:val="none" w:color="000000" w:sz="4" w:space="0"/>
         </w:tcBorders>
       </w:tcPr>
     </w:tblStylePr>
@@ -15010,9 +15234,9 @@
       </w:tcPr>
     </w:tblStylePr>
   </w:style>
-  <w:style w:type="table" w:styleId="68">
+  <w:style w:type="table" w:styleId="795">
     <w:name w:val="List Table 1 Light"/>
-    <w:basedOn w:val="665"/>
+    <w:basedOn w:val="925"/>
     <w:uiPriority w:val="99"/>
     <w:pPr>
       <w:pBdr/>
@@ -15226,9 +15450,9 @@
       </w:tcPr>
     </w:tblStylePr>
   </w:style>
-  <w:style w:type="table" w:styleId="69">
+  <w:style w:type="table" w:styleId="796">
     <w:name w:val="List Table 1 Light - Accent 1"/>
-    <w:basedOn w:val="665"/>
+    <w:basedOn w:val="925"/>
     <w:uiPriority w:val="99"/>
     <w:pPr>
       <w:pBdr/>
@@ -15442,9 +15666,9 @@
       </w:tcPr>
     </w:tblStylePr>
   </w:style>
-  <w:style w:type="table" w:styleId="70">
+  <w:style w:type="table" w:styleId="797">
     <w:name w:val="List Table 1 Light - Accent 2"/>
-    <w:basedOn w:val="665"/>
+    <w:basedOn w:val="925"/>
     <w:uiPriority w:val="99"/>
     <w:pPr>
       <w:pBdr/>
@@ -15658,9 +15882,9 @@
       </w:tcPr>
     </w:tblStylePr>
   </w:style>
-  <w:style w:type="table" w:styleId="71">
+  <w:style w:type="table" w:styleId="798">
     <w:name w:val="List Table 1 Light - Accent 3"/>
-    <w:basedOn w:val="665"/>
+    <w:basedOn w:val="925"/>
     <w:uiPriority w:val="99"/>
     <w:pPr>
       <w:pBdr/>
@@ -15874,9 +16098,9 @@
       </w:tcPr>
     </w:tblStylePr>
   </w:style>
-  <w:style w:type="table" w:styleId="72">
+  <w:style w:type="table" w:styleId="799">
     <w:name w:val="List Table 1 Light - Accent 4"/>
-    <w:basedOn w:val="665"/>
+    <w:basedOn w:val="925"/>
     <w:uiPriority w:val="99"/>
     <w:pPr>
       <w:pBdr/>
@@ -16090,9 +16314,9 @@
       </w:tcPr>
     </w:tblStylePr>
   </w:style>
-  <w:style w:type="table" w:styleId="73">
+  <w:style w:type="table" w:styleId="800">
     <w:name w:val="List Table 1 Light - Accent 5"/>
-    <w:basedOn w:val="665"/>
+    <w:basedOn w:val="925"/>
     <w:uiPriority w:val="99"/>
     <w:pPr>
       <w:pBdr/>
@@ -16306,9 +16530,9 @@
       </w:tcPr>
     </w:tblStylePr>
   </w:style>
-  <w:style w:type="table" w:styleId="74">
+  <w:style w:type="table" w:styleId="801">
     <w:name w:val="List Table 1 Light - Accent 6"/>
-    <w:basedOn w:val="665"/>
+    <w:basedOn w:val="925"/>
     <w:uiPriority w:val="99"/>
     <w:pPr>
       <w:pBdr/>
@@ -16522,9 +16746,9 @@
       </w:tcPr>
     </w:tblStylePr>
   </w:style>
-  <w:style w:type="table" w:styleId="75">
+  <w:style w:type="table" w:styleId="802">
     <w:name w:val="List Table 2"/>
-    <w:basedOn w:val="665"/>
+    <w:basedOn w:val="925"/>
     <w:uiPriority w:val="99"/>
     <w:pPr>
       <w:pBdr/>
@@ -16760,9 +16984,9 @@
       </w:tcPr>
     </w:tblStylePr>
   </w:style>
-  <w:style w:type="table" w:styleId="76">
+  <w:style w:type="table" w:styleId="803">
     <w:name w:val="List Table 2 - Accent 1"/>
-    <w:basedOn w:val="665"/>
+    <w:basedOn w:val="925"/>
     <w:uiPriority w:val="99"/>
     <w:pPr>
       <w:pBdr/>
@@ -16998,9 +17222,9 @@
       </w:tcPr>
     </w:tblStylePr>
   </w:style>
-  <w:style w:type="table" w:styleId="77">
+  <w:style w:type="table" w:styleId="804">
     <w:name w:val="List Table 2 - Accent 2"/>
-    <w:basedOn w:val="665"/>
+    <w:basedOn w:val="925"/>
     <w:uiPriority w:val="99"/>
     <w:pPr>
       <w:pBdr/>
@@ -17236,9 +17460,9 @@
       </w:tcPr>
     </w:tblStylePr>
   </w:style>
-  <w:style w:type="table" w:styleId="78">
+  <w:style w:type="table" w:styleId="805">
     <w:name w:val="List Table 2 - Accent 3"/>
-    <w:basedOn w:val="665"/>
+    <w:basedOn w:val="925"/>
     <w:uiPriority w:val="99"/>
     <w:pPr>
       <w:pBdr/>
@@ -17474,9 +17698,9 @@
       </w:tcPr>
     </w:tblStylePr>
   </w:style>
-  <w:style w:type="table" w:styleId="79">
+  <w:style w:type="table" w:styleId="806">
     <w:name w:val="List Table 2 - Accent 4"/>
-    <w:basedOn w:val="665"/>
+    <w:basedOn w:val="925"/>
     <w:uiPriority w:val="99"/>
     <w:pPr>
       <w:pBdr/>
@@ -17712,9 +17936,9 @@
       </w:tcPr>
     </w:tblStylePr>
   </w:style>
-  <w:style w:type="table" w:styleId="80">
+  <w:style w:type="table" w:styleId="807">
     <w:name w:val="List Table 2 - Accent 5"/>
-    <w:basedOn w:val="665"/>
+    <w:basedOn w:val="925"/>
     <w:uiPriority w:val="99"/>
     <w:pPr>
       <w:pBdr/>
@@ -17950,9 +18174,9 @@
       </w:tcPr>
     </w:tblStylePr>
   </w:style>
-  <w:style w:type="table" w:styleId="81">
+  <w:style w:type="table" w:styleId="808">
     <w:name w:val="List Table 2 - Accent 6"/>
-    <w:basedOn w:val="665"/>
+    <w:basedOn w:val="925"/>
     <w:uiPriority w:val="99"/>
     <w:pPr>
       <w:pBdr/>
@@ -18188,9 +18412,9 @@
       </w:tcPr>
     </w:tblStylePr>
   </w:style>
-  <w:style w:type="table" w:styleId="82">
+  <w:style w:type="table" w:styleId="809">
     <w:name w:val="List Table 3"/>
-    <w:basedOn w:val="665"/>
+    <w:basedOn w:val="925"/>
     <w:uiPriority w:val="99"/>
     <w:pPr>
       <w:pBdr/>
@@ -18416,9 +18640,9 @@
       </w:tcPr>
     </w:tblStylePr>
   </w:style>
-  <w:style w:type="table" w:styleId="83">
+  <w:style w:type="table" w:styleId="810">
     <w:name w:val="List Table 3 - Accent 1"/>
-    <w:basedOn w:val="665"/>
+    <w:basedOn w:val="925"/>
     <w:uiPriority w:val="99"/>
     <w:pPr>
       <w:pBdr/>
@@ -18644,9 +18868,9 @@
       </w:tcPr>
     </w:tblStylePr>
   </w:style>
-  <w:style w:type="table" w:styleId="84">
+  <w:style w:type="table" w:styleId="811">
     <w:name w:val="List Table 3 - Accent 2"/>
-    <w:basedOn w:val="665"/>
+    <w:basedOn w:val="925"/>
     <w:uiPriority w:val="99"/>
     <w:pPr>
       <w:pBdr/>
@@ -18872,9 +19096,9 @@
       </w:tcPr>
     </w:tblStylePr>
   </w:style>
-  <w:style w:type="table" w:styleId="85">
+  <w:style w:type="table" w:styleId="812">
     <w:name w:val="List Table 3 - Accent 3"/>
-    <w:basedOn w:val="665"/>
+    <w:basedOn w:val="925"/>
     <w:uiPriority w:val="99"/>
     <w:pPr>
       <w:pBdr/>
@@ -19100,9 +19324,9 @@
       </w:tcPr>
     </w:tblStylePr>
   </w:style>
-  <w:style w:type="table" w:styleId="86">
+  <w:style w:type="table" w:styleId="813">
     <w:name w:val="List Table 3 - Accent 4"/>
-    <w:basedOn w:val="665"/>
+    <w:basedOn w:val="925"/>
     <w:uiPriority w:val="99"/>
     <w:pPr>
       <w:pBdr/>
@@ -19328,9 +19552,9 @@
       </w:tcPr>
     </w:tblStylePr>
   </w:style>
-  <w:style w:type="table" w:styleId="87">
+  <w:style w:type="table" w:styleId="814">
     <w:name w:val="List Table 3 - Accent 5"/>
-    <w:basedOn w:val="665"/>
+    <w:basedOn w:val="925"/>
     <w:uiPriority w:val="99"/>
     <w:pPr>
       <w:pBdr/>
@@ -19556,9 +19780,9 @@
       </w:tcPr>
     </w:tblStylePr>
   </w:style>
-  <w:style w:type="table" w:styleId="88">
+  <w:style w:type="table" w:styleId="815">
     <w:name w:val="List Table 3 - Accent 6"/>
-    <w:basedOn w:val="665"/>
+    <w:basedOn w:val="925"/>
     <w:uiPriority w:val="99"/>
     <w:pPr>
       <w:pBdr/>
@@ -19784,9 +20008,9 @@
       </w:tcPr>
     </w:tblStylePr>
   </w:style>
-  <w:style w:type="table" w:styleId="89">
+  <w:style w:type="table" w:styleId="816">
     <w:name w:val="List Table 4"/>
-    <w:basedOn w:val="665"/>
+    <w:basedOn w:val="925"/>
     <w:uiPriority w:val="99"/>
     <w:pPr>
       <w:pBdr/>
@@ -20009,9 +20233,9 @@
       </w:tcPr>
     </w:tblStylePr>
   </w:style>
-  <w:style w:type="table" w:styleId="90">
+  <w:style w:type="table" w:styleId="817">
     <w:name w:val="List Table 4 - Accent 1"/>
-    <w:basedOn w:val="665"/>
+    <w:basedOn w:val="925"/>
     <w:uiPriority w:val="99"/>
     <w:pPr>
       <w:pBdr/>
@@ -20234,9 +20458,9 @@
       </w:tcPr>
     </w:tblStylePr>
   </w:style>
-  <w:style w:type="table" w:styleId="91">
+  <w:style w:type="table" w:styleId="818">
     <w:name w:val="List Table 4 - Accent 2"/>
-    <w:basedOn w:val="665"/>
+    <w:basedOn w:val="925"/>
     <w:uiPriority w:val="99"/>
     <w:pPr>
       <w:pBdr/>
@@ -20459,9 +20683,9 @@
       </w:tcPr>
     </w:tblStylePr>
   </w:style>
-  <w:style w:type="table" w:styleId="92">
+  <w:style w:type="table" w:styleId="819">
     <w:name w:val="List Table 4 - Accent 3"/>
-    <w:basedOn w:val="665"/>
+    <w:basedOn w:val="925"/>
     <w:uiPriority w:val="99"/>
     <w:pPr>
       <w:pBdr/>
@@ -20684,9 +20908,9 @@
       </w:tcPr>
     </w:tblStylePr>
   </w:style>
-  <w:style w:type="table" w:styleId="93">
+  <w:style w:type="table" w:styleId="820">
     <w:name w:val="List Table 4 - Accent 4"/>
-    <w:basedOn w:val="665"/>
+    <w:basedOn w:val="925"/>
     <w:uiPriority w:val="99"/>
     <w:pPr>
       <w:pBdr/>
@@ -20909,9 +21133,9 @@
       </w:tcPr>
     </w:tblStylePr>
   </w:style>
-  <w:style w:type="table" w:styleId="94">
+  <w:style w:type="table" w:styleId="821">
     <w:name w:val="List Table 4 - Accent 5"/>
-    <w:basedOn w:val="665"/>
+    <w:basedOn w:val="925"/>
     <w:uiPriority w:val="99"/>
     <w:pPr>
       <w:pBdr/>
@@ -21134,9 +21358,9 @@
       </w:tcPr>
     </w:tblStylePr>
   </w:style>
-  <w:style w:type="table" w:styleId="95">
+  <w:style w:type="table" w:styleId="822">
     <w:name w:val="List Table 4 - Accent 6"/>
-    <w:basedOn w:val="665"/>
+    <w:basedOn w:val="925"/>
     <w:uiPriority w:val="99"/>
     <w:pPr>
       <w:pBdr/>
@@ -21359,9 +21583,9 @@
       </w:tcPr>
     </w:tblStylePr>
   </w:style>
-  <w:style w:type="table" w:styleId="96">
+  <w:style w:type="table" w:styleId="823">
     <w:name w:val="List Table 5 Dark"/>
-    <w:basedOn w:val="665"/>
+    <w:basedOn w:val="925"/>
     <w:uiPriority w:val="99"/>
     <w:pPr>
       <w:pBdr/>
@@ -21601,9 +21825,9 @@
       </w:tcPr>
     </w:tblStylePr>
   </w:style>
-  <w:style w:type="table" w:styleId="97">
+  <w:style w:type="table" w:styleId="824">
     <w:name w:val="List Table 5 Dark - Accent 1"/>
-    <w:basedOn w:val="665"/>
+    <w:basedOn w:val="925"/>
     <w:uiPriority w:val="99"/>
     <w:pPr>
       <w:pBdr/>
@@ -21843,9 +22067,9 @@
       </w:tcPr>
     </w:tblStylePr>
   </w:style>
-  <w:style w:type="table" w:styleId="98">
+  <w:style w:type="table" w:styleId="825">
     <w:name w:val="List Table 5 Dark - Accent 2"/>
-    <w:basedOn w:val="665"/>
+    <w:basedOn w:val="925"/>
     <w:uiPriority w:val="99"/>
     <w:pPr>
       <w:pBdr/>
@@ -22085,9 +22309,9 @@
       </w:tcPr>
     </w:tblStylePr>
   </w:style>
-  <w:style w:type="table" w:styleId="99">
+  <w:style w:type="table" w:styleId="826">
     <w:name w:val="List Table 5 Dark - Accent 3"/>
-    <w:basedOn w:val="665"/>
+    <w:basedOn w:val="925"/>
     <w:uiPriority w:val="99"/>
     <w:pPr>
       <w:pBdr/>
@@ -22327,9 +22551,9 @@
       </w:tcPr>
     </w:tblStylePr>
   </w:style>
-  <w:style w:type="table" w:styleId="100">
+  <w:style w:type="table" w:styleId="827">
     <w:name w:val="List Table 5 Dark - Accent 4"/>
-    <w:basedOn w:val="665"/>
+    <w:basedOn w:val="925"/>
     <w:uiPriority w:val="99"/>
     <w:pPr>
       <w:pBdr/>
@@ -22569,9 +22793,9 @@
       </w:tcPr>
     </w:tblStylePr>
   </w:style>
-  <w:style w:type="table" w:styleId="101">
+  <w:style w:type="table" w:styleId="828">
     <w:name w:val="List Table 5 Dark - Accent 5"/>
-    <w:basedOn w:val="665"/>
+    <w:basedOn w:val="925"/>
     <w:uiPriority w:val="99"/>
     <w:pPr>
       <w:pBdr/>
@@ -22811,9 +23035,9 @@
       </w:tcPr>
     </w:tblStylePr>
   </w:style>
-  <w:style w:type="table" w:styleId="102">
+  <w:style w:type="table" w:styleId="829">
     <w:name w:val="List Table 5 Dark - Accent 6"/>
-    <w:basedOn w:val="665"/>
+    <w:basedOn w:val="925"/>
     <w:uiPriority w:val="99"/>
     <w:pPr>
       <w:pBdr/>
@@ -23053,9 +23277,9 @@
       </w:tcPr>
     </w:tblStylePr>
   </w:style>
-  <w:style w:type="table" w:styleId="103">
+  <w:style w:type="table" w:styleId="830">
     <w:name w:val="List Table 6 Colorful"/>
-    <w:basedOn w:val="665"/>
+    <w:basedOn w:val="925"/>
     <w:uiPriority w:val="99"/>
     <w:pPr>
       <w:pBdr/>
@@ -23276,9 +23500,9 @@
       </w:tcPr>
     </w:tblStylePr>
   </w:style>
-  <w:style w:type="table" w:styleId="104">
+  <w:style w:type="table" w:styleId="831">
     <w:name w:val="List Table 6 Colorful - Accent 1"/>
-    <w:basedOn w:val="665"/>
+    <w:basedOn w:val="925"/>
     <w:uiPriority w:val="99"/>
     <w:pPr>
       <w:pBdr/>
@@ -23499,9 +23723,9 @@
       </w:tcPr>
     </w:tblStylePr>
   </w:style>
-  <w:style w:type="table" w:styleId="105">
+  <w:style w:type="table" w:styleId="832">
     <w:name w:val="List Table 6 Colorful - Accent 2"/>
-    <w:basedOn w:val="665"/>
+    <w:basedOn w:val="925"/>
     <w:uiPriority w:val="99"/>
     <w:pPr>
       <w:pBdr/>
@@ -23722,9 +23946,9 @@
       </w:tcPr>
     </w:tblStylePr>
   </w:style>
-  <w:style w:type="table" w:styleId="106">
+  <w:style w:type="table" w:styleId="833">
     <w:name w:val="List Table 6 Colorful - Accent 3"/>
-    <w:basedOn w:val="665"/>
+    <w:basedOn w:val="925"/>
     <w:uiPriority w:val="99"/>
     <w:pPr>
       <w:pBdr/>
@@ -23945,9 +24169,9 @@
       </w:tcPr>
     </w:tblStylePr>
   </w:style>
-  <w:style w:type="table" w:styleId="107">
+  <w:style w:type="table" w:styleId="834">
     <w:name w:val="List Table 6 Colorful - Accent 4"/>
-    <w:basedOn w:val="665"/>
+    <w:basedOn w:val="925"/>
     <w:uiPriority w:val="99"/>
     <w:pPr>
       <w:pBdr/>
@@ -24168,9 +24392,9 @@
       </w:tcPr>
     </w:tblStylePr>
   </w:style>
-  <w:style w:type="table" w:styleId="108">
+  <w:style w:type="table" w:styleId="835">
     <w:name w:val="List Table 6 Colorful - Accent 5"/>
-    <w:basedOn w:val="665"/>
+    <w:basedOn w:val="925"/>
     <w:uiPriority w:val="99"/>
     <w:pPr>
       <w:pBdr/>
@@ -24391,9 +24615,9 @@
       </w:tcPr>
     </w:tblStylePr>
   </w:style>
-  <w:style w:type="table" w:styleId="109">
+  <w:style w:type="table" w:styleId="836">
     <w:name w:val="List Table 6 Colorful - Accent 6"/>
-    <w:basedOn w:val="665"/>
+    <w:basedOn w:val="925"/>
     <w:uiPriority w:val="99"/>
     <w:pPr>
       <w:pBdr/>
@@ -24614,9 +24838,9 @@
       </w:tcPr>
     </w:tblStylePr>
   </w:style>
-  <w:style w:type="table" w:styleId="110">
+  <w:style w:type="table" w:styleId="837">
     <w:name w:val="List Table 7 Colorful"/>
-    <w:basedOn w:val="665"/>
+    <w:basedOn w:val="925"/>
     <w:uiPriority w:val="99"/>
     <w:pPr>
       <w:pBdr/>
@@ -24715,11 +24939,11 @@
         <w:tblBorders/>
       </w:tblPr>
       <w:tcPr>
-        <w:shd w:color="ffffff"/>
+        <w:shd w:val="clear" w:color="ffffff"/>
         <w:tcBorders>
-          <w:top w:val="none"/>
-          <w:left w:val="none"/>
-          <w:bottom w:val="none"/>
+          <w:top w:val="none" w:color="000000" w:sz="4" w:space="0"/>
+          <w:left w:val="none" w:color="000000" w:sz="4" w:space="0"/>
+          <w:bottom w:val="none" w:color="000000" w:sz="4" w:space="0"/>
           <w:right w:val="single" w:color="000000" w:themeColor="text1" w:themeTint="80" w:sz="4" w:space="0"/>
         </w:tcBorders>
       </w:tcPr>
@@ -24742,10 +24966,10 @@
       <w:tcPr>
         <w:shd w:val="clear" w:color="ffffff" w:themeColor="light1" w:fill="ffffff" w:themeFill="light1"/>
         <w:tcBorders>
-          <w:top w:val="none"/>
-          <w:left w:val="none"/>
+          <w:top w:val="none" w:color="000000" w:sz="4" w:space="0"/>
+          <w:left w:val="none" w:color="000000" w:sz="4" w:space="0"/>
           <w:bottom w:val="single" w:color="000000" w:themeColor="text1" w:themeTint="80" w:sz="4" w:space="0"/>
-          <w:right w:val="none"/>
+          <w:right w:val="none" w:color="000000" w:sz="4" w:space="0"/>
         </w:tcBorders>
       </w:tcPr>
     </w:tblStylePr>
@@ -24765,12 +24989,12 @@
         <w:tblBorders/>
       </w:tblPr>
       <w:tcPr>
-        <w:shd w:color="ffffff"/>
+        <w:shd w:val="clear" w:color="ffffff"/>
         <w:tcBorders>
-          <w:top w:val="none"/>
+          <w:top w:val="none" w:color="000000" w:sz="4" w:space="0"/>
           <w:left w:val="single" w:color="000000" w:themeColor="text1" w:themeTint="80" w:sz="4" w:space="0"/>
-          <w:bottom w:val="none"/>
-          <w:right w:val="none"/>
+          <w:bottom w:val="none" w:color="000000" w:sz="4" w:space="0"/>
+          <w:right w:val="none" w:color="000000" w:sz="4" w:space="0"/>
         </w:tcBorders>
       </w:tcPr>
     </w:tblStylePr>
@@ -24793,9 +25017,9 @@
         <w:shd w:val="clear" w:color="ffffff" w:themeColor="light1" w:fill="ffffff" w:themeFill="light1"/>
         <w:tcBorders>
           <w:top w:val="single" w:color="000000" w:themeColor="text1" w:themeTint="80" w:sz="4" w:space="0"/>
-          <w:left w:val="none"/>
-          <w:bottom w:val="none"/>
-          <w:right w:val="none"/>
+          <w:left w:val="none" w:color="000000" w:sz="4" w:space="0"/>
+          <w:bottom w:val="none" w:color="000000" w:sz="4" w:space="0"/>
+          <w:right w:val="none" w:color="000000" w:sz="4" w:space="0"/>
         </w:tcBorders>
       </w:tcPr>
     </w:tblStylePr>
@@ -24870,9 +25094,9 @@
       </w:tcPr>
     </w:tblStylePr>
   </w:style>
-  <w:style w:type="table" w:styleId="111">
+  <w:style w:type="table" w:styleId="838">
     <w:name w:val="List Table 7 Colorful - Accent 1"/>
-    <w:basedOn w:val="665"/>
+    <w:basedOn w:val="925"/>
     <w:uiPriority w:val="99"/>
     <w:pPr>
       <w:pBdr/>
@@ -24971,11 +25195,11 @@
         <w:tblBorders/>
       </w:tblPr>
       <w:tcPr>
-        <w:shd w:color="ffffff"/>
+        <w:shd w:val="clear" w:color="ffffff"/>
         <w:tcBorders>
-          <w:top w:val="none"/>
-          <w:left w:val="none"/>
-          <w:bottom w:val="none"/>
+          <w:top w:val="none" w:color="000000" w:sz="4" w:space="0"/>
+          <w:left w:val="none" w:color="000000" w:sz="4" w:space="0"/>
+          <w:bottom w:val="none" w:color="000000" w:sz="4" w:space="0"/>
           <w:right w:val="single" w:color="000000" w:themeColor="accent1" w:sz="4" w:space="0"/>
         </w:tcBorders>
       </w:tcPr>
@@ -24998,10 +25222,10 @@
       <w:tcPr>
         <w:shd w:val="clear" w:color="ffffff" w:themeColor="light1" w:fill="ffffff" w:themeFill="light1"/>
         <w:tcBorders>
-          <w:top w:val="none"/>
-          <w:left w:val="none"/>
+          <w:top w:val="none" w:color="000000" w:sz="4" w:space="0"/>
+          <w:left w:val="none" w:color="000000" w:sz="4" w:space="0"/>
           <w:bottom w:val="single" w:color="000000" w:themeColor="accent1" w:sz="4" w:space="0"/>
-          <w:right w:val="none"/>
+          <w:right w:val="none" w:color="000000" w:sz="4" w:space="0"/>
         </w:tcBorders>
       </w:tcPr>
     </w:tblStylePr>
@@ -25021,12 +25245,12 @@
         <w:tblBorders/>
       </w:tblPr>
       <w:tcPr>
-        <w:shd w:color="ffffff"/>
+        <w:shd w:val="clear" w:color="ffffff"/>
         <w:tcBorders>
-          <w:top w:val="none"/>
+          <w:top w:val="none" w:color="000000" w:sz="4" w:space="0"/>
           <w:left w:val="single" w:color="000000" w:themeColor="accent1" w:sz="4" w:space="0"/>
-          <w:bottom w:val="none"/>
-          <w:right w:val="none"/>
+          <w:bottom w:val="none" w:color="000000" w:sz="4" w:space="0"/>
+          <w:right w:val="none" w:color="000000" w:sz="4" w:space="0"/>
         </w:tcBorders>
       </w:tcPr>
     </w:tblStylePr>
@@ -25049,9 +25273,9 @@
         <w:shd w:val="clear" w:color="ffffff" w:themeColor="light1" w:fill="ffffff" w:themeFill="light1"/>
         <w:tcBorders>
           <w:top w:val="single" w:color="000000" w:themeColor="accent1" w:sz="4" w:space="0"/>
-          <w:left w:val="none"/>
-          <w:bottom w:val="none"/>
-          <w:right w:val="none"/>
+          <w:left w:val="none" w:color="000000" w:sz="4" w:space="0"/>
+          <w:bottom w:val="none" w:color="000000" w:sz="4" w:space="0"/>
+          <w:right w:val="none" w:color="000000" w:sz="4" w:space="0"/>
         </w:tcBorders>
       </w:tcPr>
     </w:tblStylePr>
@@ -25126,9 +25350,9 @@
       </w:tcPr>
     </w:tblStylePr>
   </w:style>
-  <w:style w:type="table" w:styleId="112">
+  <w:style w:type="table" w:styleId="839">
     <w:name w:val="List Table 7 Colorful - Accent 2"/>
-    <w:basedOn w:val="665"/>
+    <w:basedOn w:val="925"/>
     <w:uiPriority w:val="99"/>
     <w:pPr>
       <w:pBdr/>
@@ -25227,11 +25451,11 @@
         <w:tblBorders/>
       </w:tblPr>
       <w:tcPr>
-        <w:shd w:color="ffffff"/>
+        <w:shd w:val="clear" w:color="ffffff"/>
         <w:tcBorders>
-          <w:top w:val="none"/>
-          <w:left w:val="none"/>
-          <w:bottom w:val="none"/>
+          <w:top w:val="none" w:color="000000" w:sz="4" w:space="0"/>
+          <w:left w:val="none" w:color="000000" w:sz="4" w:space="0"/>
+          <w:bottom w:val="none" w:color="000000" w:sz="4" w:space="0"/>
           <w:right w:val="single" w:color="000000" w:themeColor="accent2" w:themeTint="97" w:sz="4" w:space="0"/>
         </w:tcBorders>
       </w:tcPr>
@@ -25254,10 +25478,10 @@
       <w:tcPr>
         <w:shd w:val="clear" w:color="ffffff" w:themeColor="light1" w:fill="ffffff" w:themeFill="light1"/>
         <w:tcBorders>
-          <w:top w:val="none"/>
-          <w:left w:val="none"/>
+          <w:top w:val="none" w:color="000000" w:sz="4" w:space="0"/>
+          <w:left w:val="none" w:color="000000" w:sz="4" w:space="0"/>
           <w:bottom w:val="single" w:color="000000" w:themeColor="accent2" w:themeTint="97" w:sz="4" w:space="0"/>
-          <w:right w:val="none"/>
+          <w:right w:val="none" w:color="000000" w:sz="4" w:space="0"/>
         </w:tcBorders>
       </w:tcPr>
     </w:tblStylePr>
@@ -25277,12 +25501,12 @@
         <w:tblBorders/>
       </w:tblPr>
       <w:tcPr>
-        <w:shd w:color="ffffff"/>
+        <w:shd w:val="clear" w:color="ffffff"/>
         <w:tcBorders>
-          <w:top w:val="none"/>
+          <w:top w:val="none" w:color="000000" w:sz="4" w:space="0"/>
           <w:left w:val="single" w:color="000000" w:themeColor="accent2" w:themeTint="97" w:sz="4" w:space="0"/>
-          <w:bottom w:val="none"/>
-          <w:right w:val="none"/>
+          <w:bottom w:val="none" w:color="000000" w:sz="4" w:space="0"/>
+          <w:right w:val="none" w:color="000000" w:sz="4" w:space="0"/>
         </w:tcBorders>
       </w:tcPr>
     </w:tblStylePr>
@@ -25305,9 +25529,9 @@
         <w:shd w:val="clear" w:color="ffffff" w:themeColor="light1" w:fill="ffffff" w:themeFill="light1"/>
         <w:tcBorders>
           <w:top w:val="single" w:color="000000" w:themeColor="accent2" w:themeTint="97" w:sz="4" w:space="0"/>
-          <w:left w:val="none"/>
-          <w:bottom w:val="none"/>
-          <w:right w:val="none"/>
+          <w:left w:val="none" w:color="000000" w:sz="4" w:space="0"/>
+          <w:bottom w:val="none" w:color="000000" w:sz="4" w:space="0"/>
+          <w:right w:val="none" w:color="000000" w:sz="4" w:space="0"/>
         </w:tcBorders>
       </w:tcPr>
     </w:tblStylePr>
@@ -25382,9 +25606,9 @@
       </w:tcPr>
     </w:tblStylePr>
   </w:style>
-  <w:style w:type="table" w:styleId="113">
+  <w:style w:type="table" w:styleId="840">
     <w:name w:val="List Table 7 Colorful - Accent 3"/>
-    <w:basedOn w:val="665"/>
+    <w:basedOn w:val="925"/>
     <w:uiPriority w:val="99"/>
     <w:pPr>
       <w:pBdr/>
@@ -25483,11 +25707,11 @@
         <w:tblBorders/>
       </w:tblPr>
       <w:tcPr>
-        <w:shd w:color="ffffff"/>
+        <w:shd w:val="clear" w:color="ffffff"/>
         <w:tcBorders>
-          <w:top w:val="none"/>
-          <w:left w:val="none"/>
-          <w:bottom w:val="none"/>
+          <w:top w:val="none" w:color="000000" w:sz="4" w:space="0"/>
+          <w:left w:val="none" w:color="000000" w:sz="4" w:space="0"/>
+          <w:bottom w:val="none" w:color="000000" w:sz="4" w:space="0"/>
           <w:right w:val="single" w:color="000000" w:themeColor="accent3" w:themeTint="98" w:sz="4" w:space="0"/>
         </w:tcBorders>
       </w:tcPr>
@@ -25510,10 +25734,10 @@
       <w:tcPr>
         <w:shd w:val="clear" w:color="ffffff" w:themeColor="light1" w:fill="ffffff" w:themeFill="light1"/>
         <w:tcBorders>
-          <w:top w:val="none"/>
-          <w:left w:val="none"/>
+          <w:top w:val="none" w:color="000000" w:sz="4" w:space="0"/>
+          <w:left w:val="none" w:color="000000" w:sz="4" w:space="0"/>
           <w:bottom w:val="single" w:color="000000" w:themeColor="accent3" w:themeTint="98" w:sz="4" w:space="0"/>
-          <w:right w:val="none"/>
+          <w:right w:val="none" w:color="000000" w:sz="4" w:space="0"/>
         </w:tcBorders>
       </w:tcPr>
     </w:tblStylePr>
@@ -25533,12 +25757,12 @@
         <w:tblBorders/>
       </w:tblPr>
       <w:tcPr>
-        <w:shd w:color="ffffff"/>
+        <w:shd w:val="clear" w:color="ffffff"/>
         <w:tcBorders>
-          <w:top w:val="none"/>
+          <w:top w:val="none" w:color="000000" w:sz="4" w:space="0"/>
           <w:left w:val="single" w:color="000000" w:themeColor="accent3" w:themeTint="98" w:sz="4" w:space="0"/>
-          <w:bottom w:val="none"/>
-          <w:right w:val="none"/>
+          <w:bottom w:val="none" w:color="000000" w:sz="4" w:space="0"/>
+          <w:right w:val="none" w:color="000000" w:sz="4" w:space="0"/>
         </w:tcBorders>
       </w:tcPr>
     </w:tblStylePr>
@@ -25561,9 +25785,9 @@
         <w:shd w:val="clear" w:color="ffffff" w:themeColor="light1" w:fill="ffffff" w:themeFill="light1"/>
         <w:tcBorders>
           <w:top w:val="single" w:color="000000" w:themeColor="accent3" w:themeTint="98" w:sz="4" w:space="0"/>
-          <w:left w:val="none"/>
-          <w:bottom w:val="none"/>
-          <w:right w:val="none"/>
+          <w:left w:val="none" w:color="000000" w:sz="4" w:space="0"/>
+          <w:bottom w:val="none" w:color="000000" w:sz="4" w:space="0"/>
+          <w:right w:val="none" w:color="000000" w:sz="4" w:space="0"/>
         </w:tcBorders>
       </w:tcPr>
     </w:tblStylePr>
@@ -25638,9 +25862,9 @@
       </w:tcPr>
     </w:tblStylePr>
   </w:style>
-  <w:style w:type="table" w:styleId="114">
+  <w:style w:type="table" w:styleId="841">
     <w:name w:val="List Table 7 Colorful - Accent 4"/>
-    <w:basedOn w:val="665"/>
+    <w:basedOn w:val="925"/>
     <w:uiPriority w:val="99"/>
     <w:pPr>
       <w:pBdr/>
@@ -25739,11 +25963,11 @@
         <w:tblBorders/>
       </w:tblPr>
       <w:tcPr>
-        <w:shd w:color="ffffff"/>
+        <w:shd w:val="clear" w:color="ffffff"/>
         <w:tcBorders>
-          <w:top w:val="none"/>
-          <w:left w:val="none"/>
-          <w:bottom w:val="none"/>
+          <w:top w:val="none" w:color="000000" w:sz="4" w:space="0"/>
+          <w:left w:val="none" w:color="000000" w:sz="4" w:space="0"/>
+          <w:bottom w:val="none" w:color="000000" w:sz="4" w:space="0"/>
           <w:right w:val="single" w:color="000000" w:themeColor="accent4" w:themeTint="9A" w:sz="4" w:space="0"/>
         </w:tcBorders>
       </w:tcPr>
@@ -25766,10 +25990,10 @@
       <w:tcPr>
         <w:shd w:val="clear" w:color="ffffff" w:themeColor="light1" w:fill="ffffff" w:themeFill="light1"/>
         <w:tcBorders>
-          <w:top w:val="none"/>
-          <w:left w:val="none"/>
+          <w:top w:val="none" w:color="000000" w:sz="4" w:space="0"/>
+          <w:left w:val="none" w:color="000000" w:sz="4" w:space="0"/>
           <w:bottom w:val="single" w:color="000000" w:themeColor="accent4" w:themeTint="9A" w:sz="4" w:space="0"/>
-          <w:right w:val="none"/>
+          <w:right w:val="none" w:color="000000" w:sz="4" w:space="0"/>
         </w:tcBorders>
       </w:tcPr>
     </w:tblStylePr>
@@ -25789,12 +26013,12 @@
         <w:tblBorders/>
       </w:tblPr>
       <w:tcPr>
-        <w:shd w:color="ffffff"/>
+        <w:shd w:val="clear" w:color="ffffff"/>
         <w:tcBorders>
-          <w:top w:val="none"/>
+          <w:top w:val="none" w:color="000000" w:sz="4" w:space="0"/>
           <w:left w:val="single" w:color="000000" w:themeColor="accent4" w:themeTint="9A" w:sz="4" w:space="0"/>
-          <w:bottom w:val="none"/>
-          <w:right w:val="none"/>
+          <w:bottom w:val="none" w:color="000000" w:sz="4" w:space="0"/>
+          <w:right w:val="none" w:color="000000" w:sz="4" w:space="0"/>
         </w:tcBorders>
       </w:tcPr>
     </w:tblStylePr>
@@ -25817,9 +26041,9 @@
         <w:shd w:val="clear" w:color="ffffff" w:themeColor="light1" w:fill="ffffff" w:themeFill="light1"/>
         <w:tcBorders>
           <w:top w:val="single" w:color="000000" w:themeColor="accent4" w:themeTint="9A" w:sz="4" w:space="0"/>
-          <w:left w:val="none"/>
-          <w:bottom w:val="none"/>
-          <w:right w:val="none"/>
+          <w:left w:val="none" w:color="000000" w:sz="4" w:space="0"/>
+          <w:bottom w:val="none" w:color="000000" w:sz="4" w:space="0"/>
+          <w:right w:val="none" w:color="000000" w:sz="4" w:space="0"/>
         </w:tcBorders>
       </w:tcPr>
     </w:tblStylePr>
@@ -25894,9 +26118,9 @@
       </w:tcPr>
     </w:tblStylePr>
   </w:style>
-  <w:style w:type="table" w:styleId="115">
+  <w:style w:type="table" w:styleId="842">
     <w:name w:val="List Table 7 Colorful - Accent 5"/>
-    <w:basedOn w:val="665"/>
+    <w:basedOn w:val="925"/>
     <w:uiPriority w:val="99"/>
     <w:pPr>
       <w:pBdr/>
@@ -25995,11 +26219,11 @@
         <w:tblBorders/>
       </w:tblPr>
       <w:tcPr>
-        <w:shd w:color="ffffff"/>
+        <w:shd w:val="clear" w:color="ffffff"/>
         <w:tcBorders>
-          <w:top w:val="none"/>
-          <w:left w:val="none"/>
-          <w:bottom w:val="none"/>
+          <w:top w:val="none" w:color="000000" w:sz="4" w:space="0"/>
+          <w:left w:val="none" w:color="000000" w:sz="4" w:space="0"/>
+          <w:bottom w:val="none" w:color="000000" w:sz="4" w:space="0"/>
           <w:right w:val="single" w:color="000000" w:themeColor="accent5" w:themeTint="9A" w:sz="4" w:space="0"/>
         </w:tcBorders>
       </w:tcPr>
@@ -26022,10 +26246,10 @@
       <w:tcPr>
         <w:shd w:val="clear" w:color="ffffff" w:themeColor="light1" w:fill="ffffff" w:themeFill="light1"/>
         <w:tcBorders>
-          <w:top w:val="none"/>
-          <w:left w:val="none"/>
+          <w:top w:val="none" w:color="000000" w:sz="4" w:space="0"/>
+          <w:left w:val="none" w:color="000000" w:sz="4" w:space="0"/>
           <w:bottom w:val="single" w:color="000000" w:themeColor="accent5" w:themeTint="9A" w:sz="4" w:space="0"/>
-          <w:right w:val="none"/>
+          <w:right w:val="none" w:color="000000" w:sz="4" w:space="0"/>
         </w:tcBorders>
       </w:tcPr>
     </w:tblStylePr>
@@ -26045,12 +26269,12 @@
         <w:tblBorders/>
       </w:tblPr>
       <w:tcPr>
-        <w:shd w:color="ffffff"/>
+        <w:shd w:val="clear" w:color="ffffff"/>
         <w:tcBorders>
-          <w:top w:val="none"/>
+          <w:top w:val="none" w:color="000000" w:sz="4" w:space="0"/>
           <w:left w:val="single" w:color="000000" w:themeColor="accent5" w:themeTint="9A" w:sz="4" w:space="0"/>
-          <w:bottom w:val="none"/>
-          <w:right w:val="none"/>
+          <w:bottom w:val="none" w:color="000000" w:sz="4" w:space="0"/>
+          <w:right w:val="none" w:color="000000" w:sz="4" w:space="0"/>
         </w:tcBorders>
       </w:tcPr>
     </w:tblStylePr>
@@ -26073,9 +26297,9 @@
         <w:shd w:val="clear" w:color="ffffff" w:themeColor="light1" w:fill="ffffff" w:themeFill="light1"/>
         <w:tcBorders>
           <w:top w:val="single" w:color="000000" w:themeColor="accent5" w:themeTint="9A" w:sz="4" w:space="0"/>
-          <w:left w:val="none"/>
-          <w:bottom w:val="none"/>
-          <w:right w:val="none"/>
+          <w:left w:val="none" w:color="000000" w:sz="4" w:space="0"/>
+          <w:bottom w:val="none" w:color="000000" w:sz="4" w:space="0"/>
+          <w:right w:val="none" w:color="000000" w:sz="4" w:space="0"/>
         </w:tcBorders>
       </w:tcPr>
     </w:tblStylePr>
@@ -26150,9 +26374,9 @@
       </w:tcPr>
     </w:tblStylePr>
   </w:style>
-  <w:style w:type="table" w:styleId="116">
+  <w:style w:type="table" w:styleId="843">
     <w:name w:val="List Table 7 Colorful - Accent 6"/>
-    <w:basedOn w:val="665"/>
+    <w:basedOn w:val="925"/>
     <w:uiPriority w:val="99"/>
     <w:pPr>
       <w:pBdr/>
@@ -26251,11 +26475,11 @@
         <w:tblBorders/>
       </w:tblPr>
       <w:tcPr>
-        <w:shd w:color="ffffff"/>
+        <w:shd w:val="clear" w:color="ffffff"/>
         <w:tcBorders>
-          <w:top w:val="none"/>
-          <w:left w:val="none"/>
-          <w:bottom w:val="none"/>
+          <w:top w:val="none" w:color="000000" w:sz="4" w:space="0"/>
+          <w:left w:val="none" w:color="000000" w:sz="4" w:space="0"/>
+          <w:bottom w:val="none" w:color="000000" w:sz="4" w:space="0"/>
           <w:right w:val="single" w:color="000000" w:themeColor="accent6" w:themeTint="98" w:sz="4" w:space="0"/>
         </w:tcBorders>
       </w:tcPr>
@@ -26278,10 +26502,10 @@
       <w:tcPr>
         <w:shd w:val="clear" w:color="ffffff" w:themeColor="light1" w:fill="ffffff" w:themeFill="light1"/>
         <w:tcBorders>
-          <w:top w:val="none"/>
-          <w:left w:val="none"/>
+          <w:top w:val="none" w:color="000000" w:sz="4" w:space="0"/>
+          <w:left w:val="none" w:color="000000" w:sz="4" w:space="0"/>
           <w:bottom w:val="single" w:color="000000" w:themeColor="accent6" w:themeTint="98" w:sz="4" w:space="0"/>
-          <w:right w:val="none"/>
+          <w:right w:val="none" w:color="000000" w:sz="4" w:space="0"/>
         </w:tcBorders>
       </w:tcPr>
     </w:tblStylePr>
@@ -26301,12 +26525,12 @@
         <w:tblBorders/>
       </w:tblPr>
       <w:tcPr>
-        <w:shd w:color="ffffff"/>
+        <w:shd w:val="clear" w:color="ffffff"/>
         <w:tcBorders>
-          <w:top w:val="none"/>
+          <w:top w:val="none" w:color="000000" w:sz="4" w:space="0"/>
           <w:left w:val="single" w:color="000000" w:themeColor="accent6" w:themeTint="98" w:sz="4" w:space="0"/>
-          <w:bottom w:val="none"/>
-          <w:right w:val="none"/>
+          <w:bottom w:val="none" w:color="000000" w:sz="4" w:space="0"/>
+          <w:right w:val="none" w:color="000000" w:sz="4" w:space="0"/>
         </w:tcBorders>
       </w:tcPr>
     </w:tblStylePr>
@@ -26329,9 +26553,9 @@
         <w:shd w:val="clear" w:color="ffffff" w:themeColor="light1" w:fill="ffffff" w:themeFill="light1"/>
         <w:tcBorders>
           <w:top w:val="single" w:color="000000" w:themeColor="accent6" w:themeTint="98" w:sz="4" w:space="0"/>
-          <w:left w:val="none"/>
-          <w:bottom w:val="none"/>
-          <w:right w:val="none"/>
+          <w:left w:val="none" w:color="000000" w:sz="4" w:space="0"/>
+          <w:bottom w:val="none" w:color="000000" w:sz="4" w:space="0"/>
+          <w:right w:val="none" w:color="000000" w:sz="4" w:space="0"/>
         </w:tcBorders>
       </w:tcPr>
     </w:tblStylePr>
@@ -26406,9 +26630,9 @@
       </w:tcPr>
     </w:tblStylePr>
   </w:style>
-  <w:style w:type="table" w:styleId="117">
+  <w:style w:type="table" w:styleId="844">
     <w:name w:val="Lined - Accent"/>
-    <w:basedOn w:val="665"/>
+    <w:basedOn w:val="925"/>
     <w:uiPriority w:val="99"/>
     <w:pPr>
       <w:pBdr/>
@@ -26643,9 +26867,9 @@
       </w:tcPr>
     </w:tblStylePr>
   </w:style>
-  <w:style w:type="table" w:styleId="118">
+  <w:style w:type="table" w:styleId="845">
     <w:name w:val="Lined - Accent 1"/>
-    <w:basedOn w:val="665"/>
+    <w:basedOn w:val="925"/>
     <w:uiPriority w:val="99"/>
     <w:pPr>
       <w:pBdr/>
@@ -26880,9 +27104,9 @@
       </w:tcPr>
     </w:tblStylePr>
   </w:style>
-  <w:style w:type="table" w:styleId="119">
+  <w:style w:type="table" w:styleId="846">
     <w:name w:val="Lined - Accent 2"/>
-    <w:basedOn w:val="665"/>
+    <w:basedOn w:val="925"/>
     <w:uiPriority w:val="99"/>
     <w:pPr>
       <w:pBdr/>
@@ -27117,9 +27341,9 @@
       </w:tcPr>
     </w:tblStylePr>
   </w:style>
-  <w:style w:type="table" w:styleId="120">
+  <w:style w:type="table" w:styleId="847">
     <w:name w:val="Lined - Accent 3"/>
-    <w:basedOn w:val="665"/>
+    <w:basedOn w:val="925"/>
     <w:uiPriority w:val="99"/>
     <w:pPr>
       <w:pBdr/>
@@ -27354,9 +27578,9 @@
       </w:tcPr>
     </w:tblStylePr>
   </w:style>
-  <w:style w:type="table" w:styleId="121">
+  <w:style w:type="table" w:styleId="848">
     <w:name w:val="Lined - Accent 4"/>
-    <w:basedOn w:val="665"/>
+    <w:basedOn w:val="925"/>
     <w:uiPriority w:val="99"/>
     <w:pPr>
       <w:pBdr/>
@@ -27591,9 +27815,9 @@
       </w:tcPr>
     </w:tblStylePr>
   </w:style>
-  <w:style w:type="table" w:styleId="122">
+  <w:style w:type="table" w:styleId="849">
     <w:name w:val="Lined - Accent 5"/>
-    <w:basedOn w:val="665"/>
+    <w:basedOn w:val="925"/>
     <w:uiPriority w:val="99"/>
     <w:pPr>
       <w:pBdr/>
@@ -27828,9 +28052,9 @@
       </w:tcPr>
     </w:tblStylePr>
   </w:style>
-  <w:style w:type="table" w:styleId="123">
+  <w:style w:type="table" w:styleId="850">
     <w:name w:val="Lined - Accent 6"/>
-    <w:basedOn w:val="665"/>
+    <w:basedOn w:val="925"/>
     <w:uiPriority w:val="99"/>
     <w:pPr>
       <w:pBdr/>
@@ -28065,9 +28289,9 @@
       </w:tcPr>
     </w:tblStylePr>
   </w:style>
-  <w:style w:type="table" w:styleId="124">
+  <w:style w:type="table" w:styleId="851">
     <w:name w:val="Bordered &amp; Lined - Accent"/>
-    <w:basedOn w:val="665"/>
+    <w:basedOn w:val="925"/>
     <w:uiPriority w:val="99"/>
     <w:pPr>
       <w:pBdr/>
@@ -28309,9 +28533,9 @@
       </w:tcPr>
     </w:tblStylePr>
   </w:style>
-  <w:style w:type="table" w:styleId="125">
+  <w:style w:type="table" w:styleId="852">
     <w:name w:val="Bordered &amp; Lined - Accent 1"/>
-    <w:basedOn w:val="665"/>
+    <w:basedOn w:val="925"/>
     <w:uiPriority w:val="99"/>
     <w:pPr>
       <w:pBdr/>
@@ -28553,9 +28777,9 @@
       </w:tcPr>
     </w:tblStylePr>
   </w:style>
-  <w:style w:type="table" w:styleId="126">
+  <w:style w:type="table" w:styleId="853">
     <w:name w:val="Bordered &amp; Lined - Accent 2"/>
-    <w:basedOn w:val="665"/>
+    <w:basedOn w:val="925"/>
     <w:uiPriority w:val="99"/>
     <w:pPr>
       <w:pBdr/>
@@ -28797,9 +29021,9 @@
       </w:tcPr>
     </w:tblStylePr>
   </w:style>
-  <w:style w:type="table" w:styleId="127">
+  <w:style w:type="table" w:styleId="854">
     <w:name w:val="Bordered &amp; Lined - Accent 3"/>
-    <w:basedOn w:val="665"/>
+    <w:basedOn w:val="925"/>
     <w:uiPriority w:val="99"/>
     <w:pPr>
       <w:pBdr/>
@@ -29041,9 +29265,9 @@
       </w:tcPr>
     </w:tblStylePr>
   </w:style>
-  <w:style w:type="table" w:styleId="128">
+  <w:style w:type="table" w:styleId="855">
     <w:name w:val="Bordered &amp; Lined - Accent 4"/>
-    <w:basedOn w:val="665"/>
+    <w:basedOn w:val="925"/>
     <w:uiPriority w:val="99"/>
     <w:pPr>
       <w:pBdr/>
@@ -29285,9 +29509,9 @@
       </w:tcPr>
     </w:tblStylePr>
   </w:style>
-  <w:style w:type="table" w:styleId="129">
+  <w:style w:type="table" w:styleId="856">
     <w:name w:val="Bordered &amp; Lined - Accent 5"/>
-    <w:basedOn w:val="665"/>
+    <w:basedOn w:val="925"/>
     <w:uiPriority w:val="99"/>
     <w:pPr>
       <w:pBdr/>
@@ -29529,9 +29753,9 @@
       </w:tcPr>
     </w:tblStylePr>
   </w:style>
-  <w:style w:type="table" w:styleId="130">
+  <w:style w:type="table" w:styleId="857">
     <w:name w:val="Bordered &amp; Lined - Accent 6"/>
-    <w:basedOn w:val="665"/>
+    <w:basedOn w:val="925"/>
     <w:uiPriority w:val="99"/>
     <w:pPr>
       <w:pBdr/>
@@ -29773,9 +29997,9 @@
       </w:tcPr>
     </w:tblStylePr>
   </w:style>
-  <w:style w:type="table" w:styleId="131">
+  <w:style w:type="table" w:styleId="858">
     <w:name w:val="Bordered"/>
-    <w:basedOn w:val="665"/>
+    <w:basedOn w:val="925"/>
     <w:uiPriority w:val="99"/>
     <w:pPr>
       <w:pBdr/>
@@ -30004,9 +30228,9 @@
       </w:tcPr>
     </w:tblStylePr>
   </w:style>
-  <w:style w:type="table" w:styleId="132">
+  <w:style w:type="table" w:styleId="859">
     <w:name w:val="Bordered - Accent 1"/>
-    <w:basedOn w:val="665"/>
+    <w:basedOn w:val="925"/>
     <w:uiPriority w:val="99"/>
     <w:pPr>
       <w:pBdr/>
@@ -30235,9 +30459,9 @@
       </w:tcPr>
     </w:tblStylePr>
   </w:style>
-  <w:style w:type="table" w:styleId="133">
+  <w:style w:type="table" w:styleId="860">
     <w:name w:val="Bordered - Accent 2"/>
-    <w:basedOn w:val="665"/>
+    <w:basedOn w:val="925"/>
     <w:uiPriority w:val="99"/>
     <w:pPr>
       <w:pBdr/>
@@ -30466,9 +30690,9 @@
       </w:tcPr>
     </w:tblStylePr>
   </w:style>
-  <w:style w:type="table" w:styleId="134">
+  <w:style w:type="table" w:styleId="861">
     <w:name w:val="Bordered - Accent 3"/>
-    <w:basedOn w:val="665"/>
+    <w:basedOn w:val="925"/>
     <w:uiPriority w:val="99"/>
     <w:pPr>
       <w:pBdr/>
@@ -30697,9 +30921,9 @@
       </w:tcPr>
     </w:tblStylePr>
   </w:style>
-  <w:style w:type="table" w:styleId="135">
+  <w:style w:type="table" w:styleId="862">
     <w:name w:val="Bordered - Accent 4"/>
-    <w:basedOn w:val="665"/>
+    <w:basedOn w:val="925"/>
     <w:uiPriority w:val="99"/>
     <w:pPr>
       <w:pBdr/>
@@ -30928,9 +31152,9 @@
       </w:tcPr>
     </w:tblStylePr>
   </w:style>
-  <w:style w:type="table" w:styleId="136">
+  <w:style w:type="table" w:styleId="863">
     <w:name w:val="Bordered - Accent 5"/>
-    <w:basedOn w:val="665"/>
+    <w:basedOn w:val="925"/>
     <w:uiPriority w:val="99"/>
     <w:pPr>
       <w:pBdr/>
@@ -31159,9 +31383,9 @@
       </w:tcPr>
     </w:tblStylePr>
   </w:style>
-  <w:style w:type="table" w:styleId="137">
+  <w:style w:type="table" w:styleId="864">
     <w:name w:val="Bordered - Accent 6"/>
-    <w:basedOn w:val="665"/>
+    <w:basedOn w:val="925"/>
     <w:uiPriority w:val="99"/>
     <w:pPr>
       <w:pBdr/>
@@ -31390,11 +31614,11 @@
       </w:tcPr>
     </w:tblStylePr>
   </w:style>
-  <w:style w:type="paragraph" w:styleId="139">
+  <w:style w:type="paragraph" w:styleId="865">
     <w:name w:val="Heading 1"/>
-    <w:basedOn w:val="664"/>
-    <w:next w:val="664"/>
-    <w:link w:val="150"/>
+    <w:basedOn w:val="924"/>
+    <w:next w:val="924"/>
+    <w:link w:val="875"/>
     <w:uiPriority w:val="9"/>
     <w:qFormat/>
     <w:pPr>
@@ -31412,11 +31636,11 @@
       <w:szCs w:val="40"/>
     </w:rPr>
   </w:style>
-  <w:style w:type="paragraph" w:styleId="140">
+  <w:style w:type="paragraph" w:styleId="866">
     <w:name w:val="Heading 2"/>
-    <w:basedOn w:val="664"/>
-    <w:next w:val="664"/>
-    <w:link w:val="151"/>
+    <w:basedOn w:val="924"/>
+    <w:next w:val="924"/>
+    <w:link w:val="876"/>
     <w:uiPriority w:val="9"/>
     <w:unhideWhenUsed/>
     <w:qFormat/>
@@ -31435,11 +31659,11 @@
       <w:szCs w:val="32"/>
     </w:rPr>
   </w:style>
-  <w:style w:type="paragraph" w:styleId="141">
+  <w:style w:type="paragraph" w:styleId="867">
     <w:name w:val="Heading 3"/>
-    <w:basedOn w:val="664"/>
-    <w:next w:val="664"/>
-    <w:link w:val="152"/>
+    <w:basedOn w:val="924"/>
+    <w:next w:val="924"/>
+    <w:link w:val="877"/>
     <w:uiPriority w:val="9"/>
     <w:unhideWhenUsed/>
     <w:qFormat/>
@@ -31458,11 +31682,11 @@
       <w:szCs w:val="28"/>
     </w:rPr>
   </w:style>
-  <w:style w:type="paragraph" w:styleId="142">
+  <w:style w:type="paragraph" w:styleId="868">
     <w:name w:val="Heading 4"/>
-    <w:basedOn w:val="664"/>
-    <w:next w:val="664"/>
-    <w:link w:val="153"/>
+    <w:basedOn w:val="924"/>
+    <w:next w:val="924"/>
+    <w:link w:val="878"/>
     <w:uiPriority w:val="9"/>
     <w:unhideWhenUsed/>
     <w:qFormat/>
@@ -31481,11 +31705,11 @@
       <w:color w:val="0f4761" w:themeColor="accent1" w:themeShade="BF"/>
     </w:rPr>
   </w:style>
-  <w:style w:type="paragraph" w:styleId="143">
+  <w:style w:type="paragraph" w:styleId="869">
     <w:name w:val="Heading 5"/>
-    <w:basedOn w:val="664"/>
-    <w:next w:val="664"/>
-    <w:link w:val="154"/>
+    <w:basedOn w:val="924"/>
+    <w:next w:val="924"/>
+    <w:link w:val="879"/>
     <w:uiPriority w:val="9"/>
     <w:unhideWhenUsed/>
     <w:qFormat/>
@@ -31502,11 +31726,11 @@
       <w:color w:val="0f4761" w:themeColor="accent1" w:themeShade="BF"/>
     </w:rPr>
   </w:style>
-  <w:style w:type="paragraph" w:styleId="144">
+  <w:style w:type="paragraph" w:styleId="870">
     <w:name w:val="Heading 6"/>
-    <w:basedOn w:val="664"/>
-    <w:next w:val="664"/>
-    <w:link w:val="155"/>
+    <w:basedOn w:val="924"/>
+    <w:next w:val="924"/>
+    <w:link w:val="880"/>
     <w:uiPriority w:val="9"/>
     <w:unhideWhenUsed/>
     <w:qFormat/>
@@ -31525,11 +31749,11 @@
       <w:color w:val="595959" w:themeColor="text1" w:themeTint="A6"/>
     </w:rPr>
   </w:style>
-  <w:style w:type="paragraph" w:styleId="145">
+  <w:style w:type="paragraph" w:styleId="871">
     <w:name w:val="Heading 7"/>
-    <w:basedOn w:val="664"/>
-    <w:next w:val="664"/>
-    <w:link w:val="156"/>
+    <w:basedOn w:val="924"/>
+    <w:next w:val="924"/>
+    <w:link w:val="881"/>
     <w:uiPriority w:val="9"/>
     <w:unhideWhenUsed/>
     <w:qFormat/>
@@ -31546,11 +31770,11 @@
       <w:color w:val="595959" w:themeColor="text1" w:themeTint="A6"/>
     </w:rPr>
   </w:style>
-  <w:style w:type="paragraph" w:styleId="146">
+  <w:style w:type="paragraph" w:styleId="872">
     <w:name w:val="Heading 8"/>
-    <w:basedOn w:val="664"/>
-    <w:next w:val="664"/>
-    <w:link w:val="157"/>
+    <w:basedOn w:val="924"/>
+    <w:next w:val="924"/>
+    <w:link w:val="882"/>
     <w:uiPriority w:val="9"/>
     <w:unhideWhenUsed/>
     <w:qFormat/>
@@ -31569,11 +31793,11 @@
       <w:color w:val="272727" w:themeColor="text1" w:themeTint="D8"/>
     </w:rPr>
   </w:style>
-  <w:style w:type="paragraph" w:styleId="147">
+  <w:style w:type="paragraph" w:styleId="873">
     <w:name w:val="Heading 9"/>
-    <w:basedOn w:val="664"/>
-    <w:next w:val="664"/>
-    <w:link w:val="158"/>
+    <w:basedOn w:val="924"/>
+    <w:next w:val="924"/>
+    <w:link w:val="883"/>
     <w:uiPriority w:val="9"/>
     <w:unhideWhenUsed/>
     <w:qFormat/>
@@ -31592,7 +31816,7 @@
       <w:color w:val="272727" w:themeColor="text1" w:themeTint="D8"/>
     </w:rPr>
   </w:style>
-  <w:style w:type="character" w:styleId="148" w:default="1">
+  <w:style w:type="character" w:styleId="874" w:default="1">
     <w:name w:val="Default Paragraph Font"/>
     <w:uiPriority w:val="1"/>
     <w:semiHidden/>
@@ -31603,10 +31827,10 @@
       <w:ind/>
     </w:pPr>
   </w:style>
-  <w:style w:type="character" w:styleId="150">
+  <w:style w:type="character" w:styleId="875">
     <w:name w:val="Heading 1 Char"/>
-    <w:basedOn w:val="148"/>
-    <w:link w:val="139"/>
+    <w:basedOn w:val="874"/>
+    <w:link w:val="865"/>
     <w:uiPriority w:val="9"/>
     <w:pPr>
       <w:pBdr/>
@@ -31620,10 +31844,10 @@
       <w:szCs w:val="40"/>
     </w:rPr>
   </w:style>
-  <w:style w:type="character" w:styleId="151">
+  <w:style w:type="character" w:styleId="876">
     <w:name w:val="Heading 2 Char"/>
-    <w:basedOn w:val="148"/>
-    <w:link w:val="140"/>
+    <w:basedOn w:val="874"/>
+    <w:link w:val="866"/>
     <w:uiPriority w:val="9"/>
     <w:pPr>
       <w:pBdr/>
@@ -31637,10 +31861,10 @@
       <w:szCs w:val="32"/>
     </w:rPr>
   </w:style>
-  <w:style w:type="character" w:styleId="152">
+  <w:style w:type="character" w:styleId="877">
     <w:name w:val="Heading 3 Char"/>
-    <w:basedOn w:val="148"/>
-    <w:link w:val="141"/>
+    <w:basedOn w:val="874"/>
+    <w:link w:val="867"/>
     <w:uiPriority w:val="9"/>
     <w:pPr>
       <w:pBdr/>
@@ -31654,10 +31878,10 @@
       <w:szCs w:val="28"/>
     </w:rPr>
   </w:style>
-  <w:style w:type="character" w:styleId="153">
+  <w:style w:type="character" w:styleId="878">
     <w:name w:val="Heading 4 Char"/>
-    <w:basedOn w:val="148"/>
-    <w:link w:val="142"/>
+    <w:basedOn w:val="874"/>
+    <w:link w:val="868"/>
     <w:uiPriority w:val="9"/>
     <w:pPr>
       <w:pBdr/>
@@ -31671,10 +31895,10 @@
       <w:color w:val="0f4761" w:themeColor="accent1" w:themeShade="BF"/>
     </w:rPr>
   </w:style>
-  <w:style w:type="character" w:styleId="154">
+  <w:style w:type="character" w:styleId="879">
     <w:name w:val="Heading 5 Char"/>
-    <w:basedOn w:val="148"/>
-    <w:link w:val="143"/>
+    <w:basedOn w:val="874"/>
+    <w:link w:val="869"/>
     <w:uiPriority w:val="9"/>
     <w:pPr>
       <w:pBdr/>
@@ -31686,10 +31910,10 @@
       <w:color w:val="0f4761" w:themeColor="accent1" w:themeShade="BF"/>
     </w:rPr>
   </w:style>
-  <w:style w:type="character" w:styleId="155">
+  <w:style w:type="character" w:styleId="880">
     <w:name w:val="Heading 6 Char"/>
-    <w:basedOn w:val="148"/>
-    <w:link w:val="144"/>
+    <w:basedOn w:val="874"/>
+    <w:link w:val="870"/>
     <w:uiPriority w:val="9"/>
     <w:pPr>
       <w:pBdr/>
@@ -31703,10 +31927,10 @@
       <w:color w:val="595959" w:themeColor="text1" w:themeTint="A6"/>
     </w:rPr>
   </w:style>
-  <w:style w:type="character" w:styleId="156">
+  <w:style w:type="character" w:styleId="881">
     <w:name w:val="Heading 7 Char"/>
-    <w:basedOn w:val="148"/>
-    <w:link w:val="145"/>
+    <w:basedOn w:val="874"/>
+    <w:link w:val="871"/>
     <w:uiPriority w:val="9"/>
     <w:pPr>
       <w:pBdr/>
@@ -31718,10 +31942,10 @@
       <w:color w:val="595959" w:themeColor="text1" w:themeTint="A6"/>
     </w:rPr>
   </w:style>
-  <w:style w:type="character" w:styleId="157">
+  <w:style w:type="character" w:styleId="882">
     <w:name w:val="Heading 8 Char"/>
-    <w:basedOn w:val="148"/>
-    <w:link w:val="146"/>
+    <w:basedOn w:val="874"/>
+    <w:link w:val="872"/>
     <w:uiPriority w:val="9"/>
     <w:pPr>
       <w:pBdr/>
@@ -31735,10 +31959,10 @@
       <w:color w:val="272727" w:themeColor="text1" w:themeTint="D8"/>
     </w:rPr>
   </w:style>
-  <w:style w:type="character" w:styleId="158">
+  <w:style w:type="character" w:styleId="883">
     <w:name w:val="Heading 9 Char"/>
-    <w:basedOn w:val="148"/>
-    <w:link w:val="147"/>
+    <w:basedOn w:val="874"/>
+    <w:link w:val="873"/>
     <w:uiPriority w:val="9"/>
     <w:pPr>
       <w:pBdr/>
@@ -31752,11 +31976,11 @@
       <w:color w:val="272727" w:themeColor="text1" w:themeTint="D8"/>
     </w:rPr>
   </w:style>
-  <w:style w:type="paragraph" w:styleId="159">
+  <w:style w:type="paragraph" w:styleId="884">
     <w:name w:val="Title"/>
-    <w:basedOn w:val="664"/>
-    <w:next w:val="664"/>
-    <w:link w:val="160"/>
+    <w:basedOn w:val="924"/>
+    <w:next w:val="924"/>
+    <w:link w:val="885"/>
     <w:uiPriority w:val="10"/>
     <w:qFormat/>
     <w:pPr>
@@ -31772,10 +31996,10 @@
       <w:szCs w:val="56"/>
     </w:rPr>
   </w:style>
-  <w:style w:type="character" w:styleId="160">
+  <w:style w:type="character" w:styleId="885">
     <w:name w:val="Title Char"/>
-    <w:basedOn w:val="148"/>
-    <w:link w:val="159"/>
+    <w:basedOn w:val="874"/>
+    <w:link w:val="884"/>
     <w:uiPriority w:val="10"/>
     <w:pPr>
       <w:pBdr/>
@@ -31789,11 +32013,11 @@
       <w:szCs w:val="56"/>
     </w:rPr>
   </w:style>
-  <w:style w:type="paragraph" w:styleId="161">
+  <w:style w:type="paragraph" w:styleId="886">
     <w:name w:val="Subtitle"/>
-    <w:basedOn w:val="664"/>
-    <w:next w:val="664"/>
-    <w:link w:val="162"/>
+    <w:basedOn w:val="924"/>
+    <w:next w:val="924"/>
+    <w:link w:val="887"/>
     <w:uiPriority w:val="11"/>
     <w:qFormat/>
     <w:pPr>
@@ -31811,10 +32035,10 @@
       <w:szCs w:val="28"/>
     </w:rPr>
   </w:style>
-  <w:style w:type="character" w:styleId="162">
+  <w:style w:type="character" w:styleId="887">
     <w:name w:val="Subtitle Char"/>
-    <w:basedOn w:val="148"/>
-    <w:link w:val="161"/>
+    <w:basedOn w:val="874"/>
+    <w:link w:val="886"/>
     <w:uiPriority w:val="11"/>
     <w:pPr>
       <w:pBdr/>
@@ -31828,11 +32052,11 @@
       <w:szCs w:val="28"/>
     </w:rPr>
   </w:style>
-  <w:style w:type="paragraph" w:styleId="163">
+  <w:style w:type="paragraph" w:styleId="888">
     <w:name w:val="Quote"/>
-    <w:basedOn w:val="664"/>
-    <w:next w:val="664"/>
-    <w:link w:val="164"/>
+    <w:basedOn w:val="924"/>
+    <w:next w:val="924"/>
+    <w:link w:val="889"/>
     <w:uiPriority w:val="29"/>
     <w:qFormat/>
     <w:pPr>
@@ -31847,10 +32071,10 @@
       <w:color w:val="404040" w:themeColor="text1" w:themeTint="BF"/>
     </w:rPr>
   </w:style>
-  <w:style w:type="character" w:styleId="164">
+  <w:style w:type="character" w:styleId="889">
     <w:name w:val="Quote Char"/>
-    <w:basedOn w:val="148"/>
-    <w:link w:val="163"/>
+    <w:basedOn w:val="874"/>
+    <w:link w:val="888"/>
     <w:uiPriority w:val="29"/>
     <w:pPr>
       <w:pBdr/>
@@ -31863,9 +32087,9 @@
       <w:color w:val="404040" w:themeColor="text1" w:themeTint="BF"/>
     </w:rPr>
   </w:style>
-  <w:style w:type="character" w:styleId="166">
+  <w:style w:type="character" w:styleId="890">
     <w:name w:val="Intense Emphasis"/>
-    <w:basedOn w:val="148"/>
+    <w:basedOn w:val="874"/>
     <w:uiPriority w:val="21"/>
     <w:qFormat/>
     <w:pPr>
@@ -31879,11 +32103,11 @@
       <w:color w:val="0f4761" w:themeColor="accent1" w:themeShade="BF"/>
     </w:rPr>
   </w:style>
-  <w:style w:type="paragraph" w:styleId="167">
+  <w:style w:type="paragraph" w:styleId="891">
     <w:name w:val="Intense Quote"/>
-    <w:basedOn w:val="664"/>
-    <w:next w:val="664"/>
-    <w:link w:val="168"/>
+    <w:basedOn w:val="924"/>
+    <w:next w:val="924"/>
+    <w:link w:val="892"/>
     <w:uiPriority w:val="30"/>
     <w:qFormat/>
     <w:pPr>
@@ -31901,10 +32125,10 @@
       <w:color w:val="0f4761" w:themeColor="accent1" w:themeShade="BF"/>
     </w:rPr>
   </w:style>
-  <w:style w:type="character" w:styleId="168">
+  <w:style w:type="character" w:styleId="892">
     <w:name w:val="Intense Quote Char"/>
-    <w:basedOn w:val="148"/>
-    <w:link w:val="167"/>
+    <w:basedOn w:val="874"/>
+    <w:link w:val="891"/>
     <w:uiPriority w:val="30"/>
     <w:pPr>
       <w:pBdr/>
@@ -31917,9 +32141,9 @@
       <w:color w:val="0f4761" w:themeColor="accent1" w:themeShade="BF"/>
     </w:rPr>
   </w:style>
-  <w:style w:type="character" w:styleId="169">
+  <w:style w:type="character" w:styleId="893">
     <w:name w:val="Intense Reference"/>
-    <w:basedOn w:val="148"/>
+    <w:basedOn w:val="874"/>
     <w:uiPriority w:val="32"/>
     <w:qFormat/>
     <w:pPr>
@@ -31935,9 +32159,9 @@
       <w:spacing w:val="5"/>
     </w:rPr>
   </w:style>
-  <w:style w:type="character" w:styleId="171">
+  <w:style w:type="character" w:styleId="894">
     <w:name w:val="Subtle Emphasis"/>
-    <w:basedOn w:val="148"/>
+    <w:basedOn w:val="874"/>
     <w:uiPriority w:val="19"/>
     <w:qFormat/>
     <w:pPr>
@@ -31951,9 +32175,9 @@
       <w:color w:val="404040" w:themeColor="text1" w:themeTint="BF"/>
     </w:rPr>
   </w:style>
-  <w:style w:type="character" w:styleId="172">
+  <w:style w:type="character" w:styleId="895">
     <w:name w:val="Emphasis"/>
-    <w:basedOn w:val="148"/>
+    <w:basedOn w:val="874"/>
     <w:uiPriority w:val="20"/>
     <w:qFormat/>
     <w:pPr>
@@ -31966,9 +32190,9 @@
       <w:iCs/>
     </w:rPr>
   </w:style>
-  <w:style w:type="character" w:styleId="173">
+  <w:style w:type="character" w:styleId="896">
     <w:name w:val="Strong"/>
-    <w:basedOn w:val="148"/>
+    <w:basedOn w:val="874"/>
     <w:uiPriority w:val="22"/>
     <w:qFormat/>
     <w:pPr>
@@ -31981,9 +32205,9 @@
       <w:bCs/>
     </w:rPr>
   </w:style>
-  <w:style w:type="character" w:styleId="174">
+  <w:style w:type="character" w:styleId="897">
     <w:name w:val="Subtle Reference"/>
-    <w:basedOn w:val="148"/>
+    <w:basedOn w:val="874"/>
     <w:uiPriority w:val="31"/>
     <w:qFormat/>
     <w:pPr>
@@ -31996,9 +32220,9 @@
       <w:color w:val="5a5a5a" w:themeColor="text1" w:themeTint="A5"/>
     </w:rPr>
   </w:style>
-  <w:style w:type="character" w:styleId="175">
+  <w:style w:type="character" w:styleId="898">
     <w:name w:val="Book Title"/>
-    <w:basedOn w:val="148"/>
+    <w:basedOn w:val="874"/>
     <w:uiPriority w:val="33"/>
     <w:qFormat/>
     <w:pPr>
@@ -32014,10 +32238,10 @@
       <w:spacing w:val="5"/>
     </w:rPr>
   </w:style>
-  <w:style w:type="paragraph" w:styleId="176">
+  <w:style w:type="paragraph" w:styleId="899">
     <w:name w:val="Header"/>
-    <w:basedOn w:val="664"/>
-    <w:link w:val="177"/>
+    <w:basedOn w:val="924"/>
+    <w:link w:val="900"/>
     <w:uiPriority w:val="99"/>
     <w:unhideWhenUsed/>
     <w:pPr>
@@ -32030,10 +32254,10 @@
       <w:ind/>
     </w:pPr>
   </w:style>
-  <w:style w:type="character" w:styleId="177">
+  <w:style w:type="character" w:styleId="900">
     <w:name w:val="Header Char"/>
-    <w:basedOn w:val="148"/>
-    <w:link w:val="176"/>
+    <w:basedOn w:val="874"/>
+    <w:link w:val="899"/>
     <w:uiPriority w:val="99"/>
     <w:pPr>
       <w:pBdr/>
@@ -32041,10 +32265,10 @@
       <w:ind/>
     </w:pPr>
   </w:style>
-  <w:style w:type="paragraph" w:styleId="178">
+  <w:style w:type="paragraph" w:styleId="901">
     <w:name w:val="Footer"/>
-    <w:basedOn w:val="664"/>
-    <w:link w:val="179"/>
+    <w:basedOn w:val="924"/>
+    <w:link w:val="902"/>
     <w:uiPriority w:val="99"/>
     <w:unhideWhenUsed/>
     <w:pPr>
@@ -32057,10 +32281,10 @@
       <w:ind/>
     </w:pPr>
   </w:style>
-  <w:style w:type="character" w:styleId="179">
+  <w:style w:type="character" w:styleId="902">
     <w:name w:val="Footer Char"/>
-    <w:basedOn w:val="148"/>
-    <w:link w:val="178"/>
+    <w:basedOn w:val="874"/>
+    <w:link w:val="901"/>
     <w:uiPriority w:val="99"/>
     <w:pPr>
       <w:pBdr/>
@@ -32068,10 +32292,10 @@
       <w:ind/>
     </w:pPr>
   </w:style>
-  <w:style w:type="paragraph" w:styleId="180">
+  <w:style w:type="paragraph" w:styleId="903">
     <w:name w:val="Caption"/>
-    <w:basedOn w:val="664"/>
-    <w:next w:val="664"/>
+    <w:basedOn w:val="924"/>
+    <w:next w:val="924"/>
     <w:uiPriority w:val="35"/>
     <w:unhideWhenUsed/>
     <w:qFormat/>
@@ -32088,10 +32312,10 @@
       <w:szCs w:val="18"/>
     </w:rPr>
   </w:style>
-  <w:style w:type="paragraph" w:styleId="181">
+  <w:style w:type="paragraph" w:styleId="904">
     <w:name w:val="footnote text"/>
-    <w:basedOn w:val="664"/>
-    <w:link w:val="182"/>
+    <w:basedOn w:val="924"/>
+    <w:link w:val="905"/>
     <w:uiPriority w:val="99"/>
     <w:semiHidden/>
     <w:unhideWhenUsed/>
@@ -32105,10 +32329,10 @@
       <w:szCs w:val="20"/>
     </w:rPr>
   </w:style>
-  <w:style w:type="character" w:styleId="182">
+  <w:style w:type="character" w:styleId="905">
     <w:name w:val="Footnote Text Char"/>
-    <w:basedOn w:val="148"/>
-    <w:link w:val="181"/>
+    <w:basedOn w:val="874"/>
+    <w:link w:val="904"/>
     <w:uiPriority w:val="99"/>
     <w:semiHidden/>
     <w:pPr>
@@ -32121,9 +32345,9 @@
       <w:szCs w:val="20"/>
     </w:rPr>
   </w:style>
-  <w:style w:type="character" w:styleId="183">
+  <w:style w:type="character" w:styleId="906">
     <w:name w:val="footnote reference"/>
-    <w:basedOn w:val="148"/>
+    <w:basedOn w:val="874"/>
     <w:uiPriority w:val="99"/>
     <w:semiHidden/>
     <w:unhideWhenUsed/>
@@ -32136,10 +32360,10 @@
       <w:vertAlign w:val="superscript"/>
     </w:rPr>
   </w:style>
-  <w:style w:type="paragraph" w:styleId="184">
+  <w:style w:type="paragraph" w:styleId="907">
     <w:name w:val="endnote text"/>
-    <w:basedOn w:val="664"/>
-    <w:link w:val="185"/>
+    <w:basedOn w:val="924"/>
+    <w:link w:val="908"/>
     <w:uiPriority w:val="99"/>
     <w:semiHidden/>
     <w:unhideWhenUsed/>
@@ -32153,10 +32377,10 @@
       <w:szCs w:val="20"/>
     </w:rPr>
   </w:style>
-  <w:style w:type="character" w:styleId="185">
+  <w:style w:type="character" w:styleId="908">
     <w:name w:val="Endnote Text Char"/>
-    <w:basedOn w:val="148"/>
-    <w:link w:val="184"/>
+    <w:basedOn w:val="874"/>
+    <w:link w:val="907"/>
     <w:uiPriority w:val="99"/>
     <w:semiHidden/>
     <w:pPr>
@@ -32169,9 +32393,9 @@
       <w:szCs w:val="20"/>
     </w:rPr>
   </w:style>
-  <w:style w:type="character" w:styleId="186">
+  <w:style w:type="character" w:styleId="909">
     <w:name w:val="endnote reference"/>
-    <w:basedOn w:val="148"/>
+    <w:basedOn w:val="874"/>
     <w:uiPriority w:val="99"/>
     <w:semiHidden/>
     <w:unhideWhenUsed/>
@@ -32184,9 +32408,9 @@
       <w:vertAlign w:val="superscript"/>
     </w:rPr>
   </w:style>
-  <w:style w:type="character" w:styleId="187">
+  <w:style w:type="character" w:styleId="910">
     <w:name w:val="Hyperlink"/>
-    <w:basedOn w:val="148"/>
+    <w:basedOn w:val="874"/>
     <w:uiPriority w:val="99"/>
     <w:unhideWhenUsed/>
     <w:pPr>
@@ -32199,9 +32423,9 @@
       <w:u w:val="single"/>
     </w:rPr>
   </w:style>
-  <w:style w:type="character" w:styleId="188">
+  <w:style w:type="character" w:styleId="911">
     <w:name w:val="FollowedHyperlink"/>
-    <w:basedOn w:val="148"/>
+    <w:basedOn w:val="874"/>
     <w:uiPriority w:val="99"/>
     <w:semiHidden/>
     <w:unhideWhenUsed/>
@@ -32215,10 +32439,10 @@
       <w:u w:val="single"/>
     </w:rPr>
   </w:style>
-  <w:style w:type="paragraph" w:styleId="189">
+  <w:style w:type="paragraph" w:styleId="912">
     <w:name w:val="toc 1"/>
-    <w:basedOn w:val="664"/>
-    <w:next w:val="664"/>
+    <w:basedOn w:val="924"/>
+    <w:next w:val="924"/>
     <w:uiPriority w:val="39"/>
     <w:unhideWhenUsed/>
     <w:pPr>
@@ -32227,10 +32451,10 @@
       <w:ind/>
     </w:pPr>
   </w:style>
-  <w:style w:type="paragraph" w:styleId="190">
+  <w:style w:type="paragraph" w:styleId="913">
     <w:name w:val="toc 2"/>
-    <w:basedOn w:val="664"/>
-    <w:next w:val="664"/>
+    <w:basedOn w:val="924"/>
+    <w:next w:val="924"/>
     <w:uiPriority w:val="39"/>
     <w:unhideWhenUsed/>
     <w:pPr>
@@ -32239,10 +32463,10 @@
       <w:ind w:left="220"/>
     </w:pPr>
   </w:style>
-  <w:style w:type="paragraph" w:styleId="191">
+  <w:style w:type="paragraph" w:styleId="914">
     <w:name w:val="toc 3"/>
-    <w:basedOn w:val="664"/>
-    <w:next w:val="664"/>
+    <w:basedOn w:val="924"/>
+    <w:next w:val="924"/>
     <w:uiPriority w:val="39"/>
     <w:unhideWhenUsed/>
     <w:pPr>
@@ -32251,10 +32475,10 @@
       <w:ind w:left="440"/>
     </w:pPr>
   </w:style>
-  <w:style w:type="paragraph" w:styleId="192">
+  <w:style w:type="paragraph" w:styleId="915">
     <w:name w:val="toc 4"/>
-    <w:basedOn w:val="664"/>
-    <w:next w:val="664"/>
+    <w:basedOn w:val="924"/>
+    <w:next w:val="924"/>
     <w:uiPriority w:val="39"/>
     <w:unhideWhenUsed/>
     <w:pPr>
@@ -32263,10 +32487,10 @@
       <w:ind w:left="660"/>
     </w:pPr>
   </w:style>
-  <w:style w:type="paragraph" w:styleId="193">
+  <w:style w:type="paragraph" w:styleId="916">
     <w:name w:val="toc 5"/>
-    <w:basedOn w:val="664"/>
-    <w:next w:val="664"/>
+    <w:basedOn w:val="924"/>
+    <w:next w:val="924"/>
     <w:uiPriority w:val="39"/>
     <w:unhideWhenUsed/>
     <w:pPr>
@@ -32275,10 +32499,10 @@
       <w:ind w:left="880"/>
     </w:pPr>
   </w:style>
-  <w:style w:type="paragraph" w:styleId="194">
+  <w:style w:type="paragraph" w:styleId="917">
     <w:name w:val="toc 6"/>
-    <w:basedOn w:val="664"/>
-    <w:next w:val="664"/>
+    <w:basedOn w:val="924"/>
+    <w:next w:val="924"/>
     <w:uiPriority w:val="39"/>
     <w:unhideWhenUsed/>
     <w:pPr>
@@ -32287,10 +32511,10 @@
       <w:ind w:left="1100"/>
     </w:pPr>
   </w:style>
-  <w:style w:type="paragraph" w:styleId="195">
+  <w:style w:type="paragraph" w:styleId="918">
     <w:name w:val="toc 7"/>
-    <w:basedOn w:val="664"/>
-    <w:next w:val="664"/>
+    <w:basedOn w:val="924"/>
+    <w:next w:val="924"/>
     <w:uiPriority w:val="39"/>
     <w:unhideWhenUsed/>
     <w:pPr>
@@ -32299,10 +32523,10 @@
       <w:ind w:left="1320"/>
     </w:pPr>
   </w:style>
-  <w:style w:type="paragraph" w:styleId="196">
+  <w:style w:type="paragraph" w:styleId="919">
     <w:name w:val="toc 8"/>
-    <w:basedOn w:val="664"/>
-    <w:next w:val="664"/>
+    <w:basedOn w:val="924"/>
+    <w:next w:val="924"/>
     <w:uiPriority w:val="39"/>
     <w:unhideWhenUsed/>
     <w:pPr>
@@ -32311,10 +32535,10 @@
       <w:ind w:left="1540"/>
     </w:pPr>
   </w:style>
-  <w:style w:type="paragraph" w:styleId="197">
+  <w:style w:type="paragraph" w:styleId="920">
     <w:name w:val="toc 9"/>
-    <w:basedOn w:val="664"/>
-    <w:next w:val="664"/>
+    <w:basedOn w:val="924"/>
+    <w:next w:val="924"/>
     <w:uiPriority w:val="39"/>
     <w:unhideWhenUsed/>
     <w:pPr>
@@ -32323,9 +32547,9 @@
       <w:ind w:left="1760"/>
     </w:pPr>
   </w:style>
-  <w:style w:type="character" w:styleId="198">
+  <w:style w:type="character" w:styleId="921">
     <w:name w:val="Placeholder Text"/>
-    <w:basedOn w:val="148"/>
+    <w:basedOn w:val="874"/>
     <w:uiPriority w:val="99"/>
     <w:semiHidden/>
     <w:pPr>
@@ -32337,7 +32561,7 @@
       <w:color w:val="666666"/>
     </w:rPr>
   </w:style>
-  <w:style w:type="paragraph" w:styleId="208">
+  <w:style w:type="paragraph" w:styleId="922">
     <w:name w:val="TOC Heading"/>
     <w:uiPriority w:val="39"/>
     <w:unhideWhenUsed/>
@@ -32347,10 +32571,10 @@
       <w:ind/>
     </w:pPr>
   </w:style>
-  <w:style w:type="paragraph" w:styleId="209">
+  <w:style w:type="paragraph" w:styleId="923">
     <w:name w:val="table of figures"/>
-    <w:basedOn w:val="664"/>
-    <w:next w:val="664"/>
+    <w:basedOn w:val="924"/>
+    <w:next w:val="924"/>
     <w:uiPriority w:val="99"/>
     <w:unhideWhenUsed/>
     <w:pPr>
@@ -32359,7 +32583,7 @@
       <w:ind/>
     </w:pPr>
   </w:style>
-  <w:style w:type="paragraph" w:styleId="664" w:default="1">
+  <w:style w:type="paragraph" w:styleId="924" w:default="1">
     <w:name w:val="Normal"/>
     <w:qFormat/>
     <w:pPr>
@@ -32368,7 +32592,7 @@
       <w:ind/>
     </w:pPr>
   </w:style>
-  <w:style w:type="table" w:styleId="665" w:default="1">
+  <w:style w:type="table" w:styleId="925" w:default="1">
     <w:name w:val="Normal Table"/>
     <w:uiPriority w:val="99"/>
     <w:semiHidden/>
@@ -32561,7 +32785,7 @@
       </w:tcPr>
     </w:tblStylePr>
   </w:style>
-  <w:style w:type="numbering" w:styleId="666" w:default="1">
+  <w:style w:type="numbering" w:styleId="926" w:default="1">
     <w:name w:val="No List"/>
     <w:uiPriority w:val="99"/>
     <w:semiHidden/>
@@ -32572,9 +32796,9 @@
       <w:ind/>
     </w:pPr>
   </w:style>
-  <w:style w:type="paragraph" w:styleId="667">
+  <w:style w:type="paragraph" w:styleId="927">
     <w:name w:val="No Spacing"/>
-    <w:basedOn w:val="664"/>
+    <w:basedOn w:val="924"/>
     <w:uiPriority w:val="1"/>
     <w:qFormat/>
     <w:pPr>
@@ -32583,9 +32807,9 @@
       <w:ind/>
     </w:pPr>
   </w:style>
-  <w:style w:type="paragraph" w:styleId="668">
+  <w:style w:type="paragraph" w:styleId="928">
     <w:name w:val="List Paragraph"/>
-    <w:basedOn w:val="664"/>
+    <w:basedOn w:val="924"/>
     <w:uiPriority w:val="34"/>
     <w:qFormat/>
     <w:pPr>
